--- a/Deployment Guide.docx
+++ b/Deployment Guide.docx
@@ -229,7 +229,6 @@
         </w:rPr>
         <w:t xml:space="preserve"> data into </w:t>
       </w:r>
-      <w:proofErr w:type="spellStart"/>
       <w:r>
         <w:rPr>
           <w:rFonts w:ascii="Arial" w:eastAsia="Times New Roman" w:hAnsi="Arial" w:cs="Arial"/>
@@ -241,7 +240,6 @@
         </w:rPr>
         <w:t>BigQuery</w:t>
       </w:r>
-      <w:proofErr w:type="spellEnd"/>
       <w:r>
         <w:rPr>
           <w:rFonts w:ascii="Arial" w:eastAsia="Times New Roman" w:hAnsi="Arial" w:cs="Arial"/>
@@ -345,7 +343,7 @@
           <w14:ligatures w14:val="none"/>
         </w:rPr>
         <w:pict w14:anchorId="5EAAE928">
-          <v:rect id="_x0000_i1043" style="width:0;height:1.5pt" o:hralign="center" o:hrstd="t" o:hr="t" fillcolor="#a0a0a0" stroked="f"/>
+          <v:rect id="_x0000_i1025" style="width:0;height:1.5pt" o:hralign="center" o:hrstd="t" o:hr="t" fillcolor="#a0a0a0" stroked="f"/>
         </w:pict>
       </w:r>
     </w:p>
@@ -618,31 +616,7 @@
           <w:lang w:eastAsia="en-IN"/>
           <w14:ligatures w14:val="none"/>
         </w:rPr>
-        <w:t>export PROJECT_ID=$(</w:t>
-      </w:r>
-      <w:proofErr w:type="spellStart"/>
-      <w:r>
-        <w:rPr>
-          <w:rFonts w:ascii="Arial" w:eastAsia="Times New Roman" w:hAnsi="Arial" w:cs="Arial"/>
-          <w:kern w:val="0"/>
-          <w:sz w:val="20"/>
-          <w:szCs w:val="20"/>
-          <w:lang w:eastAsia="en-IN"/>
-          <w14:ligatures w14:val="none"/>
-        </w:rPr>
-        <w:t>gcloud</w:t>
-      </w:r>
-      <w:proofErr w:type="spellEnd"/>
-      <w:r>
-        <w:rPr>
-          <w:rFonts w:ascii="Arial" w:eastAsia="Times New Roman" w:hAnsi="Arial" w:cs="Arial"/>
-          <w:kern w:val="0"/>
-          <w:sz w:val="20"/>
-          <w:szCs w:val="20"/>
-          <w:lang w:eastAsia="en-IN"/>
-          <w14:ligatures w14:val="none"/>
-        </w:rPr>
-        <w:t xml:space="preserve"> config get-value project)</w:t>
+        <w:t>export PROJECT_ID=$(gcloud config get-value project)</w:t>
       </w:r>
     </w:p>
     <w:p>
@@ -748,31 +722,7 @@
           <w:lang w:eastAsia="en-IN"/>
           <w14:ligatures w14:val="none"/>
         </w:rPr>
-        <w:t>export BUCKET_CODE="</w:t>
-      </w:r>
-      <w:proofErr w:type="spellStart"/>
-      <w:r>
-        <w:rPr>
-          <w:rFonts w:ascii="Arial" w:eastAsia="Times New Roman" w:hAnsi="Arial" w:cs="Arial"/>
-          <w:kern w:val="0"/>
-          <w:sz w:val="20"/>
-          <w:szCs w:val="20"/>
-          <w:lang w:eastAsia="en-IN"/>
-          <w14:ligatures w14:val="none"/>
-        </w:rPr>
-        <w:t>dag_tradeanalytics</w:t>
-      </w:r>
-      <w:proofErr w:type="spellEnd"/>
-      <w:r>
-        <w:rPr>
-          <w:rFonts w:ascii="Arial" w:eastAsia="Times New Roman" w:hAnsi="Arial" w:cs="Arial"/>
-          <w:kern w:val="0"/>
-          <w:sz w:val="20"/>
-          <w:szCs w:val="20"/>
-          <w:lang w:eastAsia="en-IN"/>
-          <w14:ligatures w14:val="none"/>
-        </w:rPr>
-        <w:t>"</w:t>
+        <w:t>export BUCKET_CODE="dag_tradeanalytics"</w:t>
       </w:r>
     </w:p>
     <w:p>
@@ -814,7 +764,7 @@
           <w:lang w:eastAsia="en-IN"/>
           <w14:ligatures w14:val="none"/>
         </w:rPr>
-        <w:t>export BUCKET_OUTPUT="trade-outputs-${PROJECT_ID}"</w:t>
+        <w:t>export SERVICE_ACCOUNT="dataflow-worker-sa"</w:t>
       </w:r>
     </w:p>
     <w:p>
@@ -847,41 +797,6 @@
           <w14:ligatures w14:val="none"/>
         </w:rPr>
       </w:pPr>
-      <w:r>
-        <w:rPr>
-          <w:rFonts w:ascii="Arial" w:eastAsia="Times New Roman" w:hAnsi="Arial" w:cs="Arial"/>
-          <w:kern w:val="0"/>
-          <w:sz w:val="20"/>
-          <w:szCs w:val="20"/>
-          <w:lang w:eastAsia="en-IN"/>
-          <w14:ligatures w14:val="none"/>
-        </w:rPr>
-        <w:t>export SERVICE_ACCOUNT="dataflow-worker-</w:t>
-      </w:r>
-      <w:proofErr w:type="spellStart"/>
-      <w:r>
-        <w:rPr>
-          <w:rFonts w:ascii="Arial" w:eastAsia="Times New Roman" w:hAnsi="Arial" w:cs="Arial"/>
-          <w:kern w:val="0"/>
-          <w:sz w:val="20"/>
-          <w:szCs w:val="20"/>
-          <w:lang w:eastAsia="en-IN"/>
-          <w14:ligatures w14:val="none"/>
-        </w:rPr>
-        <w:t>sa</w:t>
-      </w:r>
-      <w:proofErr w:type="spellEnd"/>
-      <w:r>
-        <w:rPr>
-          <w:rFonts w:ascii="Arial" w:eastAsia="Times New Roman" w:hAnsi="Arial" w:cs="Arial"/>
-          <w:kern w:val="0"/>
-          <w:sz w:val="20"/>
-          <w:szCs w:val="20"/>
-          <w:lang w:eastAsia="en-IN"/>
-          <w14:ligatures w14:val="none"/>
-        </w:rPr>
-        <w:t>"</w:t>
-      </w:r>
     </w:p>
     <w:p>
       <w:pPr>
@@ -913,6 +828,17 @@
           <w14:ligatures w14:val="none"/>
         </w:rPr>
       </w:pPr>
+      <w:r>
+        <w:rPr>
+          <w:rFonts w:ascii="Arial" w:eastAsia="Times New Roman" w:hAnsi="Arial" w:cs="Arial"/>
+          <w:kern w:val="0"/>
+          <w:sz w:val="20"/>
+          <w:szCs w:val="20"/>
+          <w:lang w:eastAsia="en-IN"/>
+          <w14:ligatures w14:val="none"/>
+        </w:rPr>
+        <w:t>echo "Project ID set to: $PROJECT_ID"</w:t>
+      </w:r>
     </w:p>
     <w:p>
       <w:pPr>
@@ -944,16 +870,50 @@
           <w14:ligatures w14:val="none"/>
         </w:rPr>
       </w:pPr>
-      <w:r>
-        <w:rPr>
-          <w:rFonts w:ascii="Arial" w:eastAsia="Times New Roman" w:hAnsi="Arial" w:cs="Arial"/>
-          <w:kern w:val="0"/>
-          <w:sz w:val="20"/>
-          <w:szCs w:val="20"/>
-          <w:lang w:eastAsia="en-IN"/>
-          <w14:ligatures w14:val="none"/>
-        </w:rPr>
-        <w:t>echo "Project ID set to: $PROJECT_ID"</w:t>
+    </w:p>
+    <w:p>
+      <w:pPr>
+        <w:spacing w:after="100" w:afterAutospacing="1" w:line="240" w:lineRule="auto"/>
+        <w:outlineLvl w:val="3"/>
+        <w:rPr>
+          <w:rFonts w:ascii="Arial" w:eastAsia="Times New Roman" w:hAnsi="Arial" w:cs="Arial"/>
+          <w:b/>
+          <w:bCs/>
+          <w:kern w:val="0"/>
+          <w:lang w:eastAsia="en-IN"/>
+          <w14:ligatures w14:val="none"/>
+        </w:rPr>
+      </w:pPr>
+      <w:r>
+        <w:rPr>
+          <w:rFonts w:ascii="Arial" w:eastAsia="Times New Roman" w:hAnsi="Arial" w:cs="Arial"/>
+          <w:b/>
+          <w:bCs/>
+          <w:kern w:val="0"/>
+          <w:lang w:eastAsia="en-IN"/>
+          <w14:ligatures w14:val="none"/>
+        </w:rPr>
+        <w:t>2. Enable Required Google Cloud APIs</w:t>
+      </w:r>
+    </w:p>
+    <w:p>
+      <w:pPr>
+        <w:spacing w:after="100" w:afterAutospacing="1" w:line="240" w:lineRule="auto"/>
+        <w:rPr>
+          <w:rFonts w:ascii="Arial" w:eastAsia="Times New Roman" w:hAnsi="Arial" w:cs="Arial"/>
+          <w:kern w:val="0"/>
+          <w:lang w:eastAsia="en-IN"/>
+          <w14:ligatures w14:val="none"/>
+        </w:rPr>
+      </w:pPr>
+      <w:r>
+        <w:rPr>
+          <w:rFonts w:ascii="Arial" w:eastAsia="Times New Roman" w:hAnsi="Arial" w:cs="Arial"/>
+          <w:kern w:val="0"/>
+          <w:lang w:eastAsia="en-IN"/>
+          <w14:ligatures w14:val="none"/>
+        </w:rPr>
+        <w:t>This turns on the necessary services.</w:t>
       </w:r>
     </w:p>
     <w:p>
@@ -986,50 +946,16 @@
           <w14:ligatures w14:val="none"/>
         </w:rPr>
       </w:pPr>
-    </w:p>
-    <w:p>
-      <w:pPr>
-        <w:spacing w:after="100" w:afterAutospacing="1" w:line="240" w:lineRule="auto"/>
-        <w:outlineLvl w:val="3"/>
-        <w:rPr>
-          <w:rFonts w:ascii="Arial" w:eastAsia="Times New Roman" w:hAnsi="Arial" w:cs="Arial"/>
-          <w:b/>
-          <w:bCs/>
-          <w:kern w:val="0"/>
-          <w:lang w:eastAsia="en-IN"/>
-          <w14:ligatures w14:val="none"/>
-        </w:rPr>
-      </w:pPr>
-      <w:r>
-        <w:rPr>
-          <w:rFonts w:ascii="Arial" w:eastAsia="Times New Roman" w:hAnsi="Arial" w:cs="Arial"/>
-          <w:b/>
-          <w:bCs/>
-          <w:kern w:val="0"/>
-          <w:lang w:eastAsia="en-IN"/>
-          <w14:ligatures w14:val="none"/>
-        </w:rPr>
-        <w:t>2. Enable Required Google Cloud APIs</w:t>
-      </w:r>
-    </w:p>
-    <w:p>
-      <w:pPr>
-        <w:spacing w:after="100" w:afterAutospacing="1" w:line="240" w:lineRule="auto"/>
-        <w:rPr>
-          <w:rFonts w:ascii="Arial" w:eastAsia="Times New Roman" w:hAnsi="Arial" w:cs="Arial"/>
-          <w:kern w:val="0"/>
-          <w:lang w:eastAsia="en-IN"/>
-          <w14:ligatures w14:val="none"/>
-        </w:rPr>
-      </w:pPr>
-      <w:r>
-        <w:rPr>
-          <w:rFonts w:ascii="Arial" w:eastAsia="Times New Roman" w:hAnsi="Arial" w:cs="Arial"/>
-          <w:kern w:val="0"/>
-          <w:lang w:eastAsia="en-IN"/>
-          <w14:ligatures w14:val="none"/>
-        </w:rPr>
-        <w:t>This turns on the necessary services.</w:t>
+      <w:r>
+        <w:rPr>
+          <w:rFonts w:ascii="Arial" w:eastAsia="Times New Roman" w:hAnsi="Arial" w:cs="Arial"/>
+          <w:kern w:val="0"/>
+          <w:sz w:val="20"/>
+          <w:szCs w:val="20"/>
+          <w:lang w:eastAsia="en-IN"/>
+          <w14:ligatures w14:val="none"/>
+        </w:rPr>
+        <w:t>gcloud services enable \</w:t>
       </w:r>
     </w:p>
     <w:p>
@@ -1062,29 +988,16 @@
           <w14:ligatures w14:val="none"/>
         </w:rPr>
       </w:pPr>
-      <w:proofErr w:type="spellStart"/>
-      <w:r>
-        <w:rPr>
-          <w:rFonts w:ascii="Arial" w:eastAsia="Times New Roman" w:hAnsi="Arial" w:cs="Arial"/>
-          <w:kern w:val="0"/>
-          <w:sz w:val="20"/>
-          <w:szCs w:val="20"/>
-          <w:lang w:eastAsia="en-IN"/>
-          <w14:ligatures w14:val="none"/>
-        </w:rPr>
-        <w:t>gcloud</w:t>
-      </w:r>
-      <w:proofErr w:type="spellEnd"/>
-      <w:r>
-        <w:rPr>
-          <w:rFonts w:ascii="Arial" w:eastAsia="Times New Roman" w:hAnsi="Arial" w:cs="Arial"/>
-          <w:kern w:val="0"/>
-          <w:sz w:val="20"/>
-          <w:szCs w:val="20"/>
-          <w:lang w:eastAsia="en-IN"/>
-          <w14:ligatures w14:val="none"/>
-        </w:rPr>
-        <w:t xml:space="preserve"> services enable \</w:t>
+      <w:r>
+        <w:rPr>
+          <w:rFonts w:ascii="Arial" w:eastAsia="Times New Roman" w:hAnsi="Arial" w:cs="Arial"/>
+          <w:kern w:val="0"/>
+          <w:sz w:val="20"/>
+          <w:szCs w:val="20"/>
+          <w:lang w:eastAsia="en-IN"/>
+          <w14:ligatures w14:val="none"/>
+        </w:rPr>
+        <w:t xml:space="preserve">    dataflow.googleapis.com \</w:t>
       </w:r>
     </w:p>
     <w:p>
@@ -1126,7 +1039,7 @@
           <w:lang w:eastAsia="en-IN"/>
           <w14:ligatures w14:val="none"/>
         </w:rPr>
-        <w:t xml:space="preserve">    dataflow.googleapis.com \</w:t>
+        <w:t xml:space="preserve">    composer.googleapis.com \</w:t>
       </w:r>
     </w:p>
     <w:p>
@@ -1168,7 +1081,7 @@
           <w:lang w:eastAsia="en-IN"/>
           <w14:ligatures w14:val="none"/>
         </w:rPr>
-        <w:t xml:space="preserve">    composer.googleapis.com \</w:t>
+        <w:t xml:space="preserve">    cloudfunctions.googleapis.com \</w:t>
       </w:r>
     </w:p>
     <w:p>
@@ -1210,7 +1123,7 @@
           <w:lang w:eastAsia="en-IN"/>
           <w14:ligatures w14:val="none"/>
         </w:rPr>
-        <w:t xml:space="preserve">    cloudfunctions.googleapis.com \</w:t>
+        <w:t xml:space="preserve">    pubsub.googleapis.com \</w:t>
       </w:r>
     </w:p>
     <w:p>
@@ -1252,7 +1165,7 @@
           <w:lang w:eastAsia="en-IN"/>
           <w14:ligatures w14:val="none"/>
         </w:rPr>
-        <w:t xml:space="preserve">    pubsub.googleapis.com \</w:t>
+        <w:t xml:space="preserve">    bigquery.googleapis.com \</w:t>
       </w:r>
     </w:p>
     <w:p>
@@ -1294,7 +1207,7 @@
           <w:lang w:eastAsia="en-IN"/>
           <w14:ligatures w14:val="none"/>
         </w:rPr>
-        <w:t xml:space="preserve">    bigquery.googleapis.com \</w:t>
+        <w:t xml:space="preserve">    storage.googleapis.com \</w:t>
       </w:r>
     </w:p>
     <w:p>
@@ -1336,7 +1249,7 @@
           <w:lang w:eastAsia="en-IN"/>
           <w14:ligatures w14:val="none"/>
         </w:rPr>
-        <w:t xml:space="preserve">    storage.googleapis.com \</w:t>
+        <w:t xml:space="preserve">    run.googleapis.com \</w:t>
       </w:r>
     </w:p>
     <w:p>
@@ -1378,7 +1291,7 @@
           <w:lang w:eastAsia="en-IN"/>
           <w14:ligatures w14:val="none"/>
         </w:rPr>
-        <w:t xml:space="preserve">    run.googleapis.com \</w:t>
+        <w:t xml:space="preserve">    eventarc.googleapis.com \</w:t>
       </w:r>
     </w:p>
     <w:p>
@@ -1420,7 +1333,937 @@
           <w:lang w:eastAsia="en-IN"/>
           <w14:ligatures w14:val="none"/>
         </w:rPr>
-        <w:t xml:space="preserve">    eventarc.googleapis.com \</w:t>
+        <w:t xml:space="preserve">    cloudbuild.googleapis.com</w:t>
+      </w:r>
+    </w:p>
+    <w:p>
+      <w:pPr>
+        <w:spacing w:after="0" w:line="240" w:lineRule="auto"/>
+        <w:rPr>
+          <w:rFonts w:ascii="Arial" w:eastAsia="Times New Roman" w:hAnsi="Arial" w:cs="Arial"/>
+          <w:kern w:val="0"/>
+          <w:lang w:eastAsia="en-IN"/>
+          <w14:ligatures w14:val="none"/>
+        </w:rPr>
+      </w:pPr>
+      <w:r>
+        <w:rPr>
+          <w:rFonts w:ascii="Times New Roman" w:eastAsia="Times New Roman" w:hAnsi="Times New Roman" w:cs="Times New Roman"/>
+          <w:kern w:val="0"/>
+          <w:lang w:eastAsia="en-IN"/>
+          <w14:ligatures w14:val="none"/>
+        </w:rPr>
+        <w:pict w14:anchorId="5DBF7C2C">
+          <v:rect id="_x0000_i1026" style="width:0;height:1.5pt" o:hralign="center" o:hrstd="t" o:hr="t" fillcolor="#a0a0a0" stroked="f"/>
+        </w:pict>
+      </w:r>
+    </w:p>
+    <w:p>
+      <w:pPr>
+        <w:spacing w:after="100" w:afterAutospacing="1" w:line="240" w:lineRule="auto"/>
+        <w:outlineLvl w:val="2"/>
+        <w:rPr>
+          <w:rFonts w:ascii="Arial" w:eastAsia="Times New Roman" w:hAnsi="Arial" w:cs="Arial"/>
+          <w:b/>
+          <w:bCs/>
+          <w:kern w:val="0"/>
+          <w:sz w:val="27"/>
+          <w:szCs w:val="27"/>
+          <w:lang w:eastAsia="en-IN"/>
+          <w14:ligatures w14:val="none"/>
+        </w:rPr>
+      </w:pPr>
+      <w:r>
+        <w:rPr>
+          <w:rFonts w:ascii="Arial" w:eastAsia="Times New Roman" w:hAnsi="Arial" w:cs="Arial"/>
+          <w:b/>
+          <w:bCs/>
+          <w:kern w:val="0"/>
+          <w:sz w:val="27"/>
+          <w:szCs w:val="27"/>
+          <w:lang w:eastAsia="en-IN"/>
+          <w14:ligatures w14:val="none"/>
+        </w:rPr>
+        <w:t>Phase 2: Create Infrastructure</w:t>
+      </w:r>
+    </w:p>
+    <w:p>
+      <w:pPr>
+        <w:spacing w:after="100" w:afterAutospacing="1" w:line="240" w:lineRule="auto"/>
+        <w:outlineLvl w:val="3"/>
+        <w:rPr>
+          <w:rFonts w:ascii="Arial" w:eastAsia="Times New Roman" w:hAnsi="Arial" w:cs="Arial"/>
+          <w:b/>
+          <w:bCs/>
+          <w:kern w:val="0"/>
+          <w:lang w:eastAsia="en-IN"/>
+          <w14:ligatures w14:val="none"/>
+        </w:rPr>
+      </w:pPr>
+      <w:r>
+        <w:rPr>
+          <w:rFonts w:ascii="Arial" w:eastAsia="Times New Roman" w:hAnsi="Arial" w:cs="Arial"/>
+          <w:b/>
+          <w:bCs/>
+          <w:kern w:val="0"/>
+          <w:lang w:eastAsia="en-IN"/>
+          <w14:ligatures w14:val="none"/>
+        </w:rPr>
+        <w:lastRenderedPageBreak/>
+        <w:t>1.1</w:t>
+      </w:r>
+      <w:r>
+        <w:rPr>
+          <w:rFonts w:ascii="Arial" w:eastAsia="Times New Roman" w:hAnsi="Arial" w:cs="Arial"/>
+          <w:b/>
+          <w:bCs/>
+          <w:kern w:val="0"/>
+          <w:lang w:eastAsia="en-IN"/>
+          <w14:ligatures w14:val="none"/>
+        </w:rPr>
+        <w:t xml:space="preserve"> Create Storage Buckets</w:t>
+      </w:r>
+    </w:p>
+    <w:p>
+      <w:pPr>
+        <w:spacing w:after="100" w:afterAutospacing="1" w:line="240" w:lineRule="auto"/>
+        <w:rPr>
+          <w:rFonts w:ascii="Arial" w:eastAsia="Times New Roman" w:hAnsi="Arial" w:cs="Arial"/>
+          <w:kern w:val="0"/>
+          <w:lang w:eastAsia="en-IN"/>
+          <w14:ligatures w14:val="none"/>
+        </w:rPr>
+      </w:pPr>
+      <w:r>
+        <w:rPr>
+          <w:rFonts w:ascii="Arial" w:eastAsia="Times New Roman" w:hAnsi="Arial" w:cs="Arial"/>
+          <w:kern w:val="0"/>
+          <w:lang w:eastAsia="en-IN"/>
+          <w14:ligatures w14:val="none"/>
+        </w:rPr>
+        <w:t>We need buckets for code, outputs, and processing archives.</w:t>
+      </w:r>
+    </w:p>
+    <w:p>
+      <w:pPr>
+        <w:spacing w:after="0" w:line="240" w:lineRule="auto"/>
+        <w:outlineLvl w:val="3"/>
+        <w:rPr>
+          <w:rFonts w:cstheme="minorHAnsi"/>
+        </w:rPr>
+      </w:pPr>
+      <w:r>
+        <w:rPr>
+          <w:rStyle w:val="hljs-comment"/>
+          <w:rFonts w:cstheme="minorHAnsi"/>
+        </w:rPr>
+        <w:t># 1. Assign the values to shell variables</w:t>
+      </w:r>
+      <w:r>
+        <w:rPr>
+          <w:rFonts w:cstheme="minorHAnsi"/>
+        </w:rPr>
+        <w:t xml:space="preserve"> </w:t>
+      </w:r>
+    </w:p>
+    <w:p>
+      <w:pPr>
+        <w:spacing w:after="0" w:line="240" w:lineRule="auto"/>
+        <w:outlineLvl w:val="3"/>
+        <w:rPr>
+          <w:rFonts w:cstheme="minorHAnsi"/>
+        </w:rPr>
+      </w:pPr>
+      <w:r>
+        <w:rPr>
+          <w:rFonts w:cstheme="minorHAnsi"/>
+        </w:rPr>
+        <w:t>PROJECT_ID</w:t>
+      </w:r>
+      <w:r>
+        <w:rPr>
+          <w:rFonts w:cstheme="minorHAnsi"/>
+        </w:rPr>
+        <w:t xml:space="preserve"> </w:t>
+      </w:r>
+      <w:r>
+        <w:rPr>
+          <w:rFonts w:cstheme="minorHAnsi"/>
+        </w:rPr>
+        <w:t>=</w:t>
+      </w:r>
+      <w:r>
+        <w:rPr>
+          <w:rFonts w:cstheme="minorHAnsi"/>
+        </w:rPr>
+        <w:t xml:space="preserve"> ”[your_project_id]”</w:t>
+      </w:r>
+      <w:r>
+        <w:rPr>
+          <w:rFonts w:cstheme="minorHAnsi"/>
+        </w:rPr>
+        <w:t xml:space="preserve"> </w:t>
+      </w:r>
+    </w:p>
+    <w:p>
+      <w:pPr>
+        <w:spacing w:after="0" w:line="240" w:lineRule="auto"/>
+        <w:outlineLvl w:val="3"/>
+        <w:rPr>
+          <w:rStyle w:val="hljs-string"/>
+          <w:rFonts w:cstheme="minorHAnsi"/>
+        </w:rPr>
+      </w:pPr>
+      <w:r>
+        <w:rPr>
+          <w:rFonts w:cstheme="minorHAnsi"/>
+        </w:rPr>
+        <w:t>REGION</w:t>
+      </w:r>
+      <w:r>
+        <w:rPr>
+          <w:rFonts w:cstheme="minorHAnsi"/>
+        </w:rPr>
+        <w:t xml:space="preserve"> </w:t>
+      </w:r>
+      <w:r>
+        <w:rPr>
+          <w:rFonts w:cstheme="minorHAnsi"/>
+        </w:rPr>
+        <w:t>=</w:t>
+      </w:r>
+      <w:r>
+        <w:rPr>
+          <w:rFonts w:cstheme="minorHAnsi"/>
+        </w:rPr>
+        <w:t xml:space="preserve"> </w:t>
+      </w:r>
+      <w:r>
+        <w:rPr>
+          <w:rStyle w:val="hljs-string"/>
+          <w:rFonts w:cstheme="minorHAnsi"/>
+        </w:rPr>
+        <w:t>"</w:t>
+      </w:r>
+      <w:r>
+        <w:rPr>
+          <w:rStyle w:val="hljs-string"/>
+          <w:rFonts w:cstheme="minorHAnsi"/>
+        </w:rPr>
+        <w:t>[your_region]</w:t>
+      </w:r>
+      <w:r>
+        <w:rPr>
+          <w:rStyle w:val="hljs-string"/>
+          <w:rFonts w:cstheme="minorHAnsi"/>
+        </w:rPr>
+        <w:t>"</w:t>
+      </w:r>
+    </w:p>
+    <w:p>
+      <w:pPr>
+        <w:spacing w:after="0" w:line="240" w:lineRule="auto"/>
+        <w:outlineLvl w:val="3"/>
+        <w:rPr>
+          <w:rStyle w:val="hljs-comment"/>
+          <w:rFonts w:cstheme="minorHAnsi"/>
+        </w:rPr>
+      </w:pPr>
+    </w:p>
+    <w:p>
+      <w:pPr>
+        <w:spacing w:after="0" w:line="240" w:lineRule="auto"/>
+        <w:outlineLvl w:val="3"/>
+        <w:rPr>
+          <w:rStyle w:val="hljs-comment"/>
+          <w:rFonts w:cstheme="minorHAnsi"/>
+        </w:rPr>
+      </w:pPr>
+      <w:r>
+        <w:rPr>
+          <w:rStyle w:val="hljs-comment"/>
+          <w:rFonts w:cstheme="minorHAnsi"/>
+        </w:rPr>
+        <w:t xml:space="preserve"># 2. Print them to verify they are set </w:t>
+      </w:r>
+    </w:p>
+    <w:p>
+      <w:pPr>
+        <w:spacing w:after="0" w:line="240" w:lineRule="auto"/>
+        <w:outlineLvl w:val="3"/>
+        <w:rPr>
+          <w:rStyle w:val="hljs-comment"/>
+          <w:rFonts w:cstheme="minorHAnsi"/>
+        </w:rPr>
+      </w:pPr>
+      <w:r>
+        <w:rPr>
+          <w:rStyle w:val="hljs-comment"/>
+          <w:rFonts w:cstheme="minorHAnsi"/>
+        </w:rPr>
+        <w:t xml:space="preserve">echo "Project: $PROJECT_ID" </w:t>
+      </w:r>
+    </w:p>
+    <w:p>
+      <w:pPr>
+        <w:spacing w:after="0" w:line="240" w:lineRule="auto"/>
+        <w:outlineLvl w:val="3"/>
+        <w:rPr>
+          <w:rStyle w:val="hljs-comment"/>
+          <w:rFonts w:cstheme="minorHAnsi"/>
+        </w:rPr>
+      </w:pPr>
+      <w:r>
+        <w:rPr>
+          <w:rStyle w:val="hljs-comment"/>
+          <w:rFonts w:cstheme="minorHAnsi"/>
+        </w:rPr>
+        <w:t>echo "Region: $REGION"</w:t>
+      </w:r>
+    </w:p>
+    <w:p>
+      <w:pPr>
+        <w:spacing w:after="0" w:line="240" w:lineRule="auto"/>
+        <w:outlineLvl w:val="3"/>
+        <w:rPr>
+          <w:rStyle w:val="hljs-comment"/>
+          <w:rFonts w:cstheme="minorHAnsi"/>
+        </w:rPr>
+      </w:pPr>
+    </w:p>
+    <w:p>
+      <w:pPr>
+        <w:spacing w:after="0" w:line="240" w:lineRule="auto"/>
+        <w:outlineLvl w:val="3"/>
+        <w:rPr>
+          <w:rFonts w:cstheme="minorHAnsi"/>
+        </w:rPr>
+      </w:pPr>
+      <w:r>
+        <w:rPr>
+          <w:rStyle w:val="hljs-comment"/>
+          <w:rFonts w:cstheme="minorHAnsi"/>
+        </w:rPr>
+        <w:t xml:space="preserve"># 3. </w:t>
+      </w:r>
+      <w:r>
+        <w:rPr>
+          <w:rStyle w:val="hljs-comment"/>
+          <w:rFonts w:cstheme="minorHAnsi"/>
+        </w:rPr>
+        <w:t>C</w:t>
+      </w:r>
+      <w:r>
+        <w:rPr>
+          <w:rStyle w:val="hljs-comment"/>
+          <w:rFonts w:cstheme="minorHAnsi"/>
+        </w:rPr>
+        <w:t>reate the bucket</w:t>
+      </w:r>
+      <w:r>
+        <w:rPr>
+          <w:rFonts w:cstheme="minorHAnsi"/>
+        </w:rPr>
+        <w:t xml:space="preserve"> </w:t>
+      </w:r>
+    </w:p>
+    <w:p>
+      <w:pPr>
+        <w:spacing w:after="0" w:line="240" w:lineRule="auto"/>
+        <w:outlineLvl w:val="3"/>
+        <w:rPr>
+          <w:rStyle w:val="hljs-variable"/>
+          <w:rFonts w:cstheme="minorHAnsi"/>
+        </w:rPr>
+      </w:pPr>
+      <w:r>
+        <w:rPr>
+          <w:rFonts w:cstheme="minorHAnsi"/>
+        </w:rPr>
+        <w:t>gcloud storage buckets create gs://</w:t>
+      </w:r>
+      <w:r>
+        <w:rPr>
+          <w:rStyle w:val="hljs-variable"/>
+          <w:rFonts w:cstheme="minorHAnsi"/>
+        </w:rPr>
+        <w:t>${PROJECT_ID}</w:t>
+      </w:r>
+      <w:r>
+        <w:rPr>
+          <w:rFonts w:cstheme="minorHAnsi"/>
+        </w:rPr>
+        <w:t>-archive  --project=</w:t>
+      </w:r>
+      <w:r>
+        <w:rPr>
+          <w:rStyle w:val="hljs-variable"/>
+          <w:rFonts w:cstheme="minorHAnsi"/>
+        </w:rPr>
+        <w:t>${PROJECT_ID}</w:t>
+      </w:r>
+      <w:r>
+        <w:rPr>
+          <w:rFonts w:cstheme="minorHAnsi"/>
+        </w:rPr>
+        <w:t xml:space="preserve">  --location=</w:t>
+      </w:r>
+      <w:r>
+        <w:rPr>
+          <w:rStyle w:val="hljs-variable"/>
+          <w:rFonts w:cstheme="minorHAnsi"/>
+        </w:rPr>
+        <w:t>${REGION}</w:t>
+      </w:r>
+    </w:p>
+    <w:p>
+      <w:pPr>
+        <w:spacing w:after="0" w:line="240" w:lineRule="auto"/>
+        <w:outlineLvl w:val="3"/>
+        <w:rPr>
+          <w:rStyle w:val="hljs-variable"/>
+          <w:rFonts w:cstheme="minorHAnsi"/>
+        </w:rPr>
+      </w:pPr>
+    </w:p>
+    <w:p>
+      <w:pPr>
+        <w:spacing w:after="0" w:line="240" w:lineRule="auto"/>
+        <w:outlineLvl w:val="3"/>
+        <w:rPr>
+          <w:rStyle w:val="hljs-variable"/>
+          <w:rFonts w:cstheme="minorHAnsi"/>
+        </w:rPr>
+      </w:pPr>
+      <w:r>
+        <w:rPr>
+          <w:rFonts w:cstheme="minorHAnsi"/>
+        </w:rPr>
+        <w:t>gcloud storage buckets create gs://</w:t>
+      </w:r>
+      <w:r>
+        <w:rPr>
+          <w:rStyle w:val="hljs-variable"/>
+          <w:rFonts w:cstheme="minorHAnsi"/>
+        </w:rPr>
+        <w:t>${PROJECT_ID}</w:t>
+      </w:r>
+      <w:r>
+        <w:rPr>
+          <w:rFonts w:cstheme="minorHAnsi"/>
+        </w:rPr>
+        <w:t>-error  --project=</w:t>
+      </w:r>
+      <w:r>
+        <w:rPr>
+          <w:rStyle w:val="hljs-variable"/>
+          <w:rFonts w:cstheme="minorHAnsi"/>
+        </w:rPr>
+        <w:t>${PROJECT_ID}</w:t>
+      </w:r>
+      <w:r>
+        <w:rPr>
+          <w:rFonts w:cstheme="minorHAnsi"/>
+        </w:rPr>
+        <w:t xml:space="preserve">  --location=</w:t>
+      </w:r>
+      <w:r>
+        <w:rPr>
+          <w:rStyle w:val="hljs-variable"/>
+          <w:rFonts w:cstheme="minorHAnsi"/>
+        </w:rPr>
+        <w:t>${REGION}</w:t>
+      </w:r>
+    </w:p>
+    <w:p>
+      <w:pPr>
+        <w:spacing w:after="0" w:line="240" w:lineRule="auto"/>
+        <w:outlineLvl w:val="3"/>
+        <w:rPr>
+          <w:rStyle w:val="hljs-variable"/>
+          <w:rFonts w:cstheme="minorHAnsi"/>
+        </w:rPr>
+      </w:pPr>
+    </w:p>
+    <w:p>
+      <w:pPr>
+        <w:spacing w:after="0" w:line="240" w:lineRule="auto"/>
+        <w:outlineLvl w:val="3"/>
+        <w:rPr>
+          <w:rStyle w:val="hljs-variable"/>
+          <w:rFonts w:cstheme="minorHAnsi"/>
+        </w:rPr>
+      </w:pPr>
+      <w:r>
+        <w:rPr>
+          <w:rFonts w:cstheme="minorHAnsi"/>
+        </w:rPr>
+        <w:t>gcloud storage buckets create gs://</w:t>
+      </w:r>
+      <w:r>
+        <w:rPr>
+          <w:rStyle w:val="hljs-variable"/>
+          <w:rFonts w:cstheme="minorHAnsi"/>
+        </w:rPr>
+        <w:t>${PROJECT_ID}</w:t>
+      </w:r>
+      <w:r>
+        <w:rPr>
+          <w:rFonts w:cstheme="minorHAnsi"/>
+        </w:rPr>
+        <w:t>-</w:t>
+      </w:r>
+      <w:r>
+        <w:rPr>
+          <w:rFonts w:cstheme="minorHAnsi"/>
+        </w:rPr>
+        <w:t>land-valid-trades</w:t>
+      </w:r>
+      <w:r>
+        <w:rPr>
+          <w:rFonts w:cstheme="minorHAnsi"/>
+        </w:rPr>
+        <w:t xml:space="preserve">  --project=</w:t>
+      </w:r>
+      <w:r>
+        <w:rPr>
+          <w:rStyle w:val="hljs-variable"/>
+          <w:rFonts w:cstheme="minorHAnsi"/>
+        </w:rPr>
+        <w:t>${PROJECT_ID}</w:t>
+      </w:r>
+      <w:r>
+        <w:rPr>
+          <w:rFonts w:cstheme="minorHAnsi"/>
+        </w:rPr>
+        <w:t xml:space="preserve">  --location=</w:t>
+      </w:r>
+      <w:r>
+        <w:rPr>
+          <w:rStyle w:val="hljs-variable"/>
+          <w:rFonts w:cstheme="minorHAnsi"/>
+        </w:rPr>
+        <w:t>${REGION}</w:t>
+      </w:r>
+    </w:p>
+    <w:p>
+      <w:pPr>
+        <w:spacing w:after="0" w:line="240" w:lineRule="auto"/>
+        <w:outlineLvl w:val="3"/>
+        <w:rPr>
+          <w:rStyle w:val="hljs-variable"/>
+          <w:rFonts w:cstheme="minorHAnsi"/>
+        </w:rPr>
+      </w:pPr>
+    </w:p>
+    <w:p>
+      <w:pPr>
+        <w:spacing w:after="0" w:line="240" w:lineRule="auto"/>
+        <w:outlineLvl w:val="3"/>
+        <w:rPr>
+          <w:rStyle w:val="hljs-variable"/>
+          <w:rFonts w:cstheme="minorHAnsi"/>
+        </w:rPr>
+      </w:pPr>
+      <w:r>
+        <w:rPr>
+          <w:rFonts w:cstheme="minorHAnsi"/>
+        </w:rPr>
+        <w:t>gcloud storage buckets create gs://</w:t>
+      </w:r>
+      <w:r>
+        <w:rPr>
+          <w:rStyle w:val="hljs-variable"/>
+          <w:rFonts w:cstheme="minorHAnsi"/>
+        </w:rPr>
+        <w:t>${PROJECT_ID}</w:t>
+      </w:r>
+      <w:r>
+        <w:rPr>
+          <w:rFonts w:cstheme="minorHAnsi"/>
+        </w:rPr>
+        <w:t>-</w:t>
+      </w:r>
+      <w:r>
+        <w:rPr>
+          <w:rFonts w:cstheme="minorHAnsi"/>
+        </w:rPr>
+        <w:t>land-rejected-trades</w:t>
+      </w:r>
+      <w:r>
+        <w:rPr>
+          <w:rFonts w:cstheme="minorHAnsi"/>
+        </w:rPr>
+        <w:t xml:space="preserve">  --project=</w:t>
+      </w:r>
+      <w:r>
+        <w:rPr>
+          <w:rStyle w:val="hljs-variable"/>
+          <w:rFonts w:cstheme="minorHAnsi"/>
+        </w:rPr>
+        <w:t>${PROJECT_ID}</w:t>
+      </w:r>
+      <w:r>
+        <w:rPr>
+          <w:rFonts w:cstheme="minorHAnsi"/>
+        </w:rPr>
+        <w:t xml:space="preserve">  --location=</w:t>
+      </w:r>
+      <w:r>
+        <w:rPr>
+          <w:rStyle w:val="hljs-variable"/>
+          <w:rFonts w:cstheme="minorHAnsi"/>
+        </w:rPr>
+        <w:t>${REGION}</w:t>
+      </w:r>
+    </w:p>
+    <w:p>
+      <w:pPr>
+        <w:spacing w:after="0" w:line="240" w:lineRule="auto"/>
+        <w:outlineLvl w:val="3"/>
+        <w:rPr>
+          <w:rStyle w:val="hljs-comment"/>
+        </w:rPr>
+      </w:pPr>
+    </w:p>
+    <w:p>
+      <w:pPr>
+        <w:spacing w:after="0" w:line="240" w:lineRule="auto"/>
+        <w:outlineLvl w:val="3"/>
+        <w:rPr>
+          <w:rStyle w:val="hljs-comment"/>
+        </w:rPr>
+      </w:pPr>
+    </w:p>
+    <w:p>
+      <w:pPr>
+        <w:spacing w:after="100" w:afterAutospacing="1" w:line="240" w:lineRule="auto"/>
+        <w:outlineLvl w:val="3"/>
+        <w:rPr>
+          <w:rFonts w:ascii="Arial" w:eastAsia="Times New Roman" w:hAnsi="Arial" w:cs="Arial"/>
+          <w:b/>
+          <w:bCs/>
+          <w:kern w:val="0"/>
+          <w:lang w:eastAsia="en-IN"/>
+          <w14:ligatures w14:val="none"/>
+        </w:rPr>
+      </w:pPr>
+      <w:r>
+        <w:rPr>
+          <w:rFonts w:ascii="Arial" w:eastAsia="Times New Roman" w:hAnsi="Arial" w:cs="Arial"/>
+          <w:b/>
+          <w:bCs/>
+          <w:kern w:val="0"/>
+          <w:lang w:eastAsia="en-IN"/>
+          <w14:ligatures w14:val="none"/>
+        </w:rPr>
+        <w:t>Provide below access on the buckets:</w:t>
+      </w:r>
+    </w:p>
+    <w:p>
+      <w:pPr>
+        <w:spacing w:after="100" w:afterAutospacing="1" w:line="240" w:lineRule="auto"/>
+        <w:outlineLvl w:val="3"/>
+        <w:rPr>
+          <w:rFonts w:eastAsia="Times New Roman" w:cstheme="minorHAnsi"/>
+          <w:kern w:val="0"/>
+          <w:lang w:eastAsia="en-IN"/>
+          <w14:ligatures w14:val="none"/>
+        </w:rPr>
+      </w:pPr>
+      <w:r>
+        <w:rPr>
+          <w:rFonts w:eastAsia="Times New Roman" w:cstheme="minorHAnsi"/>
+          <w:kern w:val="0"/>
+          <w:lang w:eastAsia="en-IN"/>
+          <w14:ligatures w14:val="none"/>
+        </w:rPr>
+        <w:t>Below command will return the service account</w:t>
+      </w:r>
+    </w:p>
+    <w:p>
+      <w:pPr>
+        <w:spacing w:after="100" w:afterAutospacing="1" w:line="240" w:lineRule="auto"/>
+        <w:outlineLvl w:val="3"/>
+        <w:rPr>
+          <w:rFonts w:eastAsia="Times New Roman" w:cstheme="minorHAnsi"/>
+          <w:kern w:val="0"/>
+          <w:lang w:eastAsia="en-IN"/>
+          <w14:ligatures w14:val="none"/>
+        </w:rPr>
+      </w:pPr>
+      <w:r>
+        <w:rPr>
+          <w:rFonts w:eastAsia="Times New Roman" w:cstheme="minorHAnsi"/>
+          <w:kern w:val="0"/>
+          <w:lang w:eastAsia="en-IN"/>
+          <w14:ligatures w14:val="none"/>
+        </w:rPr>
+        <w:t>gcloud run services list --format="table(metadata.name,region,spec.template.spec.serviceAccountName)"</w:t>
+      </w:r>
+    </w:p>
+    <w:p>
+      <w:pPr>
+        <w:spacing w:after="100" w:afterAutospacing="1" w:line="240" w:lineRule="auto"/>
+        <w:outlineLvl w:val="3"/>
+        <w:rPr>
+          <w:rFonts w:eastAsia="Times New Roman" w:cstheme="minorHAnsi"/>
+          <w:kern w:val="0"/>
+          <w:lang w:eastAsia="en-IN"/>
+          <w14:ligatures w14:val="none"/>
+        </w:rPr>
+      </w:pPr>
+      <w:r>
+        <w:rPr>
+          <w:rFonts w:eastAsia="Times New Roman" w:cstheme="minorHAnsi"/>
+          <w:kern w:val="0"/>
+          <w:lang w:eastAsia="en-IN"/>
+          <w14:ligatures w14:val="none"/>
+        </w:rPr>
+        <w:t>Provide object admin access on the storage account returned by the above command.</w:t>
+      </w:r>
+    </w:p>
+    <w:p>
+      <w:pPr>
+        <w:spacing w:after="100" w:afterAutospacing="1" w:line="240" w:lineRule="auto"/>
+        <w:outlineLvl w:val="3"/>
+        <w:rPr>
+          <w:rFonts w:eastAsia="Times New Roman" w:cstheme="minorHAnsi"/>
+          <w:kern w:val="0"/>
+          <w:lang w:eastAsia="en-IN"/>
+          <w14:ligatures w14:val="none"/>
+        </w:rPr>
+      </w:pPr>
+      <w:r>
+        <w:rPr>
+          <w:rFonts w:eastAsia="Times New Roman" w:cstheme="minorHAnsi"/>
+          <w:kern w:val="0"/>
+          <w:lang w:eastAsia="en-IN"/>
+          <w14:ligatures w14:val="none"/>
+        </w:rPr>
+        <w:t>gcloud storage buckets add-iam-policy-binding gs://</w:t>
+      </w:r>
+      <w:r>
+        <w:rPr>
+          <w:rStyle w:val="hljs-variable"/>
+        </w:rPr>
+        <w:t xml:space="preserve"> </w:t>
+      </w:r>
+      <w:r>
+        <w:rPr>
+          <w:rStyle w:val="hljs-variable"/>
+        </w:rPr>
+        <w:t>${PROJECT_ID}</w:t>
+      </w:r>
+      <w:r>
+        <w:rPr>
+          <w:rFonts w:eastAsia="Times New Roman" w:cstheme="minorHAnsi"/>
+          <w:kern w:val="0"/>
+          <w:lang w:eastAsia="en-IN"/>
+          <w14:ligatures w14:val="none"/>
+        </w:rPr>
+        <w:t>-archive --member="</w:t>
+      </w:r>
+      <w:r>
+        <w:rPr>
+          <w:rFonts w:eastAsia="Times New Roman" w:cstheme="minorHAnsi"/>
+          <w:kern w:val="0"/>
+          <w:lang w:eastAsia="en-IN"/>
+          <w14:ligatures w14:val="none"/>
+        </w:rPr>
+        <w:t>[SA returned by the above command]</w:t>
+      </w:r>
+      <w:r>
+        <w:rPr>
+          <w:rFonts w:eastAsia="Times New Roman" w:cstheme="minorHAnsi"/>
+          <w:kern w:val="0"/>
+          <w:lang w:eastAsia="en-IN"/>
+          <w14:ligatures w14:val="none"/>
+        </w:rPr>
+        <w:t>@developer.gserviceaccount.com" --role="roles/storage.objectAdmin"</w:t>
+      </w:r>
+    </w:p>
+    <w:p>
+      <w:pPr>
+        <w:spacing w:after="100" w:afterAutospacing="1" w:line="240" w:lineRule="auto"/>
+        <w:outlineLvl w:val="3"/>
+        <w:rPr>
+          <w:rFonts w:eastAsia="Times New Roman" w:cstheme="minorHAnsi"/>
+          <w:kern w:val="0"/>
+          <w:lang w:eastAsia="en-IN"/>
+          <w14:ligatures w14:val="none"/>
+        </w:rPr>
+      </w:pPr>
+      <w:r>
+        <w:rPr>
+          <w:rFonts w:eastAsia="Times New Roman" w:cstheme="minorHAnsi"/>
+          <w:kern w:val="0"/>
+          <w:lang w:eastAsia="en-IN"/>
+          <w14:ligatures w14:val="none"/>
+        </w:rPr>
+        <w:t>gcloud storage buckets add-iam-policy-binding gs://</w:t>
+      </w:r>
+      <w:r>
+        <w:rPr>
+          <w:rStyle w:val="hljs-variable"/>
+        </w:rPr>
+        <w:t xml:space="preserve"> </w:t>
+      </w:r>
+      <w:r>
+        <w:rPr>
+          <w:rStyle w:val="hljs-variable"/>
+        </w:rPr>
+        <w:t>${PROJECT_ID}</w:t>
+      </w:r>
+      <w:r>
+        <w:rPr>
+          <w:rFonts w:eastAsia="Times New Roman" w:cstheme="minorHAnsi"/>
+          <w:kern w:val="0"/>
+          <w:lang w:eastAsia="en-IN"/>
+          <w14:ligatures w14:val="none"/>
+        </w:rPr>
+        <w:t>-error --member="[SA returned by the above command]@developer.gserviceaccount.com" --role="roles/storage.objectAdmin"</w:t>
+      </w:r>
+    </w:p>
+    <w:p>
+      <w:pPr>
+        <w:spacing w:after="100" w:afterAutospacing="1" w:line="240" w:lineRule="auto"/>
+        <w:outlineLvl w:val="3"/>
+        <w:rPr>
+          <w:rFonts w:eastAsia="Times New Roman" w:cstheme="minorHAnsi"/>
+          <w:kern w:val="0"/>
+          <w:lang w:eastAsia="en-IN"/>
+          <w14:ligatures w14:val="none"/>
+        </w:rPr>
+      </w:pPr>
+      <w:r>
+        <w:rPr>
+          <w:rFonts w:eastAsia="Times New Roman" w:cstheme="minorHAnsi"/>
+          <w:kern w:val="0"/>
+          <w:lang w:eastAsia="en-IN"/>
+          <w14:ligatures w14:val="none"/>
+        </w:rPr>
+        <w:t>gcloud storage buckets add-iam-policy-binding gs://</w:t>
+      </w:r>
+      <w:r>
+        <w:rPr>
+          <w:rStyle w:val="hljs-variable"/>
+        </w:rPr>
+        <w:t xml:space="preserve"> </w:t>
+      </w:r>
+      <w:r>
+        <w:rPr>
+          <w:rStyle w:val="hljs-variable"/>
+        </w:rPr>
+        <w:t>${PROJECT_ID}</w:t>
+      </w:r>
+      <w:r>
+        <w:rPr>
+          <w:rFonts w:eastAsia="Times New Roman" w:cstheme="minorHAnsi"/>
+          <w:kern w:val="0"/>
+          <w:lang w:eastAsia="en-IN"/>
+          <w14:ligatures w14:val="none"/>
+        </w:rPr>
+        <w:t>-land-valid_trades --member="[SA returned by the above command]@developer.gserviceaccount.com" --role="roles/storage.objectAdmin"</w:t>
+      </w:r>
+    </w:p>
+    <w:p>
+      <w:pPr>
+        <w:spacing w:after="100" w:afterAutospacing="1" w:line="240" w:lineRule="auto"/>
+        <w:outlineLvl w:val="3"/>
+        <w:rPr>
+          <w:rFonts w:eastAsia="Times New Roman" w:cstheme="minorHAnsi"/>
+          <w:kern w:val="0"/>
+          <w:lang w:eastAsia="en-IN"/>
+          <w14:ligatures w14:val="none"/>
+        </w:rPr>
+      </w:pPr>
+      <w:r>
+        <w:rPr>
+          <w:rFonts w:eastAsia="Times New Roman" w:cstheme="minorHAnsi"/>
+          <w:kern w:val="0"/>
+          <w:lang w:eastAsia="en-IN"/>
+          <w14:ligatures w14:val="none"/>
+        </w:rPr>
+        <w:lastRenderedPageBreak/>
+        <w:t>gcloud storage buckets add-iam-policy-binding gs://</w:t>
+      </w:r>
+      <w:r>
+        <w:rPr>
+          <w:rStyle w:val="hljs-variable"/>
+        </w:rPr>
+        <w:t xml:space="preserve"> </w:t>
+      </w:r>
+      <w:r>
+        <w:rPr>
+          <w:rStyle w:val="hljs-variable"/>
+        </w:rPr>
+        <w:t>${PROJECT_ID}</w:t>
+      </w:r>
+      <w:r>
+        <w:rPr>
+          <w:rFonts w:eastAsia="Times New Roman" w:cstheme="minorHAnsi"/>
+          <w:kern w:val="0"/>
+          <w:lang w:eastAsia="en-IN"/>
+          <w14:ligatures w14:val="none"/>
+        </w:rPr>
+        <w:t>-land-rejected_trades --member="[SA returned by the above command]@developer.gserviceaccount.com" --role="roles/storage.objectAdmin"</w:t>
+      </w:r>
+    </w:p>
+    <w:p>
+      <w:pPr>
+        <w:spacing w:after="100" w:afterAutospacing="1" w:line="240" w:lineRule="auto"/>
+        <w:outlineLvl w:val="3"/>
+        <w:rPr>
+          <w:rFonts w:ascii="Arial" w:eastAsia="Times New Roman" w:hAnsi="Arial" w:cs="Arial"/>
+          <w:b/>
+          <w:bCs/>
+          <w:kern w:val="0"/>
+          <w:lang w:eastAsia="en-IN"/>
+          <w14:ligatures w14:val="none"/>
+        </w:rPr>
+      </w:pPr>
+      <w:r>
+        <w:rPr>
+          <w:rFonts w:ascii="Arial" w:eastAsia="Times New Roman" w:hAnsi="Arial" w:cs="Arial"/>
+          <w:b/>
+          <w:bCs/>
+          <w:kern w:val="0"/>
+          <w:lang w:eastAsia="en-IN"/>
+          <w14:ligatures w14:val="none"/>
+        </w:rPr>
+        <w:t>1.2</w:t>
+      </w:r>
+      <w:r>
+        <w:rPr>
+          <w:rFonts w:ascii="Arial" w:eastAsia="Times New Roman" w:hAnsi="Arial" w:cs="Arial"/>
+          <w:b/>
+          <w:bCs/>
+          <w:kern w:val="0"/>
+          <w:lang w:eastAsia="en-IN"/>
+          <w14:ligatures w14:val="none"/>
+        </w:rPr>
+        <w:t xml:space="preserve"> Create Pub/Sub Topic</w:t>
+      </w:r>
+    </w:p>
+    <w:p>
+      <w:pPr>
+        <w:spacing w:after="100" w:afterAutospacing="1" w:line="240" w:lineRule="auto"/>
+        <w:rPr>
+          <w:rFonts w:ascii="Arial" w:eastAsia="Times New Roman" w:hAnsi="Arial" w:cs="Arial"/>
+          <w:kern w:val="0"/>
+          <w:lang w:eastAsia="en-IN"/>
+          <w14:ligatures w14:val="none"/>
+        </w:rPr>
+      </w:pPr>
+      <w:r>
+        <w:rPr>
+          <w:rFonts w:ascii="Arial" w:eastAsia="Times New Roman" w:hAnsi="Arial" w:cs="Arial"/>
+          <w:kern w:val="0"/>
+          <w:lang w:eastAsia="en-IN"/>
+          <w14:ligatures w14:val="none"/>
+        </w:rPr>
+        <w:t>This is the messaging queue for incoming trades.</w:t>
       </w:r>
     </w:p>
     <w:p>
@@ -1462,64 +2305,37 @@
           <w:lang w:eastAsia="en-IN"/>
           <w14:ligatures w14:val="none"/>
         </w:rPr>
-        <w:t xml:space="preserve">    cloudbuild.googleapis.com</w:t>
-      </w:r>
-    </w:p>
-    <w:p>
-      <w:pPr>
-        <w:spacing w:after="0" w:line="240" w:lineRule="auto"/>
-        <w:rPr>
-          <w:rFonts w:ascii="Arial" w:eastAsia="Times New Roman" w:hAnsi="Arial" w:cs="Arial"/>
-          <w:kern w:val="0"/>
-          <w:lang w:eastAsia="en-IN"/>
-          <w14:ligatures w14:val="none"/>
-        </w:rPr>
-      </w:pPr>
-      <w:r>
-        <w:rPr>
-          <w:rFonts w:ascii="Times New Roman" w:eastAsia="Times New Roman" w:hAnsi="Times New Roman" w:cs="Times New Roman"/>
-          <w:kern w:val="0"/>
-          <w:lang w:eastAsia="en-IN"/>
-          <w14:ligatures w14:val="none"/>
-        </w:rPr>
-        <w:pict w14:anchorId="5DBF7C2C">
-          <v:rect id="_x0000_i1044" style="width:0;height:1.5pt" o:hralign="center" o:hrstd="t" o:hr="t" fillcolor="#a0a0a0" stroked="f"/>
-        </w:pict>
-      </w:r>
-    </w:p>
-    <w:p>
-      <w:pPr>
-        <w:spacing w:after="100" w:afterAutospacing="1" w:line="240" w:lineRule="auto"/>
-        <w:outlineLvl w:val="2"/>
+        <w:t>gcloud pubsub topics create trade-events</w:t>
+      </w:r>
+    </w:p>
+    <w:p>
+      <w:pPr>
+        <w:spacing w:after="100" w:afterAutospacing="1" w:line="240" w:lineRule="auto"/>
+        <w:outlineLvl w:val="3"/>
         <w:rPr>
           <w:rFonts w:ascii="Arial" w:eastAsia="Times New Roman" w:hAnsi="Arial" w:cs="Arial"/>
           <w:b/>
           <w:bCs/>
           <w:kern w:val="0"/>
-          <w:sz w:val="27"/>
-          <w:szCs w:val="27"/>
-          <w:lang w:eastAsia="en-IN"/>
-          <w14:ligatures w14:val="none"/>
-        </w:rPr>
-      </w:pPr>
-      <w:r>
+          <w:lang w:eastAsia="en-IN"/>
+          <w14:ligatures w14:val="none"/>
+        </w:rPr>
+      </w:pPr>
+    </w:p>
+    <w:p>
+      <w:pPr>
+        <w:spacing w:after="100" w:afterAutospacing="1" w:line="240" w:lineRule="auto"/>
+        <w:outlineLvl w:val="3"/>
         <w:rPr>
           <w:rFonts w:ascii="Arial" w:eastAsia="Times New Roman" w:hAnsi="Arial" w:cs="Arial"/>
           <w:b/>
           <w:bCs/>
           <w:kern w:val="0"/>
-          <w:sz w:val="27"/>
-          <w:szCs w:val="27"/>
-          <w:lang w:eastAsia="en-IN"/>
-          <w14:ligatures w14:val="none"/>
-        </w:rPr>
-        <w:t>Phase 2: Create Infrastructure</w:t>
-      </w:r>
-    </w:p>
-    <w:p>
-      <w:pPr>
-        <w:spacing w:after="100" w:afterAutospacing="1" w:line="240" w:lineRule="auto"/>
-        <w:outlineLvl w:val="3"/>
+          <w:lang w:eastAsia="en-IN"/>
+          <w14:ligatures w14:val="none"/>
+        </w:rPr>
+      </w:pPr>
+      <w:r>
         <w:rPr>
           <w:rFonts w:ascii="Arial" w:eastAsia="Times New Roman" w:hAnsi="Arial" w:cs="Arial"/>
           <w:b/>
@@ -1528,7 +2344,8 @@
           <w:lang w:eastAsia="en-IN"/>
           <w14:ligatures w14:val="none"/>
         </w:rPr>
-      </w:pPr>
+        <w:t xml:space="preserve">1.3 </w:t>
+      </w:r>
       <w:r>
         <w:rPr>
           <w:rFonts w:ascii="Arial" w:eastAsia="Times New Roman" w:hAnsi="Arial" w:cs="Arial"/>
@@ -1538,39 +2355,36 @@
           <w:lang w:eastAsia="en-IN"/>
           <w14:ligatures w14:val="none"/>
         </w:rPr>
-        <w:lastRenderedPageBreak/>
-        <w:t>1.1</w:t>
-      </w:r>
-      <w:r>
-        <w:rPr>
-          <w:rFonts w:ascii="Arial" w:eastAsia="Times New Roman" w:hAnsi="Arial" w:cs="Arial"/>
-          <w:b/>
-          <w:bCs/>
-          <w:kern w:val="0"/>
-          <w:lang w:eastAsia="en-IN"/>
-          <w14:ligatures w14:val="none"/>
-        </w:rPr>
-        <w:t xml:space="preserve"> Create Storage Buckets</w:t>
-      </w:r>
-    </w:p>
-    <w:p>
-      <w:pPr>
-        <w:spacing w:after="100" w:afterAutospacing="1" w:line="240" w:lineRule="auto"/>
-        <w:rPr>
-          <w:rFonts w:ascii="Arial" w:eastAsia="Times New Roman" w:hAnsi="Arial" w:cs="Arial"/>
-          <w:kern w:val="0"/>
-          <w:lang w:eastAsia="en-IN"/>
-          <w14:ligatures w14:val="none"/>
-        </w:rPr>
-      </w:pPr>
-      <w:r>
-        <w:rPr>
-          <w:rFonts w:ascii="Arial" w:eastAsia="Times New Roman" w:hAnsi="Arial" w:cs="Arial"/>
-          <w:kern w:val="0"/>
-          <w:lang w:eastAsia="en-IN"/>
-          <w14:ligatures w14:val="none"/>
-        </w:rPr>
-        <w:t>We need buckets for code, outputs, and processing archives.</w:t>
+        <w:t>Create BigQuery Dataset and Tables</w:t>
+      </w:r>
+    </w:p>
+    <w:p>
+      <w:pPr>
+        <w:spacing w:after="100" w:afterAutospacing="1" w:line="240" w:lineRule="auto"/>
+        <w:rPr>
+          <w:rFonts w:ascii="Arial" w:eastAsia="Times New Roman" w:hAnsi="Arial" w:cs="Arial"/>
+          <w:kern w:val="0"/>
+          <w:lang w:eastAsia="en-IN"/>
+          <w14:ligatures w14:val="none"/>
+        </w:rPr>
+      </w:pPr>
+      <w:r>
+        <w:rPr>
+          <w:rFonts w:ascii="Arial" w:eastAsia="Times New Roman" w:hAnsi="Arial" w:cs="Arial"/>
+          <w:kern w:val="0"/>
+          <w:lang w:eastAsia="en-IN"/>
+          <w14:ligatures w14:val="none"/>
+        </w:rPr>
+        <w:t>C</w:t>
+      </w:r>
+      <w:r>
+        <w:rPr>
+          <w:rFonts w:ascii="Arial" w:eastAsia="Times New Roman" w:hAnsi="Arial" w:cs="Arial"/>
+          <w:kern w:val="0"/>
+          <w:lang w:eastAsia="en-IN"/>
+          <w14:ligatures w14:val="none"/>
+        </w:rPr>
+        <w:t>reate a BigQuery project.</w:t>
       </w:r>
     </w:p>
     <w:p>
@@ -1603,29 +2417,16 @@
           <w14:ligatures w14:val="none"/>
         </w:rPr>
       </w:pPr>
-      <w:proofErr w:type="spellStart"/>
-      <w:r>
-        <w:rPr>
-          <w:rFonts w:ascii="Arial" w:eastAsia="Times New Roman" w:hAnsi="Arial" w:cs="Arial"/>
-          <w:kern w:val="0"/>
-          <w:sz w:val="20"/>
-          <w:szCs w:val="20"/>
-          <w:lang w:eastAsia="en-IN"/>
-          <w14:ligatures w14:val="none"/>
-        </w:rPr>
-        <w:t>gsutil</w:t>
-      </w:r>
-      <w:proofErr w:type="spellEnd"/>
-      <w:r>
-        <w:rPr>
-          <w:rFonts w:ascii="Arial" w:eastAsia="Times New Roman" w:hAnsi="Arial" w:cs="Arial"/>
-          <w:kern w:val="0"/>
-          <w:sz w:val="20"/>
-          <w:szCs w:val="20"/>
-          <w:lang w:eastAsia="en-IN"/>
-          <w14:ligatures w14:val="none"/>
-        </w:rPr>
-        <w:t xml:space="preserve"> mb -l $REGION gs://$BUCKET_CODE</w:t>
+      <w:r>
+        <w:rPr>
+          <w:rFonts w:ascii="Arial" w:eastAsia="Times New Roman" w:hAnsi="Arial" w:cs="Arial"/>
+          <w:kern w:val="0"/>
+          <w:sz w:val="20"/>
+          <w:szCs w:val="20"/>
+          <w:lang w:eastAsia="en-IN"/>
+          <w14:ligatures w14:val="none"/>
+        </w:rPr>
+        <w:t># 1. Create Project</w:t>
       </w:r>
     </w:p>
     <w:p>
@@ -1658,99 +2459,49 @@
           <w14:ligatures w14:val="none"/>
         </w:rPr>
       </w:pPr>
-      <w:proofErr w:type="spellStart"/>
-      <w:r>
-        <w:rPr>
-          <w:rFonts w:ascii="Arial" w:eastAsia="Times New Roman" w:hAnsi="Arial" w:cs="Arial"/>
-          <w:kern w:val="0"/>
-          <w:sz w:val="20"/>
-          <w:szCs w:val="20"/>
-          <w:lang w:eastAsia="en-IN"/>
-          <w14:ligatures w14:val="none"/>
-        </w:rPr>
-        <w:t>gsutil</w:t>
-      </w:r>
-      <w:proofErr w:type="spellEnd"/>
-      <w:r>
-        <w:rPr>
-          <w:rFonts w:ascii="Arial" w:eastAsia="Times New Roman" w:hAnsi="Arial" w:cs="Arial"/>
-          <w:kern w:val="0"/>
-          <w:sz w:val="20"/>
-          <w:szCs w:val="20"/>
-          <w:lang w:eastAsia="en-IN"/>
-          <w14:ligatures w14:val="none"/>
-        </w:rPr>
-        <w:t xml:space="preserve"> mb -l $REGION gs://$BUCKET_OUTPUT</w:t>
-      </w:r>
-    </w:p>
-    <w:p>
-      <w:pPr>
-        <w:spacing w:after="100" w:afterAutospacing="1" w:line="240" w:lineRule="auto"/>
-        <w:outlineLvl w:val="3"/>
-        <w:rPr>
-          <w:rFonts w:ascii="Arial" w:eastAsia="Times New Roman" w:hAnsi="Arial" w:cs="Arial"/>
-          <w:b/>
-          <w:bCs/>
-          <w:kern w:val="0"/>
-          <w:lang w:eastAsia="en-IN"/>
-          <w14:ligatures w14:val="none"/>
-        </w:rPr>
-      </w:pPr>
-    </w:p>
-    <w:p>
-      <w:pPr>
-        <w:spacing w:after="100" w:afterAutospacing="1" w:line="240" w:lineRule="auto"/>
-        <w:outlineLvl w:val="3"/>
-        <w:rPr>
-          <w:rFonts w:ascii="Arial" w:eastAsia="Times New Roman" w:hAnsi="Arial" w:cs="Arial"/>
-          <w:b/>
-          <w:bCs/>
-          <w:kern w:val="0"/>
-          <w:lang w:eastAsia="en-IN"/>
-          <w14:ligatures w14:val="none"/>
-        </w:rPr>
-      </w:pPr>
-      <w:r>
-        <w:rPr>
-          <w:rFonts w:ascii="Arial" w:eastAsia="Times New Roman" w:hAnsi="Arial" w:cs="Arial"/>
-          <w:b/>
-          <w:bCs/>
-          <w:kern w:val="0"/>
-          <w:lang w:eastAsia="en-IN"/>
-          <w14:ligatures w14:val="none"/>
-        </w:rPr>
-        <w:t>1.2</w:t>
-      </w:r>
-      <w:r>
-        <w:rPr>
-          <w:rFonts w:ascii="Arial" w:eastAsia="Times New Roman" w:hAnsi="Arial" w:cs="Arial"/>
-          <w:b/>
-          <w:bCs/>
-          <w:kern w:val="0"/>
-          <w:lang w:eastAsia="en-IN"/>
-          <w14:ligatures w14:val="none"/>
-        </w:rPr>
-        <w:t xml:space="preserve"> Create Pub/Sub Topic</w:t>
-      </w:r>
-    </w:p>
-    <w:p>
-      <w:pPr>
-        <w:spacing w:after="100" w:afterAutospacing="1" w:line="240" w:lineRule="auto"/>
-        <w:rPr>
-          <w:rFonts w:ascii="Arial" w:eastAsia="Times New Roman" w:hAnsi="Arial" w:cs="Arial"/>
-          <w:kern w:val="0"/>
-          <w:lang w:eastAsia="en-IN"/>
-          <w14:ligatures w14:val="none"/>
-        </w:rPr>
-      </w:pPr>
-      <w:r>
-        <w:rPr>
-          <w:rFonts w:ascii="Arial" w:eastAsia="Times New Roman" w:hAnsi="Arial" w:cs="Arial"/>
-          <w:kern w:val="0"/>
-          <w:lang w:eastAsia="en-IN"/>
-          <w14:ligatures w14:val="none"/>
-        </w:rPr>
-        <w:t>This is the messaging queue for incoming trades.</w:t>
+      <w:r>
+        <w:rPr>
+          <w:rFonts w:ascii="Arial" w:eastAsia="Times New Roman" w:hAnsi="Arial" w:cs="Arial"/>
+          <w:kern w:val="0"/>
+          <w:sz w:val="20"/>
+          <w:szCs w:val="20"/>
+          <w:lang w:eastAsia="en-IN"/>
+          <w14:ligatures w14:val="none"/>
+        </w:rPr>
+        <w:t xml:space="preserve">gcloud projects create </w:t>
+      </w:r>
+      <w:r>
+        <w:rPr>
+          <w:rFonts w:ascii="Arial" w:eastAsia="Times New Roman" w:hAnsi="Arial" w:cs="Arial"/>
+          <w:kern w:val="0"/>
+          <w:sz w:val="20"/>
+          <w:szCs w:val="20"/>
+          <w:lang w:eastAsia="en-IN"/>
+          <w14:ligatures w14:val="none"/>
+        </w:rPr>
+        <w:t>trade-analytics-</w:t>
+      </w:r>
+      <w:r>
+        <w:rPr>
+          <w:rFonts w:ascii="Arial" w:eastAsia="Times New Roman" w:hAnsi="Arial" w:cs="Arial"/>
+          <w:kern w:val="0"/>
+          <w:sz w:val="20"/>
+          <w:szCs w:val="20"/>
+          <w:lang w:eastAsia="en-IN"/>
+          <w14:ligatures w14:val="none"/>
+        </w:rPr>
+        <w:t>bq-project</w:t>
+      </w:r>
+      <w:r>
+        <w:rPr>
+          <w:rFonts w:ascii="Arial" w:eastAsia="Times New Roman" w:hAnsi="Arial" w:cs="Arial"/>
+          <w:kern w:val="0"/>
+          <w:sz w:val="20"/>
+          <w:szCs w:val="20"/>
+          <w:lang w:eastAsia="en-IN"/>
+          <w14:ligatures w14:val="none"/>
+        </w:rPr>
+        <w:t xml:space="preserve"> --name="My BigQuery Project"</w:t>
       </w:r>
     </w:p>
     <w:p>
@@ -1783,177 +2534,6 @@
           <w14:ligatures w14:val="none"/>
         </w:rPr>
       </w:pPr>
-      <w:proofErr w:type="spellStart"/>
-      <w:r>
-        <w:rPr>
-          <w:rFonts w:ascii="Arial" w:eastAsia="Times New Roman" w:hAnsi="Arial" w:cs="Arial"/>
-          <w:kern w:val="0"/>
-          <w:sz w:val="20"/>
-          <w:szCs w:val="20"/>
-          <w:lang w:eastAsia="en-IN"/>
-          <w14:ligatures w14:val="none"/>
-        </w:rPr>
-        <w:t>gcloud</w:t>
-      </w:r>
-      <w:proofErr w:type="spellEnd"/>
-      <w:r>
-        <w:rPr>
-          <w:rFonts w:ascii="Arial" w:eastAsia="Times New Roman" w:hAnsi="Arial" w:cs="Arial"/>
-          <w:kern w:val="0"/>
-          <w:sz w:val="20"/>
-          <w:szCs w:val="20"/>
-          <w:lang w:eastAsia="en-IN"/>
-          <w14:ligatures w14:val="none"/>
-        </w:rPr>
-        <w:t xml:space="preserve"> </w:t>
-      </w:r>
-      <w:proofErr w:type="spellStart"/>
-      <w:r>
-        <w:rPr>
-          <w:rFonts w:ascii="Arial" w:eastAsia="Times New Roman" w:hAnsi="Arial" w:cs="Arial"/>
-          <w:kern w:val="0"/>
-          <w:sz w:val="20"/>
-          <w:szCs w:val="20"/>
-          <w:lang w:eastAsia="en-IN"/>
-          <w14:ligatures w14:val="none"/>
-        </w:rPr>
-        <w:t>pubsub</w:t>
-      </w:r>
-      <w:proofErr w:type="spellEnd"/>
-      <w:r>
-        <w:rPr>
-          <w:rFonts w:ascii="Arial" w:eastAsia="Times New Roman" w:hAnsi="Arial" w:cs="Arial"/>
-          <w:kern w:val="0"/>
-          <w:sz w:val="20"/>
-          <w:szCs w:val="20"/>
-          <w:lang w:eastAsia="en-IN"/>
-          <w14:ligatures w14:val="none"/>
-        </w:rPr>
-        <w:t xml:space="preserve"> topics create trade-events</w:t>
-      </w:r>
-    </w:p>
-    <w:p>
-      <w:pPr>
-        <w:spacing w:after="100" w:afterAutospacing="1" w:line="240" w:lineRule="auto"/>
-        <w:outlineLvl w:val="3"/>
-        <w:rPr>
-          <w:rFonts w:ascii="Arial" w:eastAsia="Times New Roman" w:hAnsi="Arial" w:cs="Arial"/>
-          <w:b/>
-          <w:bCs/>
-          <w:kern w:val="0"/>
-          <w:lang w:eastAsia="en-IN"/>
-          <w14:ligatures w14:val="none"/>
-        </w:rPr>
-      </w:pPr>
-    </w:p>
-    <w:p>
-      <w:pPr>
-        <w:spacing w:after="100" w:afterAutospacing="1" w:line="240" w:lineRule="auto"/>
-        <w:outlineLvl w:val="3"/>
-        <w:rPr>
-          <w:rFonts w:ascii="Arial" w:eastAsia="Times New Roman" w:hAnsi="Arial" w:cs="Arial"/>
-          <w:b/>
-          <w:bCs/>
-          <w:kern w:val="0"/>
-          <w:lang w:eastAsia="en-IN"/>
-          <w14:ligatures w14:val="none"/>
-        </w:rPr>
-      </w:pPr>
-      <w:r>
-        <w:rPr>
-          <w:rFonts w:ascii="Arial" w:eastAsia="Times New Roman" w:hAnsi="Arial" w:cs="Arial"/>
-          <w:b/>
-          <w:bCs/>
-          <w:kern w:val="0"/>
-          <w:lang w:eastAsia="en-IN"/>
-          <w14:ligatures w14:val="none"/>
-        </w:rPr>
-        <w:t xml:space="preserve">1.3 </w:t>
-      </w:r>
-      <w:r>
-        <w:rPr>
-          <w:rFonts w:ascii="Arial" w:eastAsia="Times New Roman" w:hAnsi="Arial" w:cs="Arial"/>
-          <w:b/>
-          <w:bCs/>
-          <w:kern w:val="0"/>
-          <w:lang w:eastAsia="en-IN"/>
-          <w14:ligatures w14:val="none"/>
-        </w:rPr>
-        <w:t xml:space="preserve">Create </w:t>
-      </w:r>
-      <w:proofErr w:type="spellStart"/>
-      <w:r>
-        <w:rPr>
-          <w:rFonts w:ascii="Arial" w:eastAsia="Times New Roman" w:hAnsi="Arial" w:cs="Arial"/>
-          <w:b/>
-          <w:bCs/>
-          <w:kern w:val="0"/>
-          <w:lang w:eastAsia="en-IN"/>
-          <w14:ligatures w14:val="none"/>
-        </w:rPr>
-        <w:t>BigQuery</w:t>
-      </w:r>
-      <w:proofErr w:type="spellEnd"/>
-      <w:r>
-        <w:rPr>
-          <w:rFonts w:ascii="Arial" w:eastAsia="Times New Roman" w:hAnsi="Arial" w:cs="Arial"/>
-          <w:b/>
-          <w:bCs/>
-          <w:kern w:val="0"/>
-          <w:lang w:eastAsia="en-IN"/>
-          <w14:ligatures w14:val="none"/>
-        </w:rPr>
-        <w:t xml:space="preserve"> Dataset and Tables</w:t>
-      </w:r>
-    </w:p>
-    <w:p>
-      <w:pPr>
-        <w:spacing w:after="100" w:afterAutospacing="1" w:line="240" w:lineRule="auto"/>
-        <w:rPr>
-          <w:rFonts w:ascii="Arial" w:eastAsia="Times New Roman" w:hAnsi="Arial" w:cs="Arial"/>
-          <w:kern w:val="0"/>
-          <w:lang w:eastAsia="en-IN"/>
-          <w14:ligatures w14:val="none"/>
-        </w:rPr>
-      </w:pPr>
-      <w:r>
-        <w:rPr>
-          <w:rFonts w:ascii="Arial" w:eastAsia="Times New Roman" w:hAnsi="Arial" w:cs="Arial"/>
-          <w:kern w:val="0"/>
-          <w:lang w:eastAsia="en-IN"/>
-          <w14:ligatures w14:val="none"/>
-        </w:rPr>
-        <w:t>C</w:t>
-      </w:r>
-      <w:r>
-        <w:rPr>
-          <w:rFonts w:ascii="Arial" w:eastAsia="Times New Roman" w:hAnsi="Arial" w:cs="Arial"/>
-          <w:kern w:val="0"/>
-          <w:lang w:eastAsia="en-IN"/>
-          <w14:ligatures w14:val="none"/>
-        </w:rPr>
-        <w:t xml:space="preserve">reate a </w:t>
-      </w:r>
-      <w:proofErr w:type="spellStart"/>
-      <w:r>
-        <w:rPr>
-          <w:rFonts w:ascii="Arial" w:eastAsia="Times New Roman" w:hAnsi="Arial" w:cs="Arial"/>
-          <w:kern w:val="0"/>
-          <w:lang w:eastAsia="en-IN"/>
-          <w14:ligatures w14:val="none"/>
-        </w:rPr>
-        <w:t>BigQuery</w:t>
-      </w:r>
-      <w:proofErr w:type="spellEnd"/>
-      <w:r>
-        <w:rPr>
-          <w:rFonts w:ascii="Arial" w:eastAsia="Times New Roman" w:hAnsi="Arial" w:cs="Arial"/>
-          <w:kern w:val="0"/>
-          <w:lang w:eastAsia="en-IN"/>
-          <w14:ligatures w14:val="none"/>
-        </w:rPr>
-        <w:t xml:space="preserve"> project.</w:t>
-      </w:r>
     </w:p>
     <w:p>
       <w:pPr>
@@ -1994,7 +2574,7 @@
           <w:lang w:eastAsia="en-IN"/>
           <w14:ligatures w14:val="none"/>
         </w:rPr>
-        <w:t># 1. Create Project</w:t>
+        <w:t># 2. Link Billing (Replace XXXXXX-XXXXXX-XXXXXX with your actual Billing ID)</w:t>
       </w:r>
     </w:p>
     <w:p>
@@ -2027,99 +2607,38 @@
           <w14:ligatures w14:val="none"/>
         </w:rPr>
       </w:pPr>
-      <w:proofErr w:type="spellStart"/>
-      <w:r>
-        <w:rPr>
-          <w:rFonts w:ascii="Arial" w:eastAsia="Times New Roman" w:hAnsi="Arial" w:cs="Arial"/>
-          <w:kern w:val="0"/>
-          <w:sz w:val="20"/>
-          <w:szCs w:val="20"/>
-          <w:lang w:eastAsia="en-IN"/>
-          <w14:ligatures w14:val="none"/>
-        </w:rPr>
-        <w:t>gcloud</w:t>
-      </w:r>
-      <w:proofErr w:type="spellEnd"/>
-      <w:r>
-        <w:rPr>
-          <w:rFonts w:ascii="Arial" w:eastAsia="Times New Roman" w:hAnsi="Arial" w:cs="Arial"/>
-          <w:kern w:val="0"/>
-          <w:sz w:val="20"/>
-          <w:szCs w:val="20"/>
-          <w:lang w:eastAsia="en-IN"/>
-          <w14:ligatures w14:val="none"/>
-        </w:rPr>
-        <w:t xml:space="preserve"> projects create </w:t>
-      </w:r>
-      <w:r>
-        <w:rPr>
-          <w:rFonts w:ascii="Arial" w:eastAsia="Times New Roman" w:hAnsi="Arial" w:cs="Arial"/>
-          <w:kern w:val="0"/>
-          <w:sz w:val="20"/>
-          <w:szCs w:val="20"/>
-          <w:lang w:eastAsia="en-IN"/>
-          <w14:ligatures w14:val="none"/>
-        </w:rPr>
-        <w:t>trade-analytics-</w:t>
-      </w:r>
-      <w:proofErr w:type="spellStart"/>
-      <w:r>
-        <w:rPr>
-          <w:rFonts w:ascii="Arial" w:eastAsia="Times New Roman" w:hAnsi="Arial" w:cs="Arial"/>
-          <w:kern w:val="0"/>
-          <w:sz w:val="20"/>
-          <w:szCs w:val="20"/>
-          <w:lang w:eastAsia="en-IN"/>
-          <w14:ligatures w14:val="none"/>
-        </w:rPr>
-        <w:t>bq</w:t>
-      </w:r>
-      <w:proofErr w:type="spellEnd"/>
-      <w:r>
-        <w:rPr>
-          <w:rFonts w:ascii="Arial" w:eastAsia="Times New Roman" w:hAnsi="Arial" w:cs="Arial"/>
-          <w:kern w:val="0"/>
-          <w:sz w:val="20"/>
-          <w:szCs w:val="20"/>
-          <w:lang w:eastAsia="en-IN"/>
-          <w14:ligatures w14:val="none"/>
-        </w:rPr>
-        <w:t>-project</w:t>
-      </w:r>
-      <w:r>
-        <w:rPr>
-          <w:rFonts w:ascii="Arial" w:eastAsia="Times New Roman" w:hAnsi="Arial" w:cs="Arial"/>
-          <w:kern w:val="0"/>
-          <w:sz w:val="20"/>
-          <w:szCs w:val="20"/>
-          <w:lang w:eastAsia="en-IN"/>
-          <w14:ligatures w14:val="none"/>
-        </w:rPr>
-        <w:t xml:space="preserve"> --name="My </w:t>
-      </w:r>
-      <w:proofErr w:type="spellStart"/>
-      <w:r>
-        <w:rPr>
-          <w:rFonts w:ascii="Arial" w:eastAsia="Times New Roman" w:hAnsi="Arial" w:cs="Arial"/>
-          <w:kern w:val="0"/>
-          <w:sz w:val="20"/>
-          <w:szCs w:val="20"/>
-          <w:lang w:eastAsia="en-IN"/>
-          <w14:ligatures w14:val="none"/>
-        </w:rPr>
-        <w:t>BigQuery</w:t>
-      </w:r>
-      <w:proofErr w:type="spellEnd"/>
-      <w:r>
-        <w:rPr>
-          <w:rFonts w:ascii="Arial" w:eastAsia="Times New Roman" w:hAnsi="Arial" w:cs="Arial"/>
-          <w:kern w:val="0"/>
-          <w:sz w:val="20"/>
-          <w:szCs w:val="20"/>
-          <w:lang w:eastAsia="en-IN"/>
-          <w14:ligatures w14:val="none"/>
-        </w:rPr>
-        <w:t xml:space="preserve"> Project"</w:t>
+      <w:r>
+        <w:rPr>
+          <w:rFonts w:ascii="Arial" w:eastAsia="Times New Roman" w:hAnsi="Arial" w:cs="Arial"/>
+          <w:kern w:val="0"/>
+          <w:sz w:val="20"/>
+          <w:szCs w:val="20"/>
+          <w:lang w:eastAsia="en-IN"/>
+          <w14:ligatures w14:val="none"/>
+        </w:rPr>
+        <w:t xml:space="preserve">gcloud billing projects link </w:t>
+      </w:r>
+      <w:r>
+        <w:rPr>
+          <w:rFonts w:ascii="Arial" w:eastAsia="Times New Roman" w:hAnsi="Arial" w:cs="Arial"/>
+          <w:kern w:val="0"/>
+          <w:sz w:val="20"/>
+          <w:szCs w:val="20"/>
+          <w:lang w:eastAsia="en-IN"/>
+          <w14:ligatures w14:val="none"/>
+        </w:rPr>
+        <w:t>trade-analytics-bq-project</w:t>
+      </w:r>
+      <w:r>
+        <w:rPr>
+          <w:rFonts w:ascii="Arial" w:eastAsia="Times New Roman" w:hAnsi="Arial" w:cs="Arial"/>
+          <w:kern w:val="0"/>
+          <w:sz w:val="20"/>
+          <w:szCs w:val="20"/>
+          <w:lang w:eastAsia="en-IN"/>
+          <w14:ligatures w14:val="none"/>
+        </w:rPr>
+        <w:t xml:space="preserve"> --billing-account=XXXXXX-XXXXXX-XXXXXX</w:t>
       </w:r>
     </w:p>
     <w:p>
@@ -2192,7 +2711,7 @@
           <w:lang w:eastAsia="en-IN"/>
           <w14:ligatures w14:val="none"/>
         </w:rPr>
-        <w:t># 2. Link Billing (Replace XXXXXX-XXXXXX-XXXXXX with your actual Billing ID)</w:t>
+        <w:t># 3. Set Context</w:t>
       </w:r>
     </w:p>
     <w:p>
@@ -2225,75 +2744,27 @@
           <w14:ligatures w14:val="none"/>
         </w:rPr>
       </w:pPr>
-      <w:proofErr w:type="spellStart"/>
-      <w:r>
-        <w:rPr>
-          <w:rFonts w:ascii="Arial" w:eastAsia="Times New Roman" w:hAnsi="Arial" w:cs="Arial"/>
-          <w:kern w:val="0"/>
-          <w:sz w:val="20"/>
-          <w:szCs w:val="20"/>
-          <w:lang w:eastAsia="en-IN"/>
-          <w14:ligatures w14:val="none"/>
-        </w:rPr>
-        <w:t>gcloud</w:t>
-      </w:r>
-      <w:proofErr w:type="spellEnd"/>
-      <w:r>
-        <w:rPr>
-          <w:rFonts w:ascii="Arial" w:eastAsia="Times New Roman" w:hAnsi="Arial" w:cs="Arial"/>
-          <w:kern w:val="0"/>
-          <w:sz w:val="20"/>
-          <w:szCs w:val="20"/>
-          <w:lang w:eastAsia="en-IN"/>
-          <w14:ligatures w14:val="none"/>
-        </w:rPr>
-        <w:t xml:space="preserve"> billing projects link </w:t>
-      </w:r>
-      <w:r>
-        <w:rPr>
-          <w:rFonts w:ascii="Arial" w:eastAsia="Times New Roman" w:hAnsi="Arial" w:cs="Arial"/>
-          <w:kern w:val="0"/>
-          <w:sz w:val="20"/>
-          <w:szCs w:val="20"/>
-          <w:lang w:eastAsia="en-IN"/>
-          <w14:ligatures w14:val="none"/>
-        </w:rPr>
-        <w:t>trade-analytics-</w:t>
-      </w:r>
-      <w:proofErr w:type="spellStart"/>
-      <w:r>
-        <w:rPr>
-          <w:rFonts w:ascii="Arial" w:eastAsia="Times New Roman" w:hAnsi="Arial" w:cs="Arial"/>
-          <w:kern w:val="0"/>
-          <w:sz w:val="20"/>
-          <w:szCs w:val="20"/>
-          <w:lang w:eastAsia="en-IN"/>
-          <w14:ligatures w14:val="none"/>
-        </w:rPr>
-        <w:t>bq</w:t>
-      </w:r>
-      <w:proofErr w:type="spellEnd"/>
-      <w:r>
-        <w:rPr>
-          <w:rFonts w:ascii="Arial" w:eastAsia="Times New Roman" w:hAnsi="Arial" w:cs="Arial"/>
-          <w:kern w:val="0"/>
-          <w:sz w:val="20"/>
-          <w:szCs w:val="20"/>
-          <w:lang w:eastAsia="en-IN"/>
-          <w14:ligatures w14:val="none"/>
-        </w:rPr>
-        <w:t>-project</w:t>
-      </w:r>
-      <w:r>
-        <w:rPr>
-          <w:rFonts w:ascii="Arial" w:eastAsia="Times New Roman" w:hAnsi="Arial" w:cs="Arial"/>
-          <w:kern w:val="0"/>
-          <w:sz w:val="20"/>
-          <w:szCs w:val="20"/>
-          <w:lang w:eastAsia="en-IN"/>
-          <w14:ligatures w14:val="none"/>
-        </w:rPr>
-        <w:t xml:space="preserve"> --billing-account=XXXXXX-XXXXXX-XXXXXX</w:t>
+      <w:r>
+        <w:rPr>
+          <w:rFonts w:ascii="Arial" w:eastAsia="Times New Roman" w:hAnsi="Arial" w:cs="Arial"/>
+          <w:kern w:val="0"/>
+          <w:sz w:val="20"/>
+          <w:szCs w:val="20"/>
+          <w:lang w:eastAsia="en-IN"/>
+          <w14:ligatures w14:val="none"/>
+        </w:rPr>
+        <w:t xml:space="preserve">gcloud config set project </w:t>
+      </w:r>
+      <w:r>
+        <w:rPr>
+          <w:rFonts w:ascii="Arial" w:eastAsia="Times New Roman" w:hAnsi="Arial" w:cs="Arial"/>
+          <w:kern w:val="0"/>
+          <w:sz w:val="20"/>
+          <w:szCs w:val="20"/>
+          <w:lang w:eastAsia="en-IN"/>
+          <w14:ligatures w14:val="none"/>
+        </w:rPr>
+        <w:t>trade-analytics-bq-project</w:t>
       </w:r>
     </w:p>
     <w:p>
@@ -2366,7 +2837,7 @@
           <w:lang w:eastAsia="en-IN"/>
           <w14:ligatures w14:val="none"/>
         </w:rPr>
-        <w:t># 3. Set Context</w:t>
+        <w:t># 4. Enable API</w:t>
       </w:r>
     </w:p>
     <w:p>
@@ -2399,64 +2870,167 @@
           <w14:ligatures w14:val="none"/>
         </w:rPr>
       </w:pPr>
-      <w:proofErr w:type="spellStart"/>
-      <w:r>
-        <w:rPr>
-          <w:rFonts w:ascii="Arial" w:eastAsia="Times New Roman" w:hAnsi="Arial" w:cs="Arial"/>
-          <w:kern w:val="0"/>
-          <w:sz w:val="20"/>
-          <w:szCs w:val="20"/>
-          <w:lang w:eastAsia="en-IN"/>
-          <w14:ligatures w14:val="none"/>
-        </w:rPr>
-        <w:t>gcloud</w:t>
-      </w:r>
-      <w:proofErr w:type="spellEnd"/>
-      <w:r>
-        <w:rPr>
-          <w:rFonts w:ascii="Arial" w:eastAsia="Times New Roman" w:hAnsi="Arial" w:cs="Arial"/>
-          <w:kern w:val="0"/>
-          <w:sz w:val="20"/>
-          <w:szCs w:val="20"/>
-          <w:lang w:eastAsia="en-IN"/>
-          <w14:ligatures w14:val="none"/>
-        </w:rPr>
-        <w:t xml:space="preserve"> config set project </w:t>
-      </w:r>
-      <w:r>
-        <w:rPr>
-          <w:rFonts w:ascii="Arial" w:eastAsia="Times New Roman" w:hAnsi="Arial" w:cs="Arial"/>
-          <w:kern w:val="0"/>
-          <w:sz w:val="20"/>
-          <w:szCs w:val="20"/>
-          <w:lang w:eastAsia="en-IN"/>
-          <w14:ligatures w14:val="none"/>
-        </w:rPr>
-        <w:t>trade-analytics-</w:t>
-      </w:r>
-      <w:proofErr w:type="spellStart"/>
-      <w:r>
-        <w:rPr>
-          <w:rFonts w:ascii="Arial" w:eastAsia="Times New Roman" w:hAnsi="Arial" w:cs="Arial"/>
-          <w:kern w:val="0"/>
-          <w:sz w:val="20"/>
-          <w:szCs w:val="20"/>
-          <w:lang w:eastAsia="en-IN"/>
-          <w14:ligatures w14:val="none"/>
-        </w:rPr>
-        <w:t>bq</w:t>
-      </w:r>
-      <w:proofErr w:type="spellEnd"/>
-      <w:r>
-        <w:rPr>
-          <w:rFonts w:ascii="Arial" w:eastAsia="Times New Roman" w:hAnsi="Arial" w:cs="Arial"/>
-          <w:kern w:val="0"/>
-          <w:sz w:val="20"/>
-          <w:szCs w:val="20"/>
-          <w:lang w:eastAsia="en-IN"/>
-          <w14:ligatures w14:val="none"/>
-        </w:rPr>
-        <w:t>-project</w:t>
+      <w:r>
+        <w:rPr>
+          <w:rFonts w:ascii="Arial" w:eastAsia="Times New Roman" w:hAnsi="Arial" w:cs="Arial"/>
+          <w:kern w:val="0"/>
+          <w:sz w:val="20"/>
+          <w:szCs w:val="20"/>
+          <w:lang w:eastAsia="en-IN"/>
+          <w14:ligatures w14:val="none"/>
+        </w:rPr>
+        <w:t>gcloud services enable bigquery.googleapis.com</w:t>
+      </w:r>
+    </w:p>
+    <w:p>
+      <w:pPr>
+        <w:spacing w:after="100" w:afterAutospacing="1" w:line="240" w:lineRule="auto"/>
+        <w:rPr>
+          <w:rFonts w:ascii="Arial" w:eastAsia="Times New Roman" w:hAnsi="Arial" w:cs="Arial"/>
+          <w:kern w:val="0"/>
+          <w:lang w:eastAsia="en-IN"/>
+          <w14:ligatures w14:val="none"/>
+        </w:rPr>
+      </w:pPr>
+    </w:p>
+    <w:p>
+      <w:pPr>
+        <w:spacing w:after="100" w:afterAutospacing="1" w:line="240" w:lineRule="auto"/>
+        <w:rPr>
+          <w:rFonts w:ascii="Arial" w:eastAsia="Times New Roman" w:hAnsi="Arial" w:cs="Arial"/>
+          <w:kern w:val="0"/>
+          <w:lang w:eastAsia="en-IN"/>
+          <w14:ligatures w14:val="none"/>
+        </w:rPr>
+      </w:pPr>
+      <w:r>
+        <w:rPr>
+          <w:rFonts w:ascii="Arial" w:eastAsia="Times New Roman" w:hAnsi="Arial" w:cs="Arial"/>
+          <w:kern w:val="0"/>
+          <w:lang w:eastAsia="en-IN"/>
+          <w14:ligatures w14:val="none"/>
+        </w:rPr>
+        <w:t>C</w:t>
+      </w:r>
+      <w:r>
+        <w:rPr>
+          <w:rFonts w:ascii="Arial" w:eastAsia="Times New Roman" w:hAnsi="Arial" w:cs="Arial"/>
+          <w:kern w:val="0"/>
+          <w:lang w:eastAsia="en-IN"/>
+          <w14:ligatures w14:val="none"/>
+        </w:rPr>
+        <w:t xml:space="preserve">reate a dataset named </w:t>
+      </w:r>
+      <w:r>
+        <w:rPr>
+          <w:rFonts w:ascii="Arial" w:eastAsia="Times New Roman" w:hAnsi="Arial" w:cs="Arial"/>
+          <w:kern w:val="0"/>
+          <w:sz w:val="20"/>
+          <w:szCs w:val="20"/>
+          <w:lang w:eastAsia="en-IN"/>
+          <w14:ligatures w14:val="none"/>
+        </w:rPr>
+        <w:t>ds</w:t>
+      </w:r>
+      <w:r>
+        <w:rPr>
+          <w:rFonts w:ascii="Arial" w:eastAsia="Times New Roman" w:hAnsi="Arial" w:cs="Arial"/>
+          <w:kern w:val="0"/>
+          <w:lang w:eastAsia="en-IN"/>
+          <w14:ligatures w14:val="none"/>
+        </w:rPr>
+        <w:t>_</w:t>
+      </w:r>
+      <w:r>
+        <w:rPr>
+          <w:rFonts w:ascii="Arial" w:eastAsia="Times New Roman" w:hAnsi="Arial" w:cs="Arial"/>
+          <w:kern w:val="0"/>
+          <w:sz w:val="20"/>
+          <w:szCs w:val="20"/>
+          <w:lang w:eastAsia="en-IN"/>
+          <w14:ligatures w14:val="none"/>
+        </w:rPr>
+        <w:t>trade_</w:t>
+      </w:r>
+      <w:r>
+        <w:rPr>
+          <w:rFonts w:ascii="Arial" w:eastAsia="Times New Roman" w:hAnsi="Arial" w:cs="Arial"/>
+          <w:kern w:val="0"/>
+          <w:sz w:val="20"/>
+          <w:szCs w:val="20"/>
+          <w:lang w:eastAsia="en-IN"/>
+          <w14:ligatures w14:val="none"/>
+        </w:rPr>
+        <w:t>analytics</w:t>
+      </w:r>
+      <w:r>
+        <w:rPr>
+          <w:rFonts w:ascii="Arial" w:eastAsia="Times New Roman" w:hAnsi="Arial" w:cs="Arial"/>
+          <w:kern w:val="0"/>
+          <w:lang w:eastAsia="en-IN"/>
+          <w14:ligatures w14:val="none"/>
+        </w:rPr>
+        <w:t xml:space="preserve"> and two tables (</w:t>
+      </w:r>
+      <w:r>
+        <w:rPr>
+          <w:rFonts w:ascii="Arial" w:eastAsia="Times New Roman" w:hAnsi="Arial" w:cs="Arial"/>
+          <w:kern w:val="0"/>
+          <w:sz w:val="20"/>
+          <w:szCs w:val="20"/>
+          <w:lang w:eastAsia="en-IN"/>
+          <w14:ligatures w14:val="none"/>
+        </w:rPr>
+        <w:t>valid_trades</w:t>
+      </w:r>
+      <w:r>
+        <w:rPr>
+          <w:rFonts w:ascii="Arial" w:eastAsia="Times New Roman" w:hAnsi="Arial" w:cs="Arial"/>
+          <w:kern w:val="0"/>
+          <w:lang w:eastAsia="en-IN"/>
+          <w14:ligatures w14:val="none"/>
+        </w:rPr>
+        <w:t xml:space="preserve"> and </w:t>
+      </w:r>
+      <w:r>
+        <w:rPr>
+          <w:rFonts w:ascii="Arial" w:eastAsia="Times New Roman" w:hAnsi="Arial" w:cs="Arial"/>
+          <w:kern w:val="0"/>
+          <w:sz w:val="20"/>
+          <w:szCs w:val="20"/>
+          <w:lang w:eastAsia="en-IN"/>
+          <w14:ligatures w14:val="none"/>
+        </w:rPr>
+        <w:t>rejected_trades</w:t>
+      </w:r>
+      <w:r>
+        <w:rPr>
+          <w:rFonts w:ascii="Arial" w:eastAsia="Times New Roman" w:hAnsi="Arial" w:cs="Arial"/>
+          <w:kern w:val="0"/>
+          <w:lang w:eastAsia="en-IN"/>
+          <w14:ligatures w14:val="none"/>
+        </w:rPr>
+        <w:t>).</w:t>
+      </w:r>
+    </w:p>
+    <w:p>
+      <w:pPr>
+        <w:spacing w:after="0" w:line="240" w:lineRule="auto"/>
+        <w:rPr>
+          <w:rFonts w:ascii="Arial" w:eastAsia="Times New Roman" w:hAnsi="Arial" w:cs="Arial"/>
+          <w:kern w:val="0"/>
+          <w:lang w:eastAsia="en-IN"/>
+          <w14:ligatures w14:val="none"/>
+        </w:rPr>
+      </w:pPr>
+      <w:r>
+        <w:rPr>
+          <w:rFonts w:ascii="Arial" w:eastAsia="Times New Roman" w:hAnsi="Arial" w:cs="Arial"/>
+          <w:kern w:val="0"/>
+          <w:lang w:eastAsia="en-IN"/>
+          <w14:ligatures w14:val="none"/>
+        </w:rPr>
+        <w:t>Bash</w:t>
       </w:r>
     </w:p>
     <w:p>
@@ -2489,6 +3063,17 @@
           <w14:ligatures w14:val="none"/>
         </w:rPr>
       </w:pPr>
+      <w:r>
+        <w:rPr>
+          <w:rFonts w:ascii="Arial" w:eastAsia="Times New Roman" w:hAnsi="Arial" w:cs="Arial"/>
+          <w:kern w:val="0"/>
+          <w:sz w:val="20"/>
+          <w:szCs w:val="20"/>
+          <w:lang w:eastAsia="en-IN"/>
+          <w14:ligatures w14:val="none"/>
+        </w:rPr>
+        <w:t># Create Dataset</w:t>
+      </w:r>
     </w:p>
     <w:p>
       <w:pPr>
@@ -2529,7 +3114,71 @@
           <w:lang w:eastAsia="en-IN"/>
           <w14:ligatures w14:val="none"/>
         </w:rPr>
-        <w:t># 4. Enable API</w:t>
+        <w:t xml:space="preserve">bq mk --location=asia-south2 --dataset </w:t>
+      </w:r>
+      <w:r>
+        <w:rPr>
+          <w:rFonts w:ascii="Arial" w:eastAsia="Times New Roman" w:hAnsi="Arial" w:cs="Arial"/>
+          <w:kern w:val="0"/>
+          <w:sz w:val="20"/>
+          <w:szCs w:val="20"/>
+          <w:lang w:eastAsia="en-IN"/>
+          <w14:ligatures w14:val="none"/>
+        </w:rPr>
+        <w:t>trade-analytics-bq-project</w:t>
+      </w:r>
+      <w:r>
+        <w:rPr>
+          <w:rFonts w:ascii="Arial" w:eastAsia="Times New Roman" w:hAnsi="Arial" w:cs="Arial"/>
+          <w:kern w:val="0"/>
+          <w:sz w:val="20"/>
+          <w:szCs w:val="20"/>
+          <w:lang w:eastAsia="en-IN"/>
+          <w14:ligatures w14:val="none"/>
+        </w:rPr>
+        <w:t>:</w:t>
+      </w:r>
+      <w:r>
+        <w:rPr>
+          <w:rFonts w:ascii="Arial" w:eastAsia="Times New Roman" w:hAnsi="Arial" w:cs="Arial"/>
+          <w:kern w:val="0"/>
+          <w:sz w:val="20"/>
+          <w:szCs w:val="20"/>
+          <w:lang w:eastAsia="en-IN"/>
+          <w14:ligatures w14:val="none"/>
+        </w:rPr>
+        <w:t>ds</w:t>
+      </w:r>
+      <w:r>
+        <w:rPr>
+          <w:rFonts w:ascii="Arial" w:eastAsia="Times New Roman" w:hAnsi="Arial" w:cs="Arial"/>
+          <w:kern w:val="0"/>
+          <w:lang w:eastAsia="en-IN"/>
+          <w14:ligatures w14:val="none"/>
+        </w:rPr>
+        <w:t>_</w:t>
+      </w:r>
+      <w:r>
+        <w:rPr>
+          <w:rFonts w:ascii="Arial" w:eastAsia="Times New Roman" w:hAnsi="Arial" w:cs="Arial"/>
+          <w:kern w:val="0"/>
+          <w:sz w:val="20"/>
+          <w:szCs w:val="20"/>
+          <w:lang w:eastAsia="en-IN"/>
+          <w14:ligatures w14:val="none"/>
+        </w:rPr>
+        <w:t>trade_</w:t>
+      </w:r>
+      <w:r>
+        <w:rPr>
+          <w:rFonts w:ascii="Arial" w:eastAsia="Times New Roman" w:hAnsi="Arial" w:cs="Arial"/>
+          <w:kern w:val="0"/>
+          <w:sz w:val="20"/>
+          <w:szCs w:val="20"/>
+          <w:lang w:eastAsia="en-IN"/>
+          <w14:ligatures w14:val="none"/>
+        </w:rPr>
+        <w:t>analytics</w:t>
       </w:r>
     </w:p>
     <w:p>
@@ -2562,187 +3211,6 @@
           <w14:ligatures w14:val="none"/>
         </w:rPr>
       </w:pPr>
-      <w:proofErr w:type="spellStart"/>
-      <w:r>
-        <w:rPr>
-          <w:rFonts w:ascii="Arial" w:eastAsia="Times New Roman" w:hAnsi="Arial" w:cs="Arial"/>
-          <w:kern w:val="0"/>
-          <w:sz w:val="20"/>
-          <w:szCs w:val="20"/>
-          <w:lang w:eastAsia="en-IN"/>
-          <w14:ligatures w14:val="none"/>
-        </w:rPr>
-        <w:t>gcloud</w:t>
-      </w:r>
-      <w:proofErr w:type="spellEnd"/>
-      <w:r>
-        <w:rPr>
-          <w:rFonts w:ascii="Arial" w:eastAsia="Times New Roman" w:hAnsi="Arial" w:cs="Arial"/>
-          <w:kern w:val="0"/>
-          <w:sz w:val="20"/>
-          <w:szCs w:val="20"/>
-          <w:lang w:eastAsia="en-IN"/>
-          <w14:ligatures w14:val="none"/>
-        </w:rPr>
-        <w:t xml:space="preserve"> services enable bigquery.googleapis.com</w:t>
-      </w:r>
-    </w:p>
-    <w:p>
-      <w:pPr>
-        <w:spacing w:after="100" w:afterAutospacing="1" w:line="240" w:lineRule="auto"/>
-        <w:rPr>
-          <w:rFonts w:ascii="Arial" w:eastAsia="Times New Roman" w:hAnsi="Arial" w:cs="Arial"/>
-          <w:kern w:val="0"/>
-          <w:lang w:eastAsia="en-IN"/>
-          <w14:ligatures w14:val="none"/>
-        </w:rPr>
-      </w:pPr>
-    </w:p>
-    <w:p>
-      <w:pPr>
-        <w:spacing w:after="100" w:afterAutospacing="1" w:line="240" w:lineRule="auto"/>
-        <w:rPr>
-          <w:rFonts w:ascii="Arial" w:eastAsia="Times New Roman" w:hAnsi="Arial" w:cs="Arial"/>
-          <w:kern w:val="0"/>
-          <w:lang w:eastAsia="en-IN"/>
-          <w14:ligatures w14:val="none"/>
-        </w:rPr>
-      </w:pPr>
-      <w:r>
-        <w:rPr>
-          <w:rFonts w:ascii="Arial" w:eastAsia="Times New Roman" w:hAnsi="Arial" w:cs="Arial"/>
-          <w:kern w:val="0"/>
-          <w:lang w:eastAsia="en-IN"/>
-          <w14:ligatures w14:val="none"/>
-        </w:rPr>
-        <w:t>C</w:t>
-      </w:r>
-      <w:r>
-        <w:rPr>
-          <w:rFonts w:ascii="Arial" w:eastAsia="Times New Roman" w:hAnsi="Arial" w:cs="Arial"/>
-          <w:kern w:val="0"/>
-          <w:lang w:eastAsia="en-IN"/>
-          <w14:ligatures w14:val="none"/>
-        </w:rPr>
-        <w:t xml:space="preserve">reate a dataset named </w:t>
-      </w:r>
-      <w:proofErr w:type="spellStart"/>
-      <w:r>
-        <w:rPr>
-          <w:rFonts w:ascii="Arial" w:eastAsia="Times New Roman" w:hAnsi="Arial" w:cs="Arial"/>
-          <w:kern w:val="0"/>
-          <w:sz w:val="20"/>
-          <w:szCs w:val="20"/>
-          <w:lang w:eastAsia="en-IN"/>
-          <w14:ligatures w14:val="none"/>
-        </w:rPr>
-        <w:t>ds</w:t>
-      </w:r>
-      <w:r>
-        <w:rPr>
-          <w:rFonts w:ascii="Arial" w:eastAsia="Times New Roman" w:hAnsi="Arial" w:cs="Arial"/>
-          <w:kern w:val="0"/>
-          <w:lang w:eastAsia="en-IN"/>
-          <w14:ligatures w14:val="none"/>
-        </w:rPr>
-        <w:t>_</w:t>
-      </w:r>
-      <w:r>
-        <w:rPr>
-          <w:rFonts w:ascii="Arial" w:eastAsia="Times New Roman" w:hAnsi="Arial" w:cs="Arial"/>
-          <w:kern w:val="0"/>
-          <w:sz w:val="20"/>
-          <w:szCs w:val="20"/>
-          <w:lang w:eastAsia="en-IN"/>
-          <w14:ligatures w14:val="none"/>
-        </w:rPr>
-        <w:t>trade_</w:t>
-      </w:r>
-      <w:r>
-        <w:rPr>
-          <w:rFonts w:ascii="Arial" w:eastAsia="Times New Roman" w:hAnsi="Arial" w:cs="Arial"/>
-          <w:kern w:val="0"/>
-          <w:sz w:val="20"/>
-          <w:szCs w:val="20"/>
-          <w:lang w:eastAsia="en-IN"/>
-          <w14:ligatures w14:val="none"/>
-        </w:rPr>
-        <w:t>analytics</w:t>
-      </w:r>
-      <w:proofErr w:type="spellEnd"/>
-      <w:r>
-        <w:rPr>
-          <w:rFonts w:ascii="Arial" w:eastAsia="Times New Roman" w:hAnsi="Arial" w:cs="Arial"/>
-          <w:kern w:val="0"/>
-          <w:lang w:eastAsia="en-IN"/>
-          <w14:ligatures w14:val="none"/>
-        </w:rPr>
-        <w:t xml:space="preserve"> and two tables (</w:t>
-      </w:r>
-      <w:proofErr w:type="spellStart"/>
-      <w:r>
-        <w:rPr>
-          <w:rFonts w:ascii="Arial" w:eastAsia="Times New Roman" w:hAnsi="Arial" w:cs="Arial"/>
-          <w:kern w:val="0"/>
-          <w:sz w:val="20"/>
-          <w:szCs w:val="20"/>
-          <w:lang w:eastAsia="en-IN"/>
-          <w14:ligatures w14:val="none"/>
-        </w:rPr>
-        <w:t>valid_trades</w:t>
-      </w:r>
-      <w:proofErr w:type="spellEnd"/>
-      <w:r>
-        <w:rPr>
-          <w:rFonts w:ascii="Arial" w:eastAsia="Times New Roman" w:hAnsi="Arial" w:cs="Arial"/>
-          <w:kern w:val="0"/>
-          <w:lang w:eastAsia="en-IN"/>
-          <w14:ligatures w14:val="none"/>
-        </w:rPr>
-        <w:t xml:space="preserve"> and </w:t>
-      </w:r>
-      <w:proofErr w:type="spellStart"/>
-      <w:r>
-        <w:rPr>
-          <w:rFonts w:ascii="Arial" w:eastAsia="Times New Roman" w:hAnsi="Arial" w:cs="Arial"/>
-          <w:kern w:val="0"/>
-          <w:sz w:val="20"/>
-          <w:szCs w:val="20"/>
-          <w:lang w:eastAsia="en-IN"/>
-          <w14:ligatures w14:val="none"/>
-        </w:rPr>
-        <w:t>rejected_trades</w:t>
-      </w:r>
-      <w:proofErr w:type="spellEnd"/>
-      <w:r>
-        <w:rPr>
-          <w:rFonts w:ascii="Arial" w:eastAsia="Times New Roman" w:hAnsi="Arial" w:cs="Arial"/>
-          <w:kern w:val="0"/>
-          <w:lang w:eastAsia="en-IN"/>
-          <w14:ligatures w14:val="none"/>
-        </w:rPr>
-        <w:t>).</w:t>
-      </w:r>
-    </w:p>
-    <w:p>
-      <w:pPr>
-        <w:spacing w:after="0" w:line="240" w:lineRule="auto"/>
-        <w:rPr>
-          <w:rFonts w:ascii="Arial" w:eastAsia="Times New Roman" w:hAnsi="Arial" w:cs="Arial"/>
-          <w:kern w:val="0"/>
-          <w:lang w:eastAsia="en-IN"/>
-          <w14:ligatures w14:val="none"/>
-        </w:rPr>
-      </w:pPr>
-      <w:r>
-        <w:rPr>
-          <w:rFonts w:ascii="Arial" w:eastAsia="Times New Roman" w:hAnsi="Arial" w:cs="Arial"/>
-          <w:kern w:val="0"/>
-          <w:lang w:eastAsia="en-IN"/>
-          <w14:ligatures w14:val="none"/>
-        </w:rPr>
-        <w:t>Bash</w:t>
-      </w:r>
     </w:p>
     <w:p>
       <w:pPr>
@@ -2783,7 +3251,7 @@
           <w:lang w:eastAsia="en-IN"/>
           <w14:ligatures w14:val="none"/>
         </w:rPr>
-        <w:t># Create Dataset</w:t>
+        <w:t># Create Valid Trades Table</w:t>
       </w:r>
     </w:p>
     <w:p>
@@ -2816,120 +3284,17 @@
           <w14:ligatures w14:val="none"/>
         </w:rPr>
       </w:pPr>
-      <w:proofErr w:type="spellStart"/>
-      <w:r>
-        <w:rPr>
-          <w:rFonts w:ascii="Arial" w:eastAsia="Times New Roman" w:hAnsi="Arial" w:cs="Arial"/>
-          <w:kern w:val="0"/>
-          <w:sz w:val="20"/>
-          <w:szCs w:val="20"/>
-          <w:lang w:eastAsia="en-IN"/>
-          <w14:ligatures w14:val="none"/>
-        </w:rPr>
-        <w:t>bq</w:t>
-      </w:r>
-      <w:proofErr w:type="spellEnd"/>
-      <w:r>
-        <w:rPr>
-          <w:rFonts w:ascii="Arial" w:eastAsia="Times New Roman" w:hAnsi="Arial" w:cs="Arial"/>
-          <w:kern w:val="0"/>
-          <w:sz w:val="20"/>
-          <w:szCs w:val="20"/>
-          <w:lang w:eastAsia="en-IN"/>
-          <w14:ligatures w14:val="none"/>
-        </w:rPr>
-        <w:t xml:space="preserve"> </w:t>
-      </w:r>
-      <w:proofErr w:type="spellStart"/>
-      <w:r>
-        <w:rPr>
-          <w:rFonts w:ascii="Arial" w:eastAsia="Times New Roman" w:hAnsi="Arial" w:cs="Arial"/>
-          <w:kern w:val="0"/>
-          <w:sz w:val="20"/>
-          <w:szCs w:val="20"/>
-          <w:lang w:eastAsia="en-IN"/>
-          <w14:ligatures w14:val="none"/>
-        </w:rPr>
-        <w:t>mk</w:t>
-      </w:r>
-      <w:proofErr w:type="spellEnd"/>
-      <w:r>
-        <w:rPr>
-          <w:rFonts w:ascii="Arial" w:eastAsia="Times New Roman" w:hAnsi="Arial" w:cs="Arial"/>
-          <w:kern w:val="0"/>
-          <w:sz w:val="20"/>
-          <w:szCs w:val="20"/>
-          <w:lang w:eastAsia="en-IN"/>
-          <w14:ligatures w14:val="none"/>
-        </w:rPr>
-        <w:t xml:space="preserve"> --location=asia-south2 --dataset </w:t>
-      </w:r>
-      <w:proofErr w:type="spellStart"/>
-      <w:r>
-        <w:rPr>
-          <w:rFonts w:ascii="Arial" w:eastAsia="Times New Roman" w:hAnsi="Arial" w:cs="Arial"/>
-          <w:kern w:val="0"/>
-          <w:sz w:val="20"/>
-          <w:szCs w:val="20"/>
-          <w:lang w:eastAsia="en-IN"/>
-          <w14:ligatures w14:val="none"/>
-        </w:rPr>
-        <w:t>trade-analytics-bq-project</w:t>
-      </w:r>
-      <w:r>
-        <w:rPr>
-          <w:rFonts w:ascii="Arial" w:eastAsia="Times New Roman" w:hAnsi="Arial" w:cs="Arial"/>
-          <w:kern w:val="0"/>
-          <w:sz w:val="20"/>
-          <w:szCs w:val="20"/>
-          <w:lang w:eastAsia="en-IN"/>
-          <w14:ligatures w14:val="none"/>
-        </w:rPr>
-        <w:t>:</w:t>
-      </w:r>
-      <w:r>
-        <w:rPr>
-          <w:rFonts w:ascii="Arial" w:eastAsia="Times New Roman" w:hAnsi="Arial" w:cs="Arial"/>
-          <w:kern w:val="0"/>
-          <w:sz w:val="20"/>
-          <w:szCs w:val="20"/>
-          <w:lang w:eastAsia="en-IN"/>
-          <w14:ligatures w14:val="none"/>
-        </w:rPr>
-        <w:t>ds</w:t>
-      </w:r>
-      <w:r>
-        <w:rPr>
-          <w:rFonts w:ascii="Arial" w:eastAsia="Times New Roman" w:hAnsi="Arial" w:cs="Arial"/>
-          <w:kern w:val="0"/>
-          <w:lang w:eastAsia="en-IN"/>
-          <w14:ligatures w14:val="none"/>
-        </w:rPr>
-        <w:t>_</w:t>
-      </w:r>
-      <w:r>
-        <w:rPr>
-          <w:rFonts w:ascii="Arial" w:eastAsia="Times New Roman" w:hAnsi="Arial" w:cs="Arial"/>
-          <w:kern w:val="0"/>
-          <w:sz w:val="20"/>
-          <w:szCs w:val="20"/>
-          <w:lang w:eastAsia="en-IN"/>
-          <w14:ligatures w14:val="none"/>
-        </w:rPr>
-        <w:t>trade_</w:t>
-      </w:r>
-      <w:r>
-        <w:rPr>
-          <w:rFonts w:ascii="Arial" w:eastAsia="Times New Roman" w:hAnsi="Arial" w:cs="Arial"/>
-          <w:kern w:val="0"/>
-          <w:sz w:val="20"/>
-          <w:szCs w:val="20"/>
-          <w:lang w:eastAsia="en-IN"/>
-          <w14:ligatures w14:val="none"/>
-        </w:rPr>
-        <w:t>analytics</w:t>
-      </w:r>
-      <w:proofErr w:type="spellEnd"/>
+      <w:r>
+        <w:rPr>
+          <w:rFonts w:ascii="Arial" w:eastAsia="Times New Roman" w:hAnsi="Arial" w:cs="Arial"/>
+          <w:kern w:val="0"/>
+          <w:sz w:val="20"/>
+          <w:szCs w:val="20"/>
+          <w:lang w:eastAsia="en-IN"/>
+          <w14:ligatures w14:val="none"/>
+        </w:rPr>
+        <w:t>bq mk --table \</w:t>
+      </w:r>
     </w:p>
     <w:p>
       <w:pPr>
@@ -2961,6 +3326,70 @@
           <w14:ligatures w14:val="none"/>
         </w:rPr>
       </w:pPr>
+      <w:r>
+        <w:rPr>
+          <w:rFonts w:ascii="Arial" w:eastAsia="Times New Roman" w:hAnsi="Arial" w:cs="Arial"/>
+          <w:kern w:val="0"/>
+          <w:sz w:val="20"/>
+          <w:szCs w:val="20"/>
+          <w:lang w:eastAsia="en-IN"/>
+          <w14:ligatures w14:val="none"/>
+        </w:rPr>
+        <w:t>trade-analytics-bq-project.</w:t>
+      </w:r>
+      <w:r>
+        <w:rPr>
+          <w:rFonts w:ascii="Arial" w:eastAsia="Times New Roman" w:hAnsi="Arial" w:cs="Arial"/>
+          <w:kern w:val="0"/>
+          <w:sz w:val="20"/>
+          <w:szCs w:val="20"/>
+          <w:lang w:eastAsia="en-IN"/>
+          <w14:ligatures w14:val="none"/>
+        </w:rPr>
+        <w:t>ds</w:t>
+      </w:r>
+      <w:r>
+        <w:rPr>
+          <w:rFonts w:ascii="Arial" w:eastAsia="Times New Roman" w:hAnsi="Arial" w:cs="Arial"/>
+          <w:kern w:val="0"/>
+          <w:lang w:eastAsia="en-IN"/>
+          <w14:ligatures w14:val="none"/>
+        </w:rPr>
+        <w:t>_</w:t>
+      </w:r>
+      <w:r>
+        <w:rPr>
+          <w:rFonts w:ascii="Arial" w:eastAsia="Times New Roman" w:hAnsi="Arial" w:cs="Arial"/>
+          <w:kern w:val="0"/>
+          <w:sz w:val="20"/>
+          <w:szCs w:val="20"/>
+          <w:lang w:eastAsia="en-IN"/>
+          <w14:ligatures w14:val="none"/>
+        </w:rPr>
+        <w:t>trade_</w:t>
+      </w:r>
+      <w:r>
+        <w:rPr>
+          <w:rFonts w:ascii="Arial" w:eastAsia="Times New Roman" w:hAnsi="Arial" w:cs="Arial"/>
+          <w:kern w:val="0"/>
+          <w:sz w:val="20"/>
+          <w:szCs w:val="20"/>
+          <w:lang w:eastAsia="en-IN"/>
+          <w14:ligatures w14:val="none"/>
+        </w:rPr>
+        <w:t>analytics</w:t>
+      </w:r>
+      <w:r>
+        <w:rPr>
+          <w:rFonts w:ascii="Arial" w:eastAsia="Times New Roman" w:hAnsi="Arial" w:cs="Arial"/>
+          <w:kern w:val="0"/>
+          <w:sz w:val="20"/>
+          <w:szCs w:val="20"/>
+          <w:lang w:eastAsia="en-IN"/>
+          <w14:ligatures w14:val="none"/>
+        </w:rPr>
+        <w:t>.valid_trades \</w:t>
+      </w:r>
     </w:p>
     <w:p>
       <w:pPr>
@@ -3001,7 +3430,7 @@
           <w:lang w:eastAsia="en-IN"/>
           <w14:ligatures w14:val="none"/>
         </w:rPr>
-        <w:t># Create Valid Trades Table</w:t>
+        <w:t>trade_id:STRING,version:STRING,maturity_date:DATE,timestamp:STRING,status:STRING</w:t>
       </w:r>
     </w:p>
     <w:p>
@@ -3034,54 +3463,6 @@
           <w14:ligatures w14:val="none"/>
         </w:rPr>
       </w:pPr>
-      <w:proofErr w:type="spellStart"/>
-      <w:r>
-        <w:rPr>
-          <w:rFonts w:ascii="Arial" w:eastAsia="Times New Roman" w:hAnsi="Arial" w:cs="Arial"/>
-          <w:kern w:val="0"/>
-          <w:sz w:val="20"/>
-          <w:szCs w:val="20"/>
-          <w:lang w:eastAsia="en-IN"/>
-          <w14:ligatures w14:val="none"/>
-        </w:rPr>
-        <w:t>bq</w:t>
-      </w:r>
-      <w:proofErr w:type="spellEnd"/>
-      <w:r>
-        <w:rPr>
-          <w:rFonts w:ascii="Arial" w:eastAsia="Times New Roman" w:hAnsi="Arial" w:cs="Arial"/>
-          <w:kern w:val="0"/>
-          <w:sz w:val="20"/>
-          <w:szCs w:val="20"/>
-          <w:lang w:eastAsia="en-IN"/>
-          <w14:ligatures w14:val="none"/>
-        </w:rPr>
-        <w:t xml:space="preserve"> </w:t>
-      </w:r>
-      <w:proofErr w:type="spellStart"/>
-      <w:r>
-        <w:rPr>
-          <w:rFonts w:ascii="Arial" w:eastAsia="Times New Roman" w:hAnsi="Arial" w:cs="Arial"/>
-          <w:kern w:val="0"/>
-          <w:sz w:val="20"/>
-          <w:szCs w:val="20"/>
-          <w:lang w:eastAsia="en-IN"/>
-          <w14:ligatures w14:val="none"/>
-        </w:rPr>
-        <w:t>mk</w:t>
-      </w:r>
-      <w:proofErr w:type="spellEnd"/>
-      <w:r>
-        <w:rPr>
-          <w:rFonts w:ascii="Arial" w:eastAsia="Times New Roman" w:hAnsi="Arial" w:cs="Arial"/>
-          <w:kern w:val="0"/>
-          <w:sz w:val="20"/>
-          <w:szCs w:val="20"/>
-          <w:lang w:eastAsia="en-IN"/>
-          <w14:ligatures w14:val="none"/>
-        </w:rPr>
-        <w:t xml:space="preserve"> --table \</w:t>
-      </w:r>
     </w:p>
     <w:p>
       <w:pPr>
@@ -3122,132 +3503,7 @@
           <w:lang w:eastAsia="en-IN"/>
           <w14:ligatures w14:val="none"/>
         </w:rPr>
-        <w:t>trade-analytics-</w:t>
-      </w:r>
-      <w:proofErr w:type="spellStart"/>
-      <w:r>
-        <w:rPr>
-          <w:rFonts w:ascii="Arial" w:eastAsia="Times New Roman" w:hAnsi="Arial" w:cs="Arial"/>
-          <w:kern w:val="0"/>
-          <w:sz w:val="20"/>
-          <w:szCs w:val="20"/>
-          <w:lang w:eastAsia="en-IN"/>
-          <w14:ligatures w14:val="none"/>
-        </w:rPr>
-        <w:t>bq</w:t>
-      </w:r>
-      <w:proofErr w:type="spellEnd"/>
-      <w:r>
-        <w:rPr>
-          <w:rFonts w:ascii="Arial" w:eastAsia="Times New Roman" w:hAnsi="Arial" w:cs="Arial"/>
-          <w:kern w:val="0"/>
-          <w:sz w:val="20"/>
-          <w:szCs w:val="20"/>
-          <w:lang w:eastAsia="en-IN"/>
-          <w14:ligatures w14:val="none"/>
-        </w:rPr>
-        <w:t>-</w:t>
-      </w:r>
-      <w:proofErr w:type="spellStart"/>
-      <w:r>
-        <w:rPr>
-          <w:rFonts w:ascii="Arial" w:eastAsia="Times New Roman" w:hAnsi="Arial" w:cs="Arial"/>
-          <w:kern w:val="0"/>
-          <w:sz w:val="20"/>
-          <w:szCs w:val="20"/>
-          <w:lang w:eastAsia="en-IN"/>
-          <w14:ligatures w14:val="none"/>
-        </w:rPr>
-        <w:t>project</w:t>
-      </w:r>
-      <w:r>
-        <w:rPr>
-          <w:rFonts w:ascii="Arial" w:eastAsia="Times New Roman" w:hAnsi="Arial" w:cs="Arial"/>
-          <w:kern w:val="0"/>
-          <w:sz w:val="20"/>
-          <w:szCs w:val="20"/>
-          <w:lang w:eastAsia="en-IN"/>
-          <w14:ligatures w14:val="none"/>
-        </w:rPr>
-        <w:t>.</w:t>
-      </w:r>
-      <w:r>
-        <w:rPr>
-          <w:rFonts w:ascii="Arial" w:eastAsia="Times New Roman" w:hAnsi="Arial" w:cs="Arial"/>
-          <w:kern w:val="0"/>
-          <w:sz w:val="20"/>
-          <w:szCs w:val="20"/>
-          <w:lang w:eastAsia="en-IN"/>
-          <w14:ligatures w14:val="none"/>
-        </w:rPr>
-        <w:t>ds</w:t>
-      </w:r>
-      <w:r>
-        <w:rPr>
-          <w:rFonts w:ascii="Arial" w:eastAsia="Times New Roman" w:hAnsi="Arial" w:cs="Arial"/>
-          <w:kern w:val="0"/>
-          <w:lang w:eastAsia="en-IN"/>
-          <w14:ligatures w14:val="none"/>
-        </w:rPr>
-        <w:t>_</w:t>
-      </w:r>
-      <w:r>
-        <w:rPr>
-          <w:rFonts w:ascii="Arial" w:eastAsia="Times New Roman" w:hAnsi="Arial" w:cs="Arial"/>
-          <w:kern w:val="0"/>
-          <w:sz w:val="20"/>
-          <w:szCs w:val="20"/>
-          <w:lang w:eastAsia="en-IN"/>
-          <w14:ligatures w14:val="none"/>
-        </w:rPr>
-        <w:t>trade_</w:t>
-      </w:r>
-      <w:proofErr w:type="gramStart"/>
-      <w:r>
-        <w:rPr>
-          <w:rFonts w:ascii="Arial" w:eastAsia="Times New Roman" w:hAnsi="Arial" w:cs="Arial"/>
-          <w:kern w:val="0"/>
-          <w:sz w:val="20"/>
-          <w:szCs w:val="20"/>
-          <w:lang w:eastAsia="en-IN"/>
-          <w14:ligatures w14:val="none"/>
-        </w:rPr>
-        <w:t>analytics</w:t>
-      </w:r>
-      <w:r>
-        <w:rPr>
-          <w:rFonts w:ascii="Arial" w:eastAsia="Times New Roman" w:hAnsi="Arial" w:cs="Arial"/>
-          <w:kern w:val="0"/>
-          <w:sz w:val="20"/>
-          <w:szCs w:val="20"/>
-          <w:lang w:eastAsia="en-IN"/>
-          <w14:ligatures w14:val="none"/>
-        </w:rPr>
-        <w:t>.valid</w:t>
-      </w:r>
-      <w:proofErr w:type="gramEnd"/>
-      <w:r>
-        <w:rPr>
-          <w:rFonts w:ascii="Arial" w:eastAsia="Times New Roman" w:hAnsi="Arial" w:cs="Arial"/>
-          <w:kern w:val="0"/>
-          <w:sz w:val="20"/>
-          <w:szCs w:val="20"/>
-          <w:lang w:eastAsia="en-IN"/>
-          <w14:ligatures w14:val="none"/>
-        </w:rPr>
-        <w:t>_trades</w:t>
-      </w:r>
-      <w:proofErr w:type="spellEnd"/>
-      <w:r>
-        <w:rPr>
-          <w:rFonts w:ascii="Arial" w:eastAsia="Times New Roman" w:hAnsi="Arial" w:cs="Arial"/>
-          <w:kern w:val="0"/>
-          <w:sz w:val="20"/>
-          <w:szCs w:val="20"/>
-          <w:lang w:eastAsia="en-IN"/>
-          <w14:ligatures w14:val="none"/>
-        </w:rPr>
-        <w:t xml:space="preserve"> \</w:t>
+        <w:t># Create Rejected Trades Table</w:t>
       </w:r>
     </w:p>
     <w:p>
@@ -3289,117 +3545,8 @@
           <w:lang w:eastAsia="en-IN"/>
           <w14:ligatures w14:val="none"/>
         </w:rPr>
-        <w:t>trade_</w:t>
-      </w:r>
-      <w:proofErr w:type="gramStart"/>
-      <w:r>
-        <w:rPr>
-          <w:rFonts w:ascii="Arial" w:eastAsia="Times New Roman" w:hAnsi="Arial" w:cs="Arial"/>
-          <w:kern w:val="0"/>
-          <w:sz w:val="20"/>
-          <w:szCs w:val="20"/>
-          <w:lang w:eastAsia="en-IN"/>
-          <w14:ligatures w14:val="none"/>
-        </w:rPr>
-        <w:t>id:STRING</w:t>
-      </w:r>
-      <w:proofErr w:type="gramEnd"/>
-      <w:r>
-        <w:rPr>
-          <w:rFonts w:ascii="Arial" w:eastAsia="Times New Roman" w:hAnsi="Arial" w:cs="Arial"/>
-          <w:kern w:val="0"/>
-          <w:sz w:val="20"/>
-          <w:szCs w:val="20"/>
-          <w:lang w:eastAsia="en-IN"/>
-          <w14:ligatures w14:val="none"/>
-        </w:rPr>
-        <w:t>,</w:t>
-      </w:r>
-      <w:proofErr w:type="gramStart"/>
-      <w:r>
-        <w:rPr>
-          <w:rFonts w:ascii="Arial" w:eastAsia="Times New Roman" w:hAnsi="Arial" w:cs="Arial"/>
-          <w:kern w:val="0"/>
-          <w:sz w:val="20"/>
-          <w:szCs w:val="20"/>
-          <w:lang w:eastAsia="en-IN"/>
-          <w14:ligatures w14:val="none"/>
-        </w:rPr>
-        <w:t>version:STRING</w:t>
-      </w:r>
-      <w:proofErr w:type="gramEnd"/>
-      <w:r>
-        <w:rPr>
-          <w:rFonts w:ascii="Arial" w:eastAsia="Times New Roman" w:hAnsi="Arial" w:cs="Arial"/>
-          <w:kern w:val="0"/>
-          <w:sz w:val="20"/>
-          <w:szCs w:val="20"/>
-          <w:lang w:eastAsia="en-IN"/>
-          <w14:ligatures w14:val="none"/>
-        </w:rPr>
-        <w:t>,maturity_</w:t>
-      </w:r>
-      <w:proofErr w:type="gramStart"/>
-      <w:r>
-        <w:rPr>
-          <w:rFonts w:ascii="Arial" w:eastAsia="Times New Roman" w:hAnsi="Arial" w:cs="Arial"/>
-          <w:kern w:val="0"/>
-          <w:sz w:val="20"/>
-          <w:szCs w:val="20"/>
-          <w:lang w:eastAsia="en-IN"/>
-          <w14:ligatures w14:val="none"/>
-        </w:rPr>
-        <w:t>date:DATE</w:t>
-      </w:r>
-      <w:proofErr w:type="gramEnd"/>
-      <w:r>
-        <w:rPr>
-          <w:rFonts w:ascii="Arial" w:eastAsia="Times New Roman" w:hAnsi="Arial" w:cs="Arial"/>
-          <w:kern w:val="0"/>
-          <w:sz w:val="20"/>
-          <w:szCs w:val="20"/>
-          <w:lang w:eastAsia="en-IN"/>
-          <w14:ligatures w14:val="none"/>
-        </w:rPr>
-        <w:t>,</w:t>
-      </w:r>
-      <w:proofErr w:type="gramStart"/>
-      <w:r>
-        <w:rPr>
-          <w:rFonts w:ascii="Arial" w:eastAsia="Times New Roman" w:hAnsi="Arial" w:cs="Arial"/>
-          <w:kern w:val="0"/>
-          <w:sz w:val="20"/>
-          <w:szCs w:val="20"/>
-          <w:lang w:eastAsia="en-IN"/>
-          <w14:ligatures w14:val="none"/>
-        </w:rPr>
-        <w:t>timestamp:STRING</w:t>
-      </w:r>
-      <w:proofErr w:type="gramEnd"/>
-      <w:r>
-        <w:rPr>
-          <w:rFonts w:ascii="Arial" w:eastAsia="Times New Roman" w:hAnsi="Arial" w:cs="Arial"/>
-          <w:kern w:val="0"/>
-          <w:sz w:val="20"/>
-          <w:szCs w:val="20"/>
-          <w:lang w:eastAsia="en-IN"/>
-          <w14:ligatures w14:val="none"/>
-        </w:rPr>
-        <w:t>,</w:t>
-      </w:r>
-      <w:proofErr w:type="gramStart"/>
-      <w:r>
-        <w:rPr>
-          <w:rFonts w:ascii="Arial" w:eastAsia="Times New Roman" w:hAnsi="Arial" w:cs="Arial"/>
-          <w:kern w:val="0"/>
-          <w:sz w:val="20"/>
-          <w:szCs w:val="20"/>
-          <w:lang w:eastAsia="en-IN"/>
-          <w14:ligatures w14:val="none"/>
-        </w:rPr>
-        <w:t>status:STRING</w:t>
-      </w:r>
-      <w:proofErr w:type="gramEnd"/>
+        <w:t>bq mk --table \</w:t>
+      </w:r>
     </w:p>
     <w:p>
       <w:pPr>
@@ -3431,6 +3578,70 @@
           <w14:ligatures w14:val="none"/>
         </w:rPr>
       </w:pPr>
+      <w:r>
+        <w:rPr>
+          <w:rFonts w:ascii="Arial" w:eastAsia="Times New Roman" w:hAnsi="Arial" w:cs="Arial"/>
+          <w:kern w:val="0"/>
+          <w:sz w:val="20"/>
+          <w:szCs w:val="20"/>
+          <w:lang w:eastAsia="en-IN"/>
+          <w14:ligatures w14:val="none"/>
+        </w:rPr>
+        <w:t>trade-analytics-bq-project.</w:t>
+      </w:r>
+      <w:r>
+        <w:rPr>
+          <w:rFonts w:ascii="Arial" w:eastAsia="Times New Roman" w:hAnsi="Arial" w:cs="Arial"/>
+          <w:kern w:val="0"/>
+          <w:sz w:val="20"/>
+          <w:szCs w:val="20"/>
+          <w:lang w:eastAsia="en-IN"/>
+          <w14:ligatures w14:val="none"/>
+        </w:rPr>
+        <w:t>ds</w:t>
+      </w:r>
+      <w:r>
+        <w:rPr>
+          <w:rFonts w:ascii="Arial" w:eastAsia="Times New Roman" w:hAnsi="Arial" w:cs="Arial"/>
+          <w:kern w:val="0"/>
+          <w:lang w:eastAsia="en-IN"/>
+          <w14:ligatures w14:val="none"/>
+        </w:rPr>
+        <w:t>_</w:t>
+      </w:r>
+      <w:r>
+        <w:rPr>
+          <w:rFonts w:ascii="Arial" w:eastAsia="Times New Roman" w:hAnsi="Arial" w:cs="Arial"/>
+          <w:kern w:val="0"/>
+          <w:sz w:val="20"/>
+          <w:szCs w:val="20"/>
+          <w:lang w:eastAsia="en-IN"/>
+          <w14:ligatures w14:val="none"/>
+        </w:rPr>
+        <w:t>trade_</w:t>
+      </w:r>
+      <w:r>
+        <w:rPr>
+          <w:rFonts w:ascii="Arial" w:eastAsia="Times New Roman" w:hAnsi="Arial" w:cs="Arial"/>
+          <w:kern w:val="0"/>
+          <w:sz w:val="20"/>
+          <w:szCs w:val="20"/>
+          <w:lang w:eastAsia="en-IN"/>
+          <w14:ligatures w14:val="none"/>
+        </w:rPr>
+        <w:t>analytics</w:t>
+      </w:r>
+      <w:r>
+        <w:rPr>
+          <w:rFonts w:ascii="Arial" w:eastAsia="Times New Roman" w:hAnsi="Arial" w:cs="Arial"/>
+          <w:kern w:val="0"/>
+          <w:sz w:val="20"/>
+          <w:szCs w:val="20"/>
+          <w:lang w:eastAsia="en-IN"/>
+          <w14:ligatures w14:val="none"/>
+        </w:rPr>
+        <w:t xml:space="preserve"> \</w:t>
+      </w:r>
     </w:p>
     <w:p>
       <w:pPr>
@@ -3471,7 +3682,7 @@
           <w:lang w:eastAsia="en-IN"/>
           <w14:ligatures w14:val="none"/>
         </w:rPr>
-        <w:t># Create Rejected Trades Table</w:t>
+        <w:t>trade_id:STRING,version:STRING,maturity_date:DATE,source_timestamp:TIMESTAMP,reject_reason:STRING</w:t>
       </w:r>
     </w:p>
     <w:p>
@@ -3504,53 +3715,61 @@
           <w14:ligatures w14:val="none"/>
         </w:rPr>
       </w:pPr>
-      <w:proofErr w:type="spellStart"/>
-      <w:r>
-        <w:rPr>
-          <w:rFonts w:ascii="Arial" w:eastAsia="Times New Roman" w:hAnsi="Arial" w:cs="Arial"/>
-          <w:kern w:val="0"/>
-          <w:sz w:val="20"/>
-          <w:szCs w:val="20"/>
-          <w:lang w:eastAsia="en-IN"/>
-          <w14:ligatures w14:val="none"/>
-        </w:rPr>
-        <w:t>bq</w:t>
-      </w:r>
-      <w:proofErr w:type="spellEnd"/>
-      <w:r>
-        <w:rPr>
-          <w:rFonts w:ascii="Arial" w:eastAsia="Times New Roman" w:hAnsi="Arial" w:cs="Arial"/>
-          <w:kern w:val="0"/>
-          <w:sz w:val="20"/>
-          <w:szCs w:val="20"/>
-          <w:lang w:eastAsia="en-IN"/>
-          <w14:ligatures w14:val="none"/>
-        </w:rPr>
-        <w:t xml:space="preserve"> </w:t>
-      </w:r>
-      <w:proofErr w:type="spellStart"/>
-      <w:r>
-        <w:rPr>
-          <w:rFonts w:ascii="Arial" w:eastAsia="Times New Roman" w:hAnsi="Arial" w:cs="Arial"/>
-          <w:kern w:val="0"/>
-          <w:sz w:val="20"/>
-          <w:szCs w:val="20"/>
-          <w:lang w:eastAsia="en-IN"/>
-          <w14:ligatures w14:val="none"/>
-        </w:rPr>
-        <w:t>mk</w:t>
-      </w:r>
-      <w:proofErr w:type="spellEnd"/>
-      <w:r>
-        <w:rPr>
-          <w:rFonts w:ascii="Arial" w:eastAsia="Times New Roman" w:hAnsi="Arial" w:cs="Arial"/>
-          <w:kern w:val="0"/>
-          <w:sz w:val="20"/>
-          <w:szCs w:val="20"/>
-          <w:lang w:eastAsia="en-IN"/>
-          <w14:ligatures w14:val="none"/>
-        </w:rPr>
-        <w:t xml:space="preserve"> --table \</w:t>
+    </w:p>
+    <w:p>
+      <w:pPr>
+        <w:spacing w:after="100" w:afterAutospacing="1" w:line="240" w:lineRule="auto"/>
+        <w:outlineLvl w:val="3"/>
+        <w:rPr>
+          <w:rFonts w:ascii="Arial" w:eastAsia="Times New Roman" w:hAnsi="Arial" w:cs="Arial"/>
+          <w:b/>
+          <w:bCs/>
+          <w:kern w:val="0"/>
+          <w:lang w:eastAsia="en-IN"/>
+          <w14:ligatures w14:val="none"/>
+        </w:rPr>
+      </w:pPr>
+      <w:r>
+        <w:rPr>
+          <w:rFonts w:ascii="Arial" w:eastAsia="Times New Roman" w:hAnsi="Arial" w:cs="Arial"/>
+          <w:b/>
+          <w:bCs/>
+          <w:kern w:val="0"/>
+          <w:lang w:eastAsia="en-IN"/>
+          <w14:ligatures w14:val="none"/>
+        </w:rPr>
+        <w:t>1.4</w:t>
+      </w:r>
+      <w:r>
+        <w:rPr>
+          <w:rFonts w:ascii="Arial" w:eastAsia="Times New Roman" w:hAnsi="Arial" w:cs="Arial"/>
+          <w:b/>
+          <w:bCs/>
+          <w:kern w:val="0"/>
+          <w:lang w:eastAsia="en-IN"/>
+          <w14:ligatures w14:val="none"/>
+        </w:rPr>
+        <w:t xml:space="preserve"> Create Service Account</w:t>
+      </w:r>
+    </w:p>
+    <w:p>
+      <w:pPr>
+        <w:spacing w:after="0" w:line="240" w:lineRule="auto"/>
+        <w:rPr>
+          <w:rFonts w:ascii="Arial" w:eastAsia="Times New Roman" w:hAnsi="Arial" w:cs="Arial"/>
+          <w:kern w:val="0"/>
+          <w:lang w:eastAsia="en-IN"/>
+          <w14:ligatures w14:val="none"/>
+        </w:rPr>
+      </w:pPr>
+      <w:r>
+        <w:rPr>
+          <w:rFonts w:ascii="Arial" w:eastAsia="Times New Roman" w:hAnsi="Arial" w:cs="Arial"/>
+          <w:kern w:val="0"/>
+          <w:lang w:eastAsia="en-IN"/>
+          <w14:ligatures w14:val="none"/>
+        </w:rPr>
+        <w:t>Bash</w:t>
       </w:r>
     </w:p>
     <w:p>
@@ -3592,97 +3811,7 @@
           <w:lang w:eastAsia="en-IN"/>
           <w14:ligatures w14:val="none"/>
         </w:rPr>
-        <w:t>trade-analytics-</w:t>
-      </w:r>
-      <w:proofErr w:type="spellStart"/>
-      <w:r>
-        <w:rPr>
-          <w:rFonts w:ascii="Arial" w:eastAsia="Times New Roman" w:hAnsi="Arial" w:cs="Arial"/>
-          <w:kern w:val="0"/>
-          <w:sz w:val="20"/>
-          <w:szCs w:val="20"/>
-          <w:lang w:eastAsia="en-IN"/>
-          <w14:ligatures w14:val="none"/>
-        </w:rPr>
-        <w:t>bq</w:t>
-      </w:r>
-      <w:proofErr w:type="spellEnd"/>
-      <w:r>
-        <w:rPr>
-          <w:rFonts w:ascii="Arial" w:eastAsia="Times New Roman" w:hAnsi="Arial" w:cs="Arial"/>
-          <w:kern w:val="0"/>
-          <w:sz w:val="20"/>
-          <w:szCs w:val="20"/>
-          <w:lang w:eastAsia="en-IN"/>
-          <w14:ligatures w14:val="none"/>
-        </w:rPr>
-        <w:t>-</w:t>
-      </w:r>
-      <w:proofErr w:type="spellStart"/>
-      <w:r>
-        <w:rPr>
-          <w:rFonts w:ascii="Arial" w:eastAsia="Times New Roman" w:hAnsi="Arial" w:cs="Arial"/>
-          <w:kern w:val="0"/>
-          <w:sz w:val="20"/>
-          <w:szCs w:val="20"/>
-          <w:lang w:eastAsia="en-IN"/>
-          <w14:ligatures w14:val="none"/>
-        </w:rPr>
-        <w:t>project.</w:t>
-      </w:r>
-      <w:r>
-        <w:rPr>
-          <w:rFonts w:ascii="Arial" w:eastAsia="Times New Roman" w:hAnsi="Arial" w:cs="Arial"/>
-          <w:kern w:val="0"/>
-          <w:sz w:val="20"/>
-          <w:szCs w:val="20"/>
-          <w:lang w:eastAsia="en-IN"/>
-          <w14:ligatures w14:val="none"/>
-        </w:rPr>
-        <w:t>ds</w:t>
-      </w:r>
-      <w:r>
-        <w:rPr>
-          <w:rFonts w:ascii="Arial" w:eastAsia="Times New Roman" w:hAnsi="Arial" w:cs="Arial"/>
-          <w:kern w:val="0"/>
-          <w:lang w:eastAsia="en-IN"/>
-          <w14:ligatures w14:val="none"/>
-        </w:rPr>
-        <w:t>_</w:t>
-      </w:r>
-      <w:r>
-        <w:rPr>
-          <w:rFonts w:ascii="Arial" w:eastAsia="Times New Roman" w:hAnsi="Arial" w:cs="Arial"/>
-          <w:kern w:val="0"/>
-          <w:sz w:val="20"/>
-          <w:szCs w:val="20"/>
-          <w:lang w:eastAsia="en-IN"/>
-          <w14:ligatures w14:val="none"/>
-        </w:rPr>
-        <w:t>trade_</w:t>
-      </w:r>
-      <w:r>
-        <w:rPr>
-          <w:rFonts w:ascii="Arial" w:eastAsia="Times New Roman" w:hAnsi="Arial" w:cs="Arial"/>
-          <w:kern w:val="0"/>
-          <w:sz w:val="20"/>
-          <w:szCs w:val="20"/>
-          <w:lang w:eastAsia="en-IN"/>
-          <w14:ligatures w14:val="none"/>
-        </w:rPr>
-        <w:t>analytics</w:t>
-      </w:r>
-      <w:proofErr w:type="spellEnd"/>
-      <w:r>
-        <w:rPr>
-          <w:rFonts w:ascii="Arial" w:eastAsia="Times New Roman" w:hAnsi="Arial" w:cs="Arial"/>
-          <w:kern w:val="0"/>
-          <w:sz w:val="20"/>
-          <w:szCs w:val="20"/>
-          <w:lang w:eastAsia="en-IN"/>
-          <w14:ligatures w14:val="none"/>
-        </w:rPr>
-        <w:t xml:space="preserve"> \</w:t>
+        <w:t>gcloud iam service-accounts create $SERVICE_ACCOUNT \</w:t>
       </w:r>
     </w:p>
     <w:p>
@@ -3724,117 +3853,8 @@
           <w:lang w:eastAsia="en-IN"/>
           <w14:ligatures w14:val="none"/>
         </w:rPr>
-        <w:t>trade_</w:t>
-      </w:r>
-      <w:proofErr w:type="gramStart"/>
-      <w:r>
-        <w:rPr>
-          <w:rFonts w:ascii="Arial" w:eastAsia="Times New Roman" w:hAnsi="Arial" w:cs="Arial"/>
-          <w:kern w:val="0"/>
-          <w:sz w:val="20"/>
-          <w:szCs w:val="20"/>
-          <w:lang w:eastAsia="en-IN"/>
-          <w14:ligatures w14:val="none"/>
-        </w:rPr>
-        <w:t>id:STRING</w:t>
-      </w:r>
-      <w:proofErr w:type="gramEnd"/>
-      <w:r>
-        <w:rPr>
-          <w:rFonts w:ascii="Arial" w:eastAsia="Times New Roman" w:hAnsi="Arial" w:cs="Arial"/>
-          <w:kern w:val="0"/>
-          <w:sz w:val="20"/>
-          <w:szCs w:val="20"/>
-          <w:lang w:eastAsia="en-IN"/>
-          <w14:ligatures w14:val="none"/>
-        </w:rPr>
-        <w:t>,</w:t>
-      </w:r>
-      <w:proofErr w:type="gramStart"/>
-      <w:r>
-        <w:rPr>
-          <w:rFonts w:ascii="Arial" w:eastAsia="Times New Roman" w:hAnsi="Arial" w:cs="Arial"/>
-          <w:kern w:val="0"/>
-          <w:sz w:val="20"/>
-          <w:szCs w:val="20"/>
-          <w:lang w:eastAsia="en-IN"/>
-          <w14:ligatures w14:val="none"/>
-        </w:rPr>
-        <w:t>version:STRING</w:t>
-      </w:r>
-      <w:proofErr w:type="gramEnd"/>
-      <w:r>
-        <w:rPr>
-          <w:rFonts w:ascii="Arial" w:eastAsia="Times New Roman" w:hAnsi="Arial" w:cs="Arial"/>
-          <w:kern w:val="0"/>
-          <w:sz w:val="20"/>
-          <w:szCs w:val="20"/>
-          <w:lang w:eastAsia="en-IN"/>
-          <w14:ligatures w14:val="none"/>
-        </w:rPr>
-        <w:t>,maturity_</w:t>
-      </w:r>
-      <w:proofErr w:type="gramStart"/>
-      <w:r>
-        <w:rPr>
-          <w:rFonts w:ascii="Arial" w:eastAsia="Times New Roman" w:hAnsi="Arial" w:cs="Arial"/>
-          <w:kern w:val="0"/>
-          <w:sz w:val="20"/>
-          <w:szCs w:val="20"/>
-          <w:lang w:eastAsia="en-IN"/>
-          <w14:ligatures w14:val="none"/>
-        </w:rPr>
-        <w:t>date:DATE</w:t>
-      </w:r>
-      <w:proofErr w:type="gramEnd"/>
-      <w:r>
-        <w:rPr>
-          <w:rFonts w:ascii="Arial" w:eastAsia="Times New Roman" w:hAnsi="Arial" w:cs="Arial"/>
-          <w:kern w:val="0"/>
-          <w:sz w:val="20"/>
-          <w:szCs w:val="20"/>
-          <w:lang w:eastAsia="en-IN"/>
-          <w14:ligatures w14:val="none"/>
-        </w:rPr>
-        <w:t>,source_</w:t>
-      </w:r>
-      <w:proofErr w:type="gramStart"/>
-      <w:r>
-        <w:rPr>
-          <w:rFonts w:ascii="Arial" w:eastAsia="Times New Roman" w:hAnsi="Arial" w:cs="Arial"/>
-          <w:kern w:val="0"/>
-          <w:sz w:val="20"/>
-          <w:szCs w:val="20"/>
-          <w:lang w:eastAsia="en-IN"/>
-          <w14:ligatures w14:val="none"/>
-        </w:rPr>
-        <w:t>timestamp:TIMESTAMP</w:t>
-      </w:r>
-      <w:proofErr w:type="gramEnd"/>
-      <w:r>
-        <w:rPr>
-          <w:rFonts w:ascii="Arial" w:eastAsia="Times New Roman" w:hAnsi="Arial" w:cs="Arial"/>
-          <w:kern w:val="0"/>
-          <w:sz w:val="20"/>
-          <w:szCs w:val="20"/>
-          <w:lang w:eastAsia="en-IN"/>
-          <w14:ligatures w14:val="none"/>
-        </w:rPr>
-        <w:t>,reject_</w:t>
-      </w:r>
-      <w:proofErr w:type="gramStart"/>
-      <w:r>
-        <w:rPr>
-          <w:rFonts w:ascii="Arial" w:eastAsia="Times New Roman" w:hAnsi="Arial" w:cs="Arial"/>
-          <w:kern w:val="0"/>
-          <w:sz w:val="20"/>
-          <w:szCs w:val="20"/>
-          <w:lang w:eastAsia="en-IN"/>
-          <w14:ligatures w14:val="none"/>
-        </w:rPr>
-        <w:t>reason:STRING</w:t>
-      </w:r>
-      <w:proofErr w:type="gramEnd"/>
+        <w:t xml:space="preserve">    --display-name="Dataflow Worker Service Account"</w:t>
+      </w:r>
     </w:p>
     <w:p>
       <w:pPr>
@@ -3869,62 +3889,6 @@
     </w:p>
     <w:p>
       <w:pPr>
-        <w:spacing w:after="100" w:afterAutospacing="1" w:line="240" w:lineRule="auto"/>
-        <w:outlineLvl w:val="3"/>
-        <w:rPr>
-          <w:rFonts w:ascii="Arial" w:eastAsia="Times New Roman" w:hAnsi="Arial" w:cs="Arial"/>
-          <w:b/>
-          <w:bCs/>
-          <w:kern w:val="0"/>
-          <w:lang w:eastAsia="en-IN"/>
-          <w14:ligatures w14:val="none"/>
-        </w:rPr>
-      </w:pPr>
-      <w:r>
-        <w:rPr>
-          <w:rFonts w:ascii="Arial" w:eastAsia="Times New Roman" w:hAnsi="Arial" w:cs="Arial"/>
-          <w:b/>
-          <w:bCs/>
-          <w:kern w:val="0"/>
-          <w:lang w:eastAsia="en-IN"/>
-          <w14:ligatures w14:val="none"/>
-        </w:rPr>
-        <w:t>1.4</w:t>
-      </w:r>
-      <w:r>
-        <w:rPr>
-          <w:rFonts w:ascii="Arial" w:eastAsia="Times New Roman" w:hAnsi="Arial" w:cs="Arial"/>
-          <w:b/>
-          <w:bCs/>
-          <w:kern w:val="0"/>
-          <w:lang w:eastAsia="en-IN"/>
-          <w14:ligatures w14:val="none"/>
-        </w:rPr>
-        <w:t xml:space="preserve"> Create Service Account</w:t>
-      </w:r>
-    </w:p>
-    <w:p>
-      <w:pPr>
-        <w:spacing w:after="0" w:line="240" w:lineRule="auto"/>
-        <w:rPr>
-          <w:rFonts w:ascii="Arial" w:eastAsia="Times New Roman" w:hAnsi="Arial" w:cs="Arial"/>
-          <w:kern w:val="0"/>
-          <w:lang w:eastAsia="en-IN"/>
-          <w14:ligatures w14:val="none"/>
-        </w:rPr>
-      </w:pPr>
-      <w:r>
-        <w:rPr>
-          <w:rFonts w:ascii="Arial" w:eastAsia="Times New Roman" w:hAnsi="Arial" w:cs="Arial"/>
-          <w:kern w:val="0"/>
-          <w:lang w:eastAsia="en-IN"/>
-          <w14:ligatures w14:val="none"/>
-        </w:rPr>
-        <w:t>Bash</w:t>
-      </w:r>
-    </w:p>
-    <w:p>
-      <w:pPr>
         <w:tabs>
           <w:tab w:val="left" w:pos="916"/>
           <w:tab w:val="left" w:pos="1832"/>
@@ -3953,53 +3917,16 @@
           <w14:ligatures w14:val="none"/>
         </w:rPr>
       </w:pPr>
-      <w:proofErr w:type="spellStart"/>
-      <w:r>
-        <w:rPr>
-          <w:rFonts w:ascii="Arial" w:eastAsia="Times New Roman" w:hAnsi="Arial" w:cs="Arial"/>
-          <w:kern w:val="0"/>
-          <w:sz w:val="20"/>
-          <w:szCs w:val="20"/>
-          <w:lang w:eastAsia="en-IN"/>
-          <w14:ligatures w14:val="none"/>
-        </w:rPr>
-        <w:t>gcloud</w:t>
-      </w:r>
-      <w:proofErr w:type="spellEnd"/>
-      <w:r>
-        <w:rPr>
-          <w:rFonts w:ascii="Arial" w:eastAsia="Times New Roman" w:hAnsi="Arial" w:cs="Arial"/>
-          <w:kern w:val="0"/>
-          <w:sz w:val="20"/>
-          <w:szCs w:val="20"/>
-          <w:lang w:eastAsia="en-IN"/>
-          <w14:ligatures w14:val="none"/>
-        </w:rPr>
-        <w:t xml:space="preserve"> </w:t>
-      </w:r>
-      <w:proofErr w:type="spellStart"/>
-      <w:r>
-        <w:rPr>
-          <w:rFonts w:ascii="Arial" w:eastAsia="Times New Roman" w:hAnsi="Arial" w:cs="Arial"/>
-          <w:kern w:val="0"/>
-          <w:sz w:val="20"/>
-          <w:szCs w:val="20"/>
-          <w:lang w:eastAsia="en-IN"/>
-          <w14:ligatures w14:val="none"/>
-        </w:rPr>
-        <w:t>iam</w:t>
-      </w:r>
-      <w:proofErr w:type="spellEnd"/>
-      <w:r>
-        <w:rPr>
-          <w:rFonts w:ascii="Arial" w:eastAsia="Times New Roman" w:hAnsi="Arial" w:cs="Arial"/>
-          <w:kern w:val="0"/>
-          <w:sz w:val="20"/>
-          <w:szCs w:val="20"/>
-          <w:lang w:eastAsia="en-IN"/>
-          <w14:ligatures w14:val="none"/>
-        </w:rPr>
-        <w:t xml:space="preserve"> service-accounts create $SERVICE_ACCOUNT \</w:t>
+      <w:r>
+        <w:rPr>
+          <w:rFonts w:ascii="Arial" w:eastAsia="Times New Roman" w:hAnsi="Arial" w:cs="Arial"/>
+          <w:kern w:val="0"/>
+          <w:sz w:val="20"/>
+          <w:szCs w:val="20"/>
+          <w:lang w:eastAsia="en-IN"/>
+          <w14:ligatures w14:val="none"/>
+        </w:rPr>
+        <w:t># Grant permissions</w:t>
       </w:r>
     </w:p>
     <w:p>
@@ -4041,8 +3968,7 @@
           <w:lang w:eastAsia="en-IN"/>
           <w14:ligatures w14:val="none"/>
         </w:rPr>
-        <w:lastRenderedPageBreak/>
-        <w:t xml:space="preserve">    --display-name="Dataflow Worker Service Account"</w:t>
+        <w:t>gcloud projects add-iam-policy-binding $PROJECT_ID \</w:t>
       </w:r>
     </w:p>
     <w:p>
@@ -4075,6 +4001,17 @@
           <w14:ligatures w14:val="none"/>
         </w:rPr>
       </w:pPr>
+      <w:r>
+        <w:rPr>
+          <w:rFonts w:ascii="Arial" w:eastAsia="Times New Roman" w:hAnsi="Arial" w:cs="Arial"/>
+          <w:kern w:val="0"/>
+          <w:sz w:val="20"/>
+          <w:szCs w:val="20"/>
+          <w:lang w:eastAsia="en-IN"/>
+          <w14:ligatures w14:val="none"/>
+        </w:rPr>
+        <w:t xml:space="preserve">    --member="serviceAccount:$SERVICE_ACCOUNT@$PROJECT_ID.iam.gserviceaccount.com" \</w:t>
+      </w:r>
     </w:p>
     <w:p>
       <w:pPr>
@@ -4115,7 +4052,8 @@
           <w:lang w:eastAsia="en-IN"/>
           <w14:ligatures w14:val="none"/>
         </w:rPr>
-        <w:t># Grant permissions</w:t>
+        <w:lastRenderedPageBreak/>
+        <w:t xml:space="preserve">    --role="roles/dataflow.worker"</w:t>
       </w:r>
     </w:p>
     <w:p>
@@ -4148,54 +4086,6 @@
           <w14:ligatures w14:val="none"/>
         </w:rPr>
       </w:pPr>
-      <w:proofErr w:type="spellStart"/>
-      <w:r>
-        <w:rPr>
-          <w:rFonts w:ascii="Arial" w:eastAsia="Times New Roman" w:hAnsi="Arial" w:cs="Arial"/>
-          <w:kern w:val="0"/>
-          <w:sz w:val="20"/>
-          <w:szCs w:val="20"/>
-          <w:lang w:eastAsia="en-IN"/>
-          <w14:ligatures w14:val="none"/>
-        </w:rPr>
-        <w:t>gcloud</w:t>
-      </w:r>
-      <w:proofErr w:type="spellEnd"/>
-      <w:r>
-        <w:rPr>
-          <w:rFonts w:ascii="Arial" w:eastAsia="Times New Roman" w:hAnsi="Arial" w:cs="Arial"/>
-          <w:kern w:val="0"/>
-          <w:sz w:val="20"/>
-          <w:szCs w:val="20"/>
-          <w:lang w:eastAsia="en-IN"/>
-          <w14:ligatures w14:val="none"/>
-        </w:rPr>
-        <w:t xml:space="preserve"> projects add-</w:t>
-      </w:r>
-      <w:proofErr w:type="spellStart"/>
-      <w:r>
-        <w:rPr>
-          <w:rFonts w:ascii="Arial" w:eastAsia="Times New Roman" w:hAnsi="Arial" w:cs="Arial"/>
-          <w:kern w:val="0"/>
-          <w:sz w:val="20"/>
-          <w:szCs w:val="20"/>
-          <w:lang w:eastAsia="en-IN"/>
-          <w14:ligatures w14:val="none"/>
-        </w:rPr>
-        <w:t>iam</w:t>
-      </w:r>
-      <w:proofErr w:type="spellEnd"/>
-      <w:r>
-        <w:rPr>
-          <w:rFonts w:ascii="Arial" w:eastAsia="Times New Roman" w:hAnsi="Arial" w:cs="Arial"/>
-          <w:kern w:val="0"/>
-          <w:sz w:val="20"/>
-          <w:szCs w:val="20"/>
-          <w:lang w:eastAsia="en-IN"/>
-          <w14:ligatures w14:val="none"/>
-        </w:rPr>
-        <w:t>-policy-binding $PROJECT_ID \</w:t>
-      </w:r>
     </w:p>
     <w:p>
       <w:pPr>
@@ -4236,31 +4126,7 @@
           <w:lang w:eastAsia="en-IN"/>
           <w14:ligatures w14:val="none"/>
         </w:rPr>
-        <w:t xml:space="preserve">    --member="</w:t>
-      </w:r>
-      <w:proofErr w:type="gramStart"/>
-      <w:r>
-        <w:rPr>
-          <w:rFonts w:ascii="Arial" w:eastAsia="Times New Roman" w:hAnsi="Arial" w:cs="Arial"/>
-          <w:kern w:val="0"/>
-          <w:sz w:val="20"/>
-          <w:szCs w:val="20"/>
-          <w:lang w:eastAsia="en-IN"/>
-          <w14:ligatures w14:val="none"/>
-        </w:rPr>
-        <w:t>serviceAccount:$</w:t>
-      </w:r>
-      <w:proofErr w:type="gramEnd"/>
-      <w:r>
-        <w:rPr>
-          <w:rFonts w:ascii="Arial" w:eastAsia="Times New Roman" w:hAnsi="Arial" w:cs="Arial"/>
-          <w:kern w:val="0"/>
-          <w:sz w:val="20"/>
-          <w:szCs w:val="20"/>
-          <w:lang w:eastAsia="en-IN"/>
-          <w14:ligatures w14:val="none"/>
-        </w:rPr>
-        <w:t>SERVICE_ACCOUNT@$PROJECT_ID.iam.gserviceaccount.com" \</w:t>
+        <w:t>gcloud projects add-iam-policy-binding $PROJECT_ID \</w:t>
       </w:r>
     </w:p>
     <w:p>
@@ -4302,31 +4168,7 @@
           <w:lang w:eastAsia="en-IN"/>
           <w14:ligatures w14:val="none"/>
         </w:rPr>
-        <w:t xml:space="preserve">    --role="roles/</w:t>
-      </w:r>
-      <w:proofErr w:type="spellStart"/>
-      <w:r>
-        <w:rPr>
-          <w:rFonts w:ascii="Arial" w:eastAsia="Times New Roman" w:hAnsi="Arial" w:cs="Arial"/>
-          <w:kern w:val="0"/>
-          <w:sz w:val="20"/>
-          <w:szCs w:val="20"/>
-          <w:lang w:eastAsia="en-IN"/>
-          <w14:ligatures w14:val="none"/>
-        </w:rPr>
-        <w:t>dataflow.worker</w:t>
-      </w:r>
-      <w:proofErr w:type="spellEnd"/>
-      <w:r>
-        <w:rPr>
-          <w:rFonts w:ascii="Arial" w:eastAsia="Times New Roman" w:hAnsi="Arial" w:cs="Arial"/>
-          <w:kern w:val="0"/>
-          <w:sz w:val="20"/>
-          <w:szCs w:val="20"/>
-          <w:lang w:eastAsia="en-IN"/>
-          <w14:ligatures w14:val="none"/>
-        </w:rPr>
-        <w:t>"</w:t>
+        <w:t xml:space="preserve">    --member="serviceAccount:$SERVICE_ACCOUNT@$PROJECT_ID.iam.gserviceaccount.com" \</w:t>
       </w:r>
     </w:p>
     <w:p>
@@ -4359,6 +4201,17 @@
           <w14:ligatures w14:val="none"/>
         </w:rPr>
       </w:pPr>
+      <w:r>
+        <w:rPr>
+          <w:rFonts w:ascii="Arial" w:eastAsia="Times New Roman" w:hAnsi="Arial" w:cs="Arial"/>
+          <w:kern w:val="0"/>
+          <w:sz w:val="20"/>
+          <w:szCs w:val="20"/>
+          <w:lang w:eastAsia="en-IN"/>
+          <w14:ligatures w14:val="none"/>
+        </w:rPr>
+        <w:t xml:space="preserve">    --role="roles/dataflow.admin"</w:t>
+      </w:r>
     </w:p>
     <w:p>
       <w:pPr>
@@ -4390,54 +4243,6 @@
           <w14:ligatures w14:val="none"/>
         </w:rPr>
       </w:pPr>
-      <w:proofErr w:type="spellStart"/>
-      <w:r>
-        <w:rPr>
-          <w:rFonts w:ascii="Arial" w:eastAsia="Times New Roman" w:hAnsi="Arial" w:cs="Arial"/>
-          <w:kern w:val="0"/>
-          <w:sz w:val="20"/>
-          <w:szCs w:val="20"/>
-          <w:lang w:eastAsia="en-IN"/>
-          <w14:ligatures w14:val="none"/>
-        </w:rPr>
-        <w:t>gcloud</w:t>
-      </w:r>
-      <w:proofErr w:type="spellEnd"/>
-      <w:r>
-        <w:rPr>
-          <w:rFonts w:ascii="Arial" w:eastAsia="Times New Roman" w:hAnsi="Arial" w:cs="Arial"/>
-          <w:kern w:val="0"/>
-          <w:sz w:val="20"/>
-          <w:szCs w:val="20"/>
-          <w:lang w:eastAsia="en-IN"/>
-          <w14:ligatures w14:val="none"/>
-        </w:rPr>
-        <w:t xml:space="preserve"> projects add-</w:t>
-      </w:r>
-      <w:proofErr w:type="spellStart"/>
-      <w:r>
-        <w:rPr>
-          <w:rFonts w:ascii="Arial" w:eastAsia="Times New Roman" w:hAnsi="Arial" w:cs="Arial"/>
-          <w:kern w:val="0"/>
-          <w:sz w:val="20"/>
-          <w:szCs w:val="20"/>
-          <w:lang w:eastAsia="en-IN"/>
-          <w14:ligatures w14:val="none"/>
-        </w:rPr>
-        <w:t>iam</w:t>
-      </w:r>
-      <w:proofErr w:type="spellEnd"/>
-      <w:r>
-        <w:rPr>
-          <w:rFonts w:ascii="Arial" w:eastAsia="Times New Roman" w:hAnsi="Arial" w:cs="Arial"/>
-          <w:kern w:val="0"/>
-          <w:sz w:val="20"/>
-          <w:szCs w:val="20"/>
-          <w:lang w:eastAsia="en-IN"/>
-          <w14:ligatures w14:val="none"/>
-        </w:rPr>
-        <w:t>-policy-binding $PROJECT_ID \</w:t>
-      </w:r>
     </w:p>
     <w:p>
       <w:pPr>
@@ -4478,31 +4283,7 @@
           <w:lang w:eastAsia="en-IN"/>
           <w14:ligatures w14:val="none"/>
         </w:rPr>
-        <w:t xml:space="preserve">    --member="</w:t>
-      </w:r>
-      <w:proofErr w:type="gramStart"/>
-      <w:r>
-        <w:rPr>
-          <w:rFonts w:ascii="Arial" w:eastAsia="Times New Roman" w:hAnsi="Arial" w:cs="Arial"/>
-          <w:kern w:val="0"/>
-          <w:sz w:val="20"/>
-          <w:szCs w:val="20"/>
-          <w:lang w:eastAsia="en-IN"/>
-          <w14:ligatures w14:val="none"/>
-        </w:rPr>
-        <w:t>serviceAccount:$</w:t>
-      </w:r>
-      <w:proofErr w:type="gramEnd"/>
-      <w:r>
-        <w:rPr>
-          <w:rFonts w:ascii="Arial" w:eastAsia="Times New Roman" w:hAnsi="Arial" w:cs="Arial"/>
-          <w:kern w:val="0"/>
-          <w:sz w:val="20"/>
-          <w:szCs w:val="20"/>
-          <w:lang w:eastAsia="en-IN"/>
-          <w14:ligatures w14:val="none"/>
-        </w:rPr>
-        <w:t>SERVICE_ACCOUNT@$PROJECT_ID.iam.gserviceaccount.com" \</w:t>
+        <w:t>gcloud projects add-iam-policy-binding $PROJECT_ID \</w:t>
       </w:r>
     </w:p>
     <w:p>
@@ -4544,31 +4325,7 @@
           <w:lang w:eastAsia="en-IN"/>
           <w14:ligatures w14:val="none"/>
         </w:rPr>
-        <w:t xml:space="preserve">    --role="roles/</w:t>
-      </w:r>
-      <w:proofErr w:type="spellStart"/>
-      <w:r>
-        <w:rPr>
-          <w:rFonts w:ascii="Arial" w:eastAsia="Times New Roman" w:hAnsi="Arial" w:cs="Arial"/>
-          <w:kern w:val="0"/>
-          <w:sz w:val="20"/>
-          <w:szCs w:val="20"/>
-          <w:lang w:eastAsia="en-IN"/>
-          <w14:ligatures w14:val="none"/>
-        </w:rPr>
-        <w:t>dataflow.admin</w:t>
-      </w:r>
-      <w:proofErr w:type="spellEnd"/>
-      <w:r>
-        <w:rPr>
-          <w:rFonts w:ascii="Arial" w:eastAsia="Times New Roman" w:hAnsi="Arial" w:cs="Arial"/>
-          <w:kern w:val="0"/>
-          <w:sz w:val="20"/>
-          <w:szCs w:val="20"/>
-          <w:lang w:eastAsia="en-IN"/>
-          <w14:ligatures w14:val="none"/>
-        </w:rPr>
-        <w:t>"</w:t>
+        <w:t xml:space="preserve">    --member="serviceAccount:$SERVICE_ACCOUNT@$PROJECT_ID.iam.gserviceaccount.com" \</w:t>
       </w:r>
     </w:p>
     <w:p>
@@ -4601,6 +4358,17 @@
           <w14:ligatures w14:val="none"/>
         </w:rPr>
       </w:pPr>
+      <w:r>
+        <w:rPr>
+          <w:rFonts w:ascii="Arial" w:eastAsia="Times New Roman" w:hAnsi="Arial" w:cs="Arial"/>
+          <w:kern w:val="0"/>
+          <w:sz w:val="20"/>
+          <w:szCs w:val="20"/>
+          <w:lang w:eastAsia="en-IN"/>
+          <w14:ligatures w14:val="none"/>
+        </w:rPr>
+        <w:t xml:space="preserve">    --role="roles/storage.objectAdmin"</w:t>
+      </w:r>
     </w:p>
     <w:p>
       <w:pPr>
@@ -4632,54 +4400,6 @@
           <w14:ligatures w14:val="none"/>
         </w:rPr>
       </w:pPr>
-      <w:proofErr w:type="spellStart"/>
-      <w:r>
-        <w:rPr>
-          <w:rFonts w:ascii="Arial" w:eastAsia="Times New Roman" w:hAnsi="Arial" w:cs="Arial"/>
-          <w:kern w:val="0"/>
-          <w:sz w:val="20"/>
-          <w:szCs w:val="20"/>
-          <w:lang w:eastAsia="en-IN"/>
-          <w14:ligatures w14:val="none"/>
-        </w:rPr>
-        <w:t>gcloud</w:t>
-      </w:r>
-      <w:proofErr w:type="spellEnd"/>
-      <w:r>
-        <w:rPr>
-          <w:rFonts w:ascii="Arial" w:eastAsia="Times New Roman" w:hAnsi="Arial" w:cs="Arial"/>
-          <w:kern w:val="0"/>
-          <w:sz w:val="20"/>
-          <w:szCs w:val="20"/>
-          <w:lang w:eastAsia="en-IN"/>
-          <w14:ligatures w14:val="none"/>
-        </w:rPr>
-        <w:t xml:space="preserve"> projects add-</w:t>
-      </w:r>
-      <w:proofErr w:type="spellStart"/>
-      <w:r>
-        <w:rPr>
-          <w:rFonts w:ascii="Arial" w:eastAsia="Times New Roman" w:hAnsi="Arial" w:cs="Arial"/>
-          <w:kern w:val="0"/>
-          <w:sz w:val="20"/>
-          <w:szCs w:val="20"/>
-          <w:lang w:eastAsia="en-IN"/>
-          <w14:ligatures w14:val="none"/>
-        </w:rPr>
-        <w:t>iam</w:t>
-      </w:r>
-      <w:proofErr w:type="spellEnd"/>
-      <w:r>
-        <w:rPr>
-          <w:rFonts w:ascii="Arial" w:eastAsia="Times New Roman" w:hAnsi="Arial" w:cs="Arial"/>
-          <w:kern w:val="0"/>
-          <w:sz w:val="20"/>
-          <w:szCs w:val="20"/>
-          <w:lang w:eastAsia="en-IN"/>
-          <w14:ligatures w14:val="none"/>
-        </w:rPr>
-        <w:t>-policy-binding $PROJECT_ID \</w:t>
-      </w:r>
     </w:p>
     <w:p>
       <w:pPr>
@@ -4720,31 +4440,7 @@
           <w:lang w:eastAsia="en-IN"/>
           <w14:ligatures w14:val="none"/>
         </w:rPr>
-        <w:t xml:space="preserve">    --member="</w:t>
-      </w:r>
-      <w:proofErr w:type="gramStart"/>
-      <w:r>
-        <w:rPr>
-          <w:rFonts w:ascii="Arial" w:eastAsia="Times New Roman" w:hAnsi="Arial" w:cs="Arial"/>
-          <w:kern w:val="0"/>
-          <w:sz w:val="20"/>
-          <w:szCs w:val="20"/>
-          <w:lang w:eastAsia="en-IN"/>
-          <w14:ligatures w14:val="none"/>
-        </w:rPr>
-        <w:t>serviceAccount:$</w:t>
-      </w:r>
-      <w:proofErr w:type="gramEnd"/>
-      <w:r>
-        <w:rPr>
-          <w:rFonts w:ascii="Arial" w:eastAsia="Times New Roman" w:hAnsi="Arial" w:cs="Arial"/>
-          <w:kern w:val="0"/>
-          <w:sz w:val="20"/>
-          <w:szCs w:val="20"/>
-          <w:lang w:eastAsia="en-IN"/>
-          <w14:ligatures w14:val="none"/>
-        </w:rPr>
-        <w:t>SERVICE_ACCOUNT@$PROJECT_ID.iam.gserviceaccount.com" \</w:t>
+        <w:t>gcloud projects add-iam-policy-binding $PROJECT_ID \</w:t>
       </w:r>
     </w:p>
     <w:p>
@@ -4786,31 +4482,7 @@
           <w:lang w:eastAsia="en-IN"/>
           <w14:ligatures w14:val="none"/>
         </w:rPr>
-        <w:t xml:space="preserve">    --role="roles/</w:t>
-      </w:r>
-      <w:proofErr w:type="spellStart"/>
-      <w:r>
-        <w:rPr>
-          <w:rFonts w:ascii="Arial" w:eastAsia="Times New Roman" w:hAnsi="Arial" w:cs="Arial"/>
-          <w:kern w:val="0"/>
-          <w:sz w:val="20"/>
-          <w:szCs w:val="20"/>
-          <w:lang w:eastAsia="en-IN"/>
-          <w14:ligatures w14:val="none"/>
-        </w:rPr>
-        <w:t>storage.objectAdmin</w:t>
-      </w:r>
-      <w:proofErr w:type="spellEnd"/>
-      <w:r>
-        <w:rPr>
-          <w:rFonts w:ascii="Arial" w:eastAsia="Times New Roman" w:hAnsi="Arial" w:cs="Arial"/>
-          <w:kern w:val="0"/>
-          <w:sz w:val="20"/>
-          <w:szCs w:val="20"/>
-          <w:lang w:eastAsia="en-IN"/>
-          <w14:ligatures w14:val="none"/>
-        </w:rPr>
-        <w:t>"</w:t>
+        <w:t xml:space="preserve">    --member="serviceAccount:$SERVICE_ACCOUNT@$PROJECT_ID.iam.gserviceaccount.com" \</w:t>
       </w:r>
     </w:p>
     <w:p>
@@ -4843,224 +4515,24 @@
           <w14:ligatures w14:val="none"/>
         </w:rPr>
       </w:pPr>
-    </w:p>
-    <w:p>
-      <w:pPr>
-        <w:tabs>
-          <w:tab w:val="left" w:pos="916"/>
-          <w:tab w:val="left" w:pos="1832"/>
-          <w:tab w:val="left" w:pos="2748"/>
-          <w:tab w:val="left" w:pos="3664"/>
-          <w:tab w:val="left" w:pos="4580"/>
-          <w:tab w:val="left" w:pos="5496"/>
-          <w:tab w:val="left" w:pos="6412"/>
-          <w:tab w:val="left" w:pos="7328"/>
-          <w:tab w:val="left" w:pos="8244"/>
-          <w:tab w:val="left" w:pos="9160"/>
-          <w:tab w:val="left" w:pos="10076"/>
-          <w:tab w:val="left" w:pos="10992"/>
-          <w:tab w:val="left" w:pos="11908"/>
-          <w:tab w:val="left" w:pos="12824"/>
-          <w:tab w:val="left" w:pos="13740"/>
-          <w:tab w:val="left" w:pos="14656"/>
-        </w:tabs>
+      <w:r>
+        <w:rPr>
+          <w:rFonts w:ascii="Arial" w:eastAsia="Times New Roman" w:hAnsi="Arial" w:cs="Arial"/>
+          <w:kern w:val="0"/>
+          <w:sz w:val="20"/>
+          <w:szCs w:val="20"/>
+          <w:lang w:eastAsia="en-IN"/>
+          <w14:ligatures w14:val="none"/>
+        </w:rPr>
+        <w:t xml:space="preserve">    --role="roles/bigquery.dataEditor"</w:t>
+      </w:r>
+    </w:p>
+    <w:p>
+      <w:pPr>
         <w:spacing w:after="0" w:line="240" w:lineRule="auto"/>
         <w:rPr>
           <w:rFonts w:ascii="Arial" w:eastAsia="Times New Roman" w:hAnsi="Arial" w:cs="Arial"/>
           <w:kern w:val="0"/>
-          <w:sz w:val="20"/>
-          <w:szCs w:val="20"/>
-          <w:lang w:eastAsia="en-IN"/>
-          <w14:ligatures w14:val="none"/>
-        </w:rPr>
-      </w:pPr>
-      <w:proofErr w:type="spellStart"/>
-      <w:r>
-        <w:rPr>
-          <w:rFonts w:ascii="Arial" w:eastAsia="Times New Roman" w:hAnsi="Arial" w:cs="Arial"/>
-          <w:kern w:val="0"/>
-          <w:sz w:val="20"/>
-          <w:szCs w:val="20"/>
-          <w:lang w:eastAsia="en-IN"/>
-          <w14:ligatures w14:val="none"/>
-        </w:rPr>
-        <w:t>gcloud</w:t>
-      </w:r>
-      <w:proofErr w:type="spellEnd"/>
-      <w:r>
-        <w:rPr>
-          <w:rFonts w:ascii="Arial" w:eastAsia="Times New Roman" w:hAnsi="Arial" w:cs="Arial"/>
-          <w:kern w:val="0"/>
-          <w:sz w:val="20"/>
-          <w:szCs w:val="20"/>
-          <w:lang w:eastAsia="en-IN"/>
-          <w14:ligatures w14:val="none"/>
-        </w:rPr>
-        <w:t xml:space="preserve"> projects add-</w:t>
-      </w:r>
-      <w:proofErr w:type="spellStart"/>
-      <w:r>
-        <w:rPr>
-          <w:rFonts w:ascii="Arial" w:eastAsia="Times New Roman" w:hAnsi="Arial" w:cs="Arial"/>
-          <w:kern w:val="0"/>
-          <w:sz w:val="20"/>
-          <w:szCs w:val="20"/>
-          <w:lang w:eastAsia="en-IN"/>
-          <w14:ligatures w14:val="none"/>
-        </w:rPr>
-        <w:t>iam</w:t>
-      </w:r>
-      <w:proofErr w:type="spellEnd"/>
-      <w:r>
-        <w:rPr>
-          <w:rFonts w:ascii="Arial" w:eastAsia="Times New Roman" w:hAnsi="Arial" w:cs="Arial"/>
-          <w:kern w:val="0"/>
-          <w:sz w:val="20"/>
-          <w:szCs w:val="20"/>
-          <w:lang w:eastAsia="en-IN"/>
-          <w14:ligatures w14:val="none"/>
-        </w:rPr>
-        <w:t>-policy-binding $PROJECT_ID \</w:t>
-      </w:r>
-    </w:p>
-    <w:p>
-      <w:pPr>
-        <w:tabs>
-          <w:tab w:val="left" w:pos="916"/>
-          <w:tab w:val="left" w:pos="1832"/>
-          <w:tab w:val="left" w:pos="2748"/>
-          <w:tab w:val="left" w:pos="3664"/>
-          <w:tab w:val="left" w:pos="4580"/>
-          <w:tab w:val="left" w:pos="5496"/>
-          <w:tab w:val="left" w:pos="6412"/>
-          <w:tab w:val="left" w:pos="7328"/>
-          <w:tab w:val="left" w:pos="8244"/>
-          <w:tab w:val="left" w:pos="9160"/>
-          <w:tab w:val="left" w:pos="10076"/>
-          <w:tab w:val="left" w:pos="10992"/>
-          <w:tab w:val="left" w:pos="11908"/>
-          <w:tab w:val="left" w:pos="12824"/>
-          <w:tab w:val="left" w:pos="13740"/>
-          <w:tab w:val="left" w:pos="14656"/>
-        </w:tabs>
-        <w:spacing w:after="0" w:line="240" w:lineRule="auto"/>
-        <w:rPr>
-          <w:rFonts w:ascii="Arial" w:eastAsia="Times New Roman" w:hAnsi="Arial" w:cs="Arial"/>
-          <w:kern w:val="0"/>
-          <w:sz w:val="20"/>
-          <w:szCs w:val="20"/>
-          <w:lang w:eastAsia="en-IN"/>
-          <w14:ligatures w14:val="none"/>
-        </w:rPr>
-      </w:pPr>
-      <w:r>
-        <w:rPr>
-          <w:rFonts w:ascii="Arial" w:eastAsia="Times New Roman" w:hAnsi="Arial" w:cs="Arial"/>
-          <w:kern w:val="0"/>
-          <w:sz w:val="20"/>
-          <w:szCs w:val="20"/>
-          <w:lang w:eastAsia="en-IN"/>
-          <w14:ligatures w14:val="none"/>
-        </w:rPr>
-        <w:t xml:space="preserve">    --member="</w:t>
-      </w:r>
-      <w:proofErr w:type="gramStart"/>
-      <w:r>
-        <w:rPr>
-          <w:rFonts w:ascii="Arial" w:eastAsia="Times New Roman" w:hAnsi="Arial" w:cs="Arial"/>
-          <w:kern w:val="0"/>
-          <w:sz w:val="20"/>
-          <w:szCs w:val="20"/>
-          <w:lang w:eastAsia="en-IN"/>
-          <w14:ligatures w14:val="none"/>
-        </w:rPr>
-        <w:t>serviceAccount:$</w:t>
-      </w:r>
-      <w:proofErr w:type="gramEnd"/>
-      <w:r>
-        <w:rPr>
-          <w:rFonts w:ascii="Arial" w:eastAsia="Times New Roman" w:hAnsi="Arial" w:cs="Arial"/>
-          <w:kern w:val="0"/>
-          <w:sz w:val="20"/>
-          <w:szCs w:val="20"/>
-          <w:lang w:eastAsia="en-IN"/>
-          <w14:ligatures w14:val="none"/>
-        </w:rPr>
-        <w:t>SERVICE_ACCOUNT@$PROJECT_ID.iam.gserviceaccount.com" \</w:t>
-      </w:r>
-    </w:p>
-    <w:p>
-      <w:pPr>
-        <w:tabs>
-          <w:tab w:val="left" w:pos="916"/>
-          <w:tab w:val="left" w:pos="1832"/>
-          <w:tab w:val="left" w:pos="2748"/>
-          <w:tab w:val="left" w:pos="3664"/>
-          <w:tab w:val="left" w:pos="4580"/>
-          <w:tab w:val="left" w:pos="5496"/>
-          <w:tab w:val="left" w:pos="6412"/>
-          <w:tab w:val="left" w:pos="7328"/>
-          <w:tab w:val="left" w:pos="8244"/>
-          <w:tab w:val="left" w:pos="9160"/>
-          <w:tab w:val="left" w:pos="10076"/>
-          <w:tab w:val="left" w:pos="10992"/>
-          <w:tab w:val="left" w:pos="11908"/>
-          <w:tab w:val="left" w:pos="12824"/>
-          <w:tab w:val="left" w:pos="13740"/>
-          <w:tab w:val="left" w:pos="14656"/>
-        </w:tabs>
-        <w:spacing w:after="0" w:line="240" w:lineRule="auto"/>
-        <w:rPr>
-          <w:rFonts w:ascii="Arial" w:eastAsia="Times New Roman" w:hAnsi="Arial" w:cs="Arial"/>
-          <w:kern w:val="0"/>
-          <w:sz w:val="20"/>
-          <w:szCs w:val="20"/>
-          <w:lang w:eastAsia="en-IN"/>
-          <w14:ligatures w14:val="none"/>
-        </w:rPr>
-      </w:pPr>
-      <w:r>
-        <w:rPr>
-          <w:rFonts w:ascii="Arial" w:eastAsia="Times New Roman" w:hAnsi="Arial" w:cs="Arial"/>
-          <w:kern w:val="0"/>
-          <w:sz w:val="20"/>
-          <w:szCs w:val="20"/>
-          <w:lang w:eastAsia="en-IN"/>
-          <w14:ligatures w14:val="none"/>
-        </w:rPr>
-        <w:t xml:space="preserve">    --role="roles/</w:t>
-      </w:r>
-      <w:proofErr w:type="spellStart"/>
-      <w:r>
-        <w:rPr>
-          <w:rFonts w:ascii="Arial" w:eastAsia="Times New Roman" w:hAnsi="Arial" w:cs="Arial"/>
-          <w:kern w:val="0"/>
-          <w:sz w:val="20"/>
-          <w:szCs w:val="20"/>
-          <w:lang w:eastAsia="en-IN"/>
-          <w14:ligatures w14:val="none"/>
-        </w:rPr>
-        <w:t>bigquery.dataEditor</w:t>
-      </w:r>
-      <w:proofErr w:type="spellEnd"/>
-      <w:r>
-        <w:rPr>
-          <w:rFonts w:ascii="Arial" w:eastAsia="Times New Roman" w:hAnsi="Arial" w:cs="Arial"/>
-          <w:kern w:val="0"/>
-          <w:sz w:val="20"/>
-          <w:szCs w:val="20"/>
-          <w:lang w:eastAsia="en-IN"/>
-          <w14:ligatures w14:val="none"/>
-        </w:rPr>
-        <w:t>"</w:t>
-      </w:r>
-    </w:p>
-    <w:p>
-      <w:pPr>
-        <w:spacing w:after="0" w:line="240" w:lineRule="auto"/>
-        <w:rPr>
-          <w:rFonts w:ascii="Arial" w:eastAsia="Times New Roman" w:hAnsi="Arial" w:cs="Arial"/>
-          <w:kern w:val="0"/>
           <w:lang w:eastAsia="en-IN"/>
           <w14:ligatures w14:val="none"/>
         </w:rPr>
@@ -5073,7 +4545,7 @@
           <w14:ligatures w14:val="none"/>
         </w:rPr>
         <w:pict w14:anchorId="160B7941">
-          <v:rect id="_x0000_i1045" style="width:0;height:1.5pt" o:hralign="center" o:hrstd="t" o:hr="t" fillcolor="#a0a0a0" stroked="f"/>
+          <v:rect id="_x0000_i1027" style="width:0;height:1.5pt" o:hralign="center" o:hrstd="t" o:hr="t" fillcolor="#a0a0a0" stroked="f"/>
         </w:pict>
       </w:r>
     </w:p>
@@ -5132,62 +4604,23 @@
           <w:lang w:eastAsia="en-IN"/>
           <w14:ligatures w14:val="none"/>
         </w:rPr>
-        <w:t xml:space="preserve">in </w:t>
-      </w:r>
-      <w:proofErr w:type="spellStart"/>
-      <w:r>
-        <w:rPr>
-          <w:rFonts w:ascii="Arial" w:eastAsia="Times New Roman" w:hAnsi="Arial" w:cs="Arial"/>
-          <w:kern w:val="0"/>
-          <w:lang w:eastAsia="en-IN"/>
-          <w14:ligatures w14:val="none"/>
-        </w:rPr>
-        <w:t>TradeAnalytics</w:t>
-      </w:r>
-      <w:proofErr w:type="spellEnd"/>
-      <w:r>
-        <w:rPr>
-          <w:rFonts w:ascii="Arial" w:eastAsia="Times New Roman" w:hAnsi="Arial" w:cs="Arial"/>
-          <w:kern w:val="0"/>
-          <w:lang w:eastAsia="en-IN"/>
-          <w14:ligatures w14:val="none"/>
-        </w:rPr>
-        <w:t>\</w:t>
-      </w:r>
-      <w:proofErr w:type="spellStart"/>
-      <w:r>
-        <w:rPr>
-          <w:rFonts w:ascii="Arial" w:eastAsia="Times New Roman" w:hAnsi="Arial" w:cs="Arial"/>
-          <w:kern w:val="0"/>
-          <w:lang w:eastAsia="en-IN"/>
-          <w14:ligatures w14:val="none"/>
-        </w:rPr>
-        <w:t>src</w:t>
-      </w:r>
-      <w:proofErr w:type="spellEnd"/>
-      <w:r>
-        <w:rPr>
-          <w:rFonts w:ascii="Arial" w:eastAsia="Times New Roman" w:hAnsi="Arial" w:cs="Arial"/>
-          <w:kern w:val="0"/>
-          <w:lang w:eastAsia="en-IN"/>
-          <w14:ligatures w14:val="none"/>
-        </w:rPr>
-        <w:t xml:space="preserve"> folder:</w:t>
-      </w:r>
-    </w:p>
-    <w:p>
-      <w:pPr>
-        <w:spacing w:after="100" w:afterAutospacing="1" w:line="240" w:lineRule="auto"/>
-        <w:rPr>
-          <w:rFonts w:ascii="Arial" w:eastAsia="Times New Roman" w:hAnsi="Arial" w:cs="Arial"/>
-          <w:kern w:val="0"/>
-          <w:lang w:eastAsia="en-IN"/>
-          <w14:ligatures w14:val="none"/>
-        </w:rPr>
-      </w:pPr>
-      <w:r>
-        <w:rPr>
-          <w:rFonts w:ascii="Arial" w:eastAsia="Times New Roman" w:hAnsi="Arial" w:cs="Arial"/>
+        <w:t>in TradeAnalytics\src folder:</w:t>
+      </w:r>
+    </w:p>
+    <w:p>
+      <w:pPr>
+        <w:spacing w:after="100" w:afterAutospacing="1" w:line="240" w:lineRule="auto"/>
+        <w:rPr>
+          <w:rFonts w:ascii="Arial" w:eastAsia="Times New Roman" w:hAnsi="Arial" w:cs="Arial"/>
+          <w:kern w:val="0"/>
+          <w:lang w:eastAsia="en-IN"/>
+          <w14:ligatures w14:val="none"/>
+        </w:rPr>
+      </w:pPr>
+      <w:r>
+        <w:rPr>
+          <w:rFonts w:ascii="Arial" w:eastAsia="Times New Roman" w:hAnsi="Arial" w:cs="Arial"/>
+          <w:noProof/>
           <w:kern w:val="0"/>
           <w:lang w:eastAsia="en-IN"/>
           <w14:ligatures w14:val="none"/>
@@ -5246,27 +4679,7 @@
           <w:lang w:eastAsia="en-IN"/>
           <w14:ligatures w14:val="none"/>
         </w:rPr>
-        <w:t xml:space="preserve">Copy requirements.txt in </w:t>
-      </w:r>
-      <w:proofErr w:type="spellStart"/>
-      <w:r>
-        <w:rPr>
-          <w:rFonts w:ascii="Arial" w:eastAsia="Times New Roman" w:hAnsi="Arial" w:cs="Arial"/>
-          <w:kern w:val="0"/>
-          <w:lang w:eastAsia="en-IN"/>
-          <w14:ligatures w14:val="none"/>
-        </w:rPr>
-        <w:t>TradeAnalytics</w:t>
-      </w:r>
-      <w:proofErr w:type="spellEnd"/>
-      <w:r>
-        <w:rPr>
-          <w:rFonts w:ascii="Arial" w:eastAsia="Times New Roman" w:hAnsi="Arial" w:cs="Arial"/>
-          <w:kern w:val="0"/>
-          <w:lang w:eastAsia="en-IN"/>
-          <w14:ligatures w14:val="none"/>
-        </w:rPr>
-        <w:t xml:space="preserve"> folder</w:t>
+        <w:t>Copy requirements.txt in TradeAnalytics folder</w:t>
       </w:r>
     </w:p>
     <w:p>
@@ -5287,7 +4700,7 @@
           <w14:ligatures w14:val="none"/>
         </w:rPr>
         <w:pict w14:anchorId="51378136">
-          <v:rect id="_x0000_i1046" style="width:0;height:1.5pt" o:hralign="center" o:hrstd="t" o:hr="t" fillcolor="#a0a0a0" stroked="f"/>
+          <v:rect id="_x0000_i1028" style="width:0;height:1.5pt" o:hralign="center" o:hrstd="t" o:hr="t" fillcolor="#a0a0a0" stroked="f"/>
         </w:pict>
       </w:r>
     </w:p>
@@ -5349,294 +4762,6 @@
     <w:p>
       <w:pPr>
         <w:spacing w:after="100" w:afterAutospacing="1" w:line="240" w:lineRule="auto"/>
-        <w:rPr>
-          <w:rFonts w:ascii="Arial" w:eastAsia="Times New Roman" w:hAnsi="Arial" w:cs="Arial"/>
-          <w:kern w:val="0"/>
-          <w:lang w:eastAsia="en-IN"/>
-          <w14:ligatures w14:val="none"/>
-        </w:rPr>
-      </w:pPr>
-      <w:r>
-        <w:rPr>
-          <w:rFonts w:ascii="Arial" w:eastAsia="Times New Roman" w:hAnsi="Arial" w:cs="Arial"/>
-          <w:kern w:val="0"/>
-          <w:lang w:eastAsia="en-IN"/>
-          <w14:ligatures w14:val="none"/>
-        </w:rPr>
-        <w:t xml:space="preserve">Login into the Google Cloud Console and select Cloud Run </w:t>
-      </w:r>
-      <w:r>
-        <w:rPr>
-          <w:rFonts w:ascii="Arial" w:eastAsia="Times New Roman" w:hAnsi="Arial" w:cs="Arial"/>
-          <w:kern w:val="0"/>
-          <w:lang w:eastAsia="en-IN"/>
-          <w14:ligatures w14:val="none"/>
-        </w:rPr>
-        <w:sym w:font="Wingdings" w:char="F0E0"/>
-      </w:r>
-      <w:r>
-        <w:rPr>
-          <w:rFonts w:ascii="Arial" w:eastAsia="Times New Roman" w:hAnsi="Arial" w:cs="Arial"/>
-          <w:kern w:val="0"/>
-          <w:lang w:eastAsia="en-IN"/>
-          <w14:ligatures w14:val="none"/>
-        </w:rPr>
-        <w:t xml:space="preserve"> Services</w:t>
-      </w:r>
-    </w:p>
-    <w:p>
-      <w:pPr>
-        <w:spacing w:after="100" w:afterAutospacing="1" w:line="240" w:lineRule="auto"/>
-        <w:rPr>
-          <w:rFonts w:ascii="Arial" w:eastAsia="Times New Roman" w:hAnsi="Arial" w:cs="Arial"/>
-          <w:kern w:val="0"/>
-          <w:lang w:eastAsia="en-IN"/>
-          <w14:ligatures w14:val="none"/>
-        </w:rPr>
-      </w:pPr>
-      <w:r>
-        <w:rPr>
-          <w:rFonts w:ascii="Arial" w:eastAsia="Times New Roman" w:hAnsi="Arial" w:cs="Arial"/>
-          <w:kern w:val="0"/>
-          <w:lang w:eastAsia="en-IN"/>
-          <w14:ligatures w14:val="none"/>
-        </w:rPr>
-        <w:t>Create 2 service – process-valid-trades &amp; process-rejected-trades</w:t>
-      </w:r>
-    </w:p>
-    <w:p>
-      <w:pPr>
-        <w:spacing w:after="100" w:afterAutospacing="1" w:line="240" w:lineRule="auto"/>
-        <w:rPr>
-          <w:rFonts w:ascii="Arial" w:eastAsia="Times New Roman" w:hAnsi="Arial" w:cs="Arial"/>
-          <w:kern w:val="0"/>
-          <w:lang w:eastAsia="en-IN"/>
-          <w14:ligatures w14:val="none"/>
-        </w:rPr>
-      </w:pPr>
-      <w:r>
-        <w:rPr>
-          <w:rFonts w:ascii="Arial" w:eastAsia="Times New Roman" w:hAnsi="Arial" w:cs="Arial"/>
-          <w:kern w:val="0"/>
-          <w:lang w:eastAsia="en-IN"/>
-          <w14:ligatures w14:val="none"/>
-        </w:rPr>
-        <w:t xml:space="preserve">For each service create the </w:t>
-      </w:r>
-      <w:r>
-        <w:rPr>
-          <w:rFonts w:ascii="Arial" w:eastAsia="Times New Roman" w:hAnsi="Arial" w:cs="Arial"/>
-          <w:kern w:val="0"/>
-          <w:lang w:eastAsia="en-IN"/>
-          <w14:ligatures w14:val="none"/>
-        </w:rPr>
-        <w:t xml:space="preserve">Cloud Storage </w:t>
-      </w:r>
-      <w:proofErr w:type="spellStart"/>
-      <w:r>
-        <w:rPr>
-          <w:rFonts w:ascii="Arial" w:eastAsia="Times New Roman" w:hAnsi="Arial" w:cs="Arial"/>
-          <w:kern w:val="0"/>
-          <w:lang w:eastAsia="en-IN"/>
-          <w14:ligatures w14:val="none"/>
-        </w:rPr>
-        <w:t>Eventrac</w:t>
-      </w:r>
-      <w:proofErr w:type="spellEnd"/>
-      <w:r>
-        <w:rPr>
-          <w:rFonts w:ascii="Arial" w:eastAsia="Times New Roman" w:hAnsi="Arial" w:cs="Arial"/>
-          <w:kern w:val="0"/>
-          <w:lang w:eastAsia="en-IN"/>
-          <w14:ligatures w14:val="none"/>
-        </w:rPr>
-        <w:t xml:space="preserve"> </w:t>
-      </w:r>
-      <w:r>
-        <w:rPr>
-          <w:rFonts w:ascii="Arial" w:eastAsia="Times New Roman" w:hAnsi="Arial" w:cs="Arial"/>
-          <w:kern w:val="0"/>
-          <w:lang w:eastAsia="en-IN"/>
-          <w14:ligatures w14:val="none"/>
-        </w:rPr>
-        <w:t>trigger</w:t>
-      </w:r>
-      <w:r>
-        <w:rPr>
-          <w:rFonts w:ascii="Arial" w:eastAsia="Times New Roman" w:hAnsi="Arial" w:cs="Arial"/>
-          <w:kern w:val="0"/>
-          <w:lang w:eastAsia="en-IN"/>
-          <w14:ligatures w14:val="none"/>
-        </w:rPr>
-        <w:t>.</w:t>
-      </w:r>
-      <w:r>
-        <w:rPr>
-          <w:rFonts w:ascii="Arial" w:eastAsia="Times New Roman" w:hAnsi="Arial" w:cs="Arial"/>
-          <w:kern w:val="0"/>
-          <w:lang w:eastAsia="en-IN"/>
-          <w14:ligatures w14:val="none"/>
-        </w:rPr>
-        <w:t xml:space="preserve"> </w:t>
-      </w:r>
-      <w:r>
-        <w:rPr>
-          <w:rFonts w:ascii="Arial" w:eastAsia="Times New Roman" w:hAnsi="Arial" w:cs="Arial"/>
-          <w:kern w:val="0"/>
-          <w:lang w:eastAsia="en-IN"/>
-          <w14:ligatures w14:val="none"/>
-        </w:rPr>
-        <w:t>Whenever a new file comes in GCS Bucket, trigger will be executed and load data into Big Query.</w:t>
-      </w:r>
-    </w:p>
-    <w:p>
-      <w:pPr>
-        <w:spacing w:after="100" w:afterAutospacing="1" w:line="240" w:lineRule="auto"/>
-        <w:rPr>
-          <w:rFonts w:ascii="Arial" w:eastAsia="Times New Roman" w:hAnsi="Arial" w:cs="Arial"/>
-          <w:kern w:val="0"/>
-          <w:lang w:eastAsia="en-IN"/>
-          <w14:ligatures w14:val="none"/>
-        </w:rPr>
-      </w:pPr>
-      <w:r>
-        <w:rPr>
-          <w:rFonts w:ascii="Arial" w:eastAsia="Times New Roman" w:hAnsi="Arial" w:cs="Arial"/>
-          <w:kern w:val="0"/>
-          <w:lang w:eastAsia="en-IN"/>
-          <w14:ligatures w14:val="none"/>
-        </w:rPr>
-        <w:t xml:space="preserve">In source Code filed copy the code from </w:t>
-      </w:r>
-      <w:r>
-        <w:rPr>
-          <w:rFonts w:ascii="Arial" w:eastAsia="Times New Roman" w:hAnsi="Arial" w:cs="Arial"/>
-          <w:kern w:val="0"/>
-          <w:lang w:eastAsia="en-IN"/>
-          <w14:ligatures w14:val="none"/>
-        </w:rPr>
-        <w:t>cloud-function-trigger_valid</w:t>
-      </w:r>
-      <w:r>
-        <w:rPr>
-          <w:rFonts w:ascii="Arial" w:eastAsia="Times New Roman" w:hAnsi="Arial" w:cs="Arial"/>
-          <w:kern w:val="0"/>
-          <w:lang w:eastAsia="en-IN"/>
-          <w14:ligatures w14:val="none"/>
-        </w:rPr>
-        <w:t xml:space="preserve">.py into </w:t>
-      </w:r>
-      <w:r>
-        <w:rPr>
-          <w:rFonts w:ascii="Arial" w:eastAsia="Times New Roman" w:hAnsi="Arial" w:cs="Arial"/>
-          <w:kern w:val="0"/>
-          <w:lang w:eastAsia="en-IN"/>
-          <w14:ligatures w14:val="none"/>
-        </w:rPr>
-        <w:t>process-valid-trades</w:t>
-      </w:r>
-      <w:r>
-        <w:rPr>
-          <w:rFonts w:ascii="Arial" w:eastAsia="Times New Roman" w:hAnsi="Arial" w:cs="Arial"/>
-          <w:kern w:val="0"/>
-          <w:lang w:eastAsia="en-IN"/>
-          <w14:ligatures w14:val="none"/>
-        </w:rPr>
-        <w:t xml:space="preserve"> function and from </w:t>
-      </w:r>
-      <w:r>
-        <w:rPr>
-          <w:rFonts w:ascii="Arial" w:eastAsia="Times New Roman" w:hAnsi="Arial" w:cs="Arial"/>
-          <w:kern w:val="0"/>
-          <w:lang w:eastAsia="en-IN"/>
-          <w14:ligatures w14:val="none"/>
-        </w:rPr>
-        <w:t>cloud-function-trigger_rejected</w:t>
-      </w:r>
-      <w:r>
-        <w:rPr>
-          <w:rFonts w:ascii="Arial" w:eastAsia="Times New Roman" w:hAnsi="Arial" w:cs="Arial"/>
-          <w:kern w:val="0"/>
-          <w:lang w:eastAsia="en-IN"/>
-          <w14:ligatures w14:val="none"/>
-        </w:rPr>
-        <w:t xml:space="preserve">.py into </w:t>
-      </w:r>
-      <w:r>
-        <w:rPr>
-          <w:rFonts w:ascii="Arial" w:eastAsia="Times New Roman" w:hAnsi="Arial" w:cs="Arial"/>
-          <w:kern w:val="0"/>
-          <w:lang w:eastAsia="en-IN"/>
-          <w14:ligatures w14:val="none"/>
-        </w:rPr>
-        <w:t>process-rejected-trades</w:t>
-      </w:r>
-      <w:r>
-        <w:rPr>
-          <w:rFonts w:ascii="Arial" w:eastAsia="Times New Roman" w:hAnsi="Arial" w:cs="Arial"/>
-          <w:kern w:val="0"/>
-          <w:lang w:eastAsia="en-IN"/>
-          <w14:ligatures w14:val="none"/>
-        </w:rPr>
-        <w:t xml:space="preserve"> service.</w:t>
-      </w:r>
-    </w:p>
-    <w:p>
-      <w:pPr>
-        <w:spacing w:after="100" w:afterAutospacing="1" w:line="240" w:lineRule="auto"/>
-        <w:rPr>
-          <w:rFonts w:ascii="Arial" w:eastAsia="Times New Roman" w:hAnsi="Arial" w:cs="Arial"/>
-          <w:kern w:val="0"/>
-          <w:lang w:eastAsia="en-IN"/>
-          <w14:ligatures w14:val="none"/>
-        </w:rPr>
-      </w:pPr>
-      <w:r>
-        <w:rPr>
-          <w:rFonts w:ascii="Arial" w:eastAsia="Times New Roman" w:hAnsi="Arial" w:cs="Arial"/>
-          <w:kern w:val="0"/>
-          <w:lang w:eastAsia="en-IN"/>
-          <w14:ligatures w14:val="none"/>
-        </w:rPr>
-        <w:t xml:space="preserve">Setup bucket as </w:t>
-      </w:r>
-      <w:r>
-        <w:rPr>
-          <w:rFonts w:ascii="Arial" w:eastAsia="Times New Roman" w:hAnsi="Arial" w:cs="Arial"/>
-          <w:kern w:val="0"/>
-          <w:sz w:val="20"/>
-          <w:szCs w:val="20"/>
-          <w:lang w:eastAsia="en-IN"/>
-          <w14:ligatures w14:val="none"/>
-        </w:rPr>
-        <w:t>"trade-outputs-${PROJECT_ID}"</w:t>
-      </w:r>
-    </w:p>
-    <w:p>
-      <w:pPr>
-        <w:spacing w:after="0" w:line="240" w:lineRule="auto"/>
-        <w:rPr>
-          <w:rFonts w:ascii="Arial" w:eastAsia="Times New Roman" w:hAnsi="Arial" w:cs="Arial"/>
-          <w:kern w:val="0"/>
-          <w:lang w:eastAsia="en-IN"/>
-          <w14:ligatures w14:val="none"/>
-        </w:rPr>
-      </w:pPr>
-      <w:r>
-        <w:rPr>
-          <w:rFonts w:ascii="Times New Roman" w:eastAsia="Times New Roman" w:hAnsi="Times New Roman" w:cs="Times New Roman"/>
-          <w:kern w:val="0"/>
-          <w:lang w:eastAsia="en-IN"/>
-          <w14:ligatures w14:val="none"/>
-        </w:rPr>
-        <w:pict w14:anchorId="5964E336">
-          <v:rect id="_x0000_i1047" style="width:0;height:1.5pt" o:hralign="center" o:hrstd="t" o:hr="t" fillcolor="#a0a0a0" stroked="f"/>
-        </w:pict>
-      </w:r>
-    </w:p>
-    <w:p>
-      <w:pPr>
-        <w:spacing w:after="100" w:afterAutospacing="1" w:line="240" w:lineRule="auto"/>
         <w:outlineLvl w:val="2"/>
         <w:rPr>
           <w:rFonts w:ascii="Arial" w:eastAsia="Times New Roman" w:hAnsi="Arial" w:cs="Arial"/>
@@ -5660,13 +4785,92 @@
           <w:lang w:eastAsia="en-IN"/>
           <w14:ligatures w14:val="none"/>
         </w:rPr>
-        <w:t>Phase 5: Launch the Pipeline</w:t>
-      </w:r>
-    </w:p>
-    <w:p>
-      <w:pPr>
-        <w:spacing w:after="100" w:afterAutospacing="1" w:line="240" w:lineRule="auto"/>
-        <w:outlineLvl w:val="3"/>
+        <w:t>Create Function process-valid-trades</w:t>
+      </w:r>
+    </w:p>
+    <w:p>
+      <w:pPr>
+        <w:pStyle w:val="ListParagraph"/>
+        <w:numPr>
+          <w:ilvl w:val="0"/>
+          <w:numId w:val="10"/>
+        </w:numPr>
+        <w:spacing w:after="100" w:afterAutospacing="1" w:line="240" w:lineRule="auto"/>
+        <w:rPr>
+          <w:rFonts w:ascii="Arial" w:eastAsia="Times New Roman" w:hAnsi="Arial" w:cs="Arial"/>
+          <w:kern w:val="0"/>
+          <w:lang w:eastAsia="en-IN"/>
+          <w14:ligatures w14:val="none"/>
+        </w:rPr>
+      </w:pPr>
+      <w:r>
+        <w:rPr>
+          <w:rFonts w:ascii="Arial" w:eastAsia="Times New Roman" w:hAnsi="Arial" w:cs="Arial"/>
+          <w:kern w:val="0"/>
+          <w:lang w:eastAsia="en-IN"/>
+          <w14:ligatures w14:val="none"/>
+        </w:rPr>
+        <w:t xml:space="preserve">Login into the Google Cloud Console and select Cloud Run </w:t>
+      </w:r>
+      <w:r>
+        <w:rPr>
+          <w:lang w:eastAsia="en-IN"/>
+        </w:rPr>
+        <w:sym w:font="Wingdings" w:char="F0E0"/>
+      </w:r>
+      <w:r>
+        <w:rPr>
+          <w:rFonts w:ascii="Arial" w:eastAsia="Times New Roman" w:hAnsi="Arial" w:cs="Arial"/>
+          <w:kern w:val="0"/>
+          <w:lang w:eastAsia="en-IN"/>
+          <w14:ligatures w14:val="none"/>
+        </w:rPr>
+        <w:t xml:space="preserve"> Services</w:t>
+      </w:r>
+    </w:p>
+    <w:p>
+      <w:pPr>
+        <w:pStyle w:val="ListParagraph"/>
+        <w:numPr>
+          <w:ilvl w:val="0"/>
+          <w:numId w:val="10"/>
+        </w:numPr>
+        <w:spacing w:after="100" w:afterAutospacing="1" w:line="240" w:lineRule="auto"/>
+        <w:rPr>
+          <w:rFonts w:ascii="Arial" w:eastAsia="Times New Roman" w:hAnsi="Arial" w:cs="Arial"/>
+          <w:kern w:val="0"/>
+          <w:lang w:eastAsia="en-IN"/>
+          <w14:ligatures w14:val="none"/>
+        </w:rPr>
+      </w:pPr>
+      <w:r>
+        <w:rPr>
+          <w:rFonts w:ascii="Arial" w:eastAsia="Times New Roman" w:hAnsi="Arial" w:cs="Arial"/>
+          <w:kern w:val="0"/>
+          <w:lang w:eastAsia="en-IN"/>
+          <w14:ligatures w14:val="none"/>
+        </w:rPr>
+        <w:t>Create 2 service</w:t>
+      </w:r>
+      <w:r>
+        <w:rPr>
+          <w:rFonts w:ascii="Arial" w:eastAsia="Times New Roman" w:hAnsi="Arial" w:cs="Arial"/>
+          <w:kern w:val="0"/>
+          <w:lang w:eastAsia="en-IN"/>
+          <w14:ligatures w14:val="none"/>
+        </w:rPr>
+        <w:t>s</w:t>
+      </w:r>
+      <w:r>
+        <w:rPr>
+          <w:rFonts w:ascii="Arial" w:eastAsia="Times New Roman" w:hAnsi="Arial" w:cs="Arial"/>
+          <w:kern w:val="0"/>
+          <w:lang w:eastAsia="en-IN"/>
+          <w14:ligatures w14:val="none"/>
+        </w:rPr>
+        <w:t xml:space="preserve"> – </w:t>
+      </w:r>
+      <w:r>
         <w:rPr>
           <w:rFonts w:ascii="Arial" w:eastAsia="Times New Roman" w:hAnsi="Arial" w:cs="Arial"/>
           <w:b/>
@@ -5675,7 +4879,17 @@
           <w:lang w:eastAsia="en-IN"/>
           <w14:ligatures w14:val="none"/>
         </w:rPr>
-      </w:pPr>
+        <w:t>process-valid-trades</w:t>
+      </w:r>
+      <w:r>
+        <w:rPr>
+          <w:rFonts w:ascii="Arial" w:eastAsia="Times New Roman" w:hAnsi="Arial" w:cs="Arial"/>
+          <w:kern w:val="0"/>
+          <w:lang w:eastAsia="en-IN"/>
+          <w14:ligatures w14:val="none"/>
+        </w:rPr>
+        <w:t xml:space="preserve"> &amp; </w:t>
+      </w:r>
       <w:r>
         <w:rPr>
           <w:rFonts w:ascii="Arial" w:eastAsia="Times New Roman" w:hAnsi="Arial" w:cs="Arial"/>
@@ -5685,6 +4899,1567 @@
           <w:lang w:eastAsia="en-IN"/>
           <w14:ligatures w14:val="none"/>
         </w:rPr>
+        <w:t>process-rejected-trades</w:t>
+      </w:r>
+    </w:p>
+    <w:p>
+      <w:pPr>
+        <w:spacing w:after="100" w:afterAutospacing="1" w:line="240" w:lineRule="auto"/>
+        <w:rPr>
+          <w:rFonts w:ascii="Arial" w:eastAsia="Times New Roman" w:hAnsi="Arial" w:cs="Arial"/>
+          <w:kern w:val="0"/>
+          <w:lang w:eastAsia="en-IN"/>
+          <w14:ligatures w14:val="none"/>
+        </w:rPr>
+      </w:pPr>
+      <w:r>
+        <w:rPr>
+          <w:rFonts w:ascii="Arial" w:eastAsia="Times New Roman" w:hAnsi="Arial" w:cs="Arial"/>
+          <w:kern w:val="0"/>
+          <w:lang w:eastAsia="en-IN"/>
+          <w14:ligatures w14:val="none"/>
+        </w:rPr>
+        <w:drawing>
+          <wp:inline distT="0" distB="0" distL="0" distR="0" wp14:anchorId="429BFE69" wp14:editId="5D6497C8">
+            <wp:extent cx="5731510" cy="1676400"/>
+            <wp:effectExtent l="0" t="0" r="2540" b="0"/>
+            <wp:docPr id="876946093" name="Picture 1"/>
+            <wp:cNvGraphicFramePr>
+              <a:graphicFrameLocks xmlns:a="http://schemas.openxmlformats.org/drawingml/2006/main" noChangeAspect="1"/>
+            </wp:cNvGraphicFramePr>
+            <a:graphic xmlns:a="http://schemas.openxmlformats.org/drawingml/2006/main">
+              <a:graphicData uri="http://schemas.openxmlformats.org/drawingml/2006/picture">
+                <pic:pic xmlns:pic="http://schemas.openxmlformats.org/drawingml/2006/picture">
+                  <pic:nvPicPr>
+                    <pic:cNvPr id="876946093" name=""/>
+                    <pic:cNvPicPr/>
+                  </pic:nvPicPr>
+                  <pic:blipFill>
+                    <a:blip r:embed="rId7"/>
+                    <a:stretch>
+                      <a:fillRect/>
+                    </a:stretch>
+                  </pic:blipFill>
+                  <pic:spPr>
+                    <a:xfrm>
+                      <a:off x="0" y="0"/>
+                      <a:ext cx="5731510" cy="1676400"/>
+                    </a:xfrm>
+                    <a:prstGeom prst="rect">
+                      <a:avLst/>
+                    </a:prstGeom>
+                  </pic:spPr>
+                </pic:pic>
+              </a:graphicData>
+            </a:graphic>
+          </wp:inline>
+        </w:drawing>
+      </w:r>
+    </w:p>
+    <w:p>
+      <w:pPr>
+        <w:spacing w:after="100" w:afterAutospacing="1" w:line="240" w:lineRule="auto"/>
+        <w:rPr>
+          <w:rFonts w:ascii="Arial" w:eastAsia="Times New Roman" w:hAnsi="Arial" w:cs="Arial"/>
+          <w:kern w:val="0"/>
+          <w:lang w:eastAsia="en-IN"/>
+          <w14:ligatures w14:val="none"/>
+        </w:rPr>
+      </w:pPr>
+    </w:p>
+    <w:p>
+      <w:pPr>
+        <w:spacing w:after="100" w:afterAutospacing="1" w:line="240" w:lineRule="auto"/>
+        <w:rPr>
+          <w:rFonts w:ascii="Arial" w:eastAsia="Times New Roman" w:hAnsi="Arial" w:cs="Arial"/>
+          <w:kern w:val="0"/>
+          <w:lang w:eastAsia="en-IN"/>
+          <w14:ligatures w14:val="none"/>
+        </w:rPr>
+      </w:pPr>
+    </w:p>
+    <w:p>
+      <w:pPr>
+        <w:pStyle w:val="ListParagraph"/>
+        <w:numPr>
+          <w:ilvl w:val="0"/>
+          <w:numId w:val="10"/>
+        </w:numPr>
+        <w:spacing w:after="100" w:afterAutospacing="1" w:line="240" w:lineRule="auto"/>
+        <w:rPr>
+          <w:rFonts w:ascii="Arial" w:eastAsia="Times New Roman" w:hAnsi="Arial" w:cs="Arial"/>
+          <w:kern w:val="0"/>
+          <w:lang w:eastAsia="en-IN"/>
+          <w14:ligatures w14:val="none"/>
+        </w:rPr>
+      </w:pPr>
+      <w:r>
+        <w:rPr>
+          <w:rFonts w:ascii="Arial" w:eastAsia="Times New Roman" w:hAnsi="Arial" w:cs="Arial"/>
+          <w:kern w:val="0"/>
+          <w:lang w:eastAsia="en-IN"/>
+          <w14:ligatures w14:val="none"/>
+        </w:rPr>
+        <w:t>Select Runtime: Python 3.14</w:t>
+      </w:r>
+    </w:p>
+    <w:p>
+      <w:pPr>
+        <w:pStyle w:val="ListParagraph"/>
+        <w:numPr>
+          <w:ilvl w:val="0"/>
+          <w:numId w:val="10"/>
+        </w:numPr>
+        <w:spacing w:after="100" w:afterAutospacing="1" w:line="240" w:lineRule="auto"/>
+        <w:rPr>
+          <w:rFonts w:ascii="Arial" w:eastAsia="Times New Roman" w:hAnsi="Arial" w:cs="Arial"/>
+          <w:kern w:val="0"/>
+          <w:lang w:eastAsia="en-IN"/>
+          <w14:ligatures w14:val="none"/>
+        </w:rPr>
+      </w:pPr>
+      <w:r>
+        <w:rPr>
+          <w:rFonts w:ascii="Arial" w:eastAsia="Times New Roman" w:hAnsi="Arial" w:cs="Arial"/>
+          <w:kern w:val="0"/>
+          <w:lang w:eastAsia="en-IN"/>
+          <w14:ligatures w14:val="none"/>
+        </w:rPr>
+        <w:lastRenderedPageBreak/>
+        <w:t>Select Create Trigger and select Cloud Storage Trigger</w:t>
+      </w:r>
+    </w:p>
+    <w:p>
+      <w:pPr>
+        <w:pStyle w:val="ListParagraph"/>
+        <w:spacing w:after="100" w:afterAutospacing="1" w:line="240" w:lineRule="auto"/>
+        <w:ind w:left="360"/>
+        <w:rPr>
+          <w:rFonts w:ascii="Arial" w:eastAsia="Times New Roman" w:hAnsi="Arial" w:cs="Arial"/>
+          <w:kern w:val="0"/>
+          <w:lang w:eastAsia="en-IN"/>
+          <w14:ligatures w14:val="none"/>
+        </w:rPr>
+      </w:pPr>
+      <w:r>
+        <w:rPr>
+          <w:rFonts w:ascii="Arial" w:eastAsia="Times New Roman" w:hAnsi="Arial" w:cs="Arial"/>
+          <w:kern w:val="0"/>
+          <w:lang w:eastAsia="en-IN"/>
+          <w14:ligatures w14:val="none"/>
+        </w:rPr>
+        <w:drawing>
+          <wp:inline distT="0" distB="0" distL="0" distR="0" wp14:anchorId="1EF883AB" wp14:editId="7918AEE0">
+            <wp:extent cx="5731510" cy="2485390"/>
+            <wp:effectExtent l="0" t="0" r="2540" b="0"/>
+            <wp:docPr id="1009692901" name="Picture 1"/>
+            <wp:cNvGraphicFramePr>
+              <a:graphicFrameLocks xmlns:a="http://schemas.openxmlformats.org/drawingml/2006/main" noChangeAspect="1"/>
+            </wp:cNvGraphicFramePr>
+            <a:graphic xmlns:a="http://schemas.openxmlformats.org/drawingml/2006/main">
+              <a:graphicData uri="http://schemas.openxmlformats.org/drawingml/2006/picture">
+                <pic:pic xmlns:pic="http://schemas.openxmlformats.org/drawingml/2006/picture">
+                  <pic:nvPicPr>
+                    <pic:cNvPr id="1009692901" name=""/>
+                    <pic:cNvPicPr/>
+                  </pic:nvPicPr>
+                  <pic:blipFill>
+                    <a:blip r:embed="rId8"/>
+                    <a:stretch>
+                      <a:fillRect/>
+                    </a:stretch>
+                  </pic:blipFill>
+                  <pic:spPr>
+                    <a:xfrm>
+                      <a:off x="0" y="0"/>
+                      <a:ext cx="5731510" cy="2485390"/>
+                    </a:xfrm>
+                    <a:prstGeom prst="rect">
+                      <a:avLst/>
+                    </a:prstGeom>
+                  </pic:spPr>
+                </pic:pic>
+              </a:graphicData>
+            </a:graphic>
+          </wp:inline>
+        </w:drawing>
+      </w:r>
+    </w:p>
+    <w:p>
+      <w:pPr>
+        <w:pStyle w:val="ListParagraph"/>
+        <w:numPr>
+          <w:ilvl w:val="0"/>
+          <w:numId w:val="10"/>
+        </w:numPr>
+        <w:spacing w:after="100" w:afterAutospacing="1" w:line="240" w:lineRule="auto"/>
+        <w:rPr>
+          <w:rFonts w:ascii="Arial" w:eastAsia="Times New Roman" w:hAnsi="Arial" w:cs="Arial"/>
+          <w:kern w:val="0"/>
+          <w:lang w:eastAsia="en-IN"/>
+          <w14:ligatures w14:val="none"/>
+        </w:rPr>
+      </w:pPr>
+      <w:r>
+        <w:rPr>
+          <w:rFonts w:ascii="Arial" w:eastAsia="Times New Roman" w:hAnsi="Arial" w:cs="Arial"/>
+          <w:kern w:val="0"/>
+          <w:lang w:eastAsia="en-IN"/>
+          <w14:ligatures w14:val="none"/>
+        </w:rPr>
+        <w:t>On the following screen enter the following values and click save trigger.</w:t>
+      </w:r>
+    </w:p>
+    <w:p>
+      <w:pPr>
+        <w:spacing w:after="100" w:afterAutospacing="1" w:line="240" w:lineRule="auto"/>
+        <w:rPr>
+          <w:rFonts w:ascii="Arial" w:eastAsia="Times New Roman" w:hAnsi="Arial" w:cs="Arial"/>
+          <w:kern w:val="0"/>
+          <w:lang w:eastAsia="en-IN"/>
+          <w14:ligatures w14:val="none"/>
+        </w:rPr>
+      </w:pPr>
+      <w:r>
+        <w:rPr>
+          <w:rFonts w:ascii="Arial" w:eastAsia="Times New Roman" w:hAnsi="Arial" w:cs="Arial"/>
+          <w:kern w:val="0"/>
+          <w:lang w:eastAsia="en-IN"/>
+          <w14:ligatures w14:val="none"/>
+        </w:rPr>
+        <w:lastRenderedPageBreak/>
+        <w:drawing>
+          <wp:inline distT="0" distB="0" distL="0" distR="0" wp14:anchorId="4F1CD883" wp14:editId="20AB0843">
+            <wp:extent cx="5125165" cy="5953956"/>
+            <wp:effectExtent l="0" t="0" r="0" b="8890"/>
+            <wp:docPr id="1153948198" name="Picture 1"/>
+            <wp:cNvGraphicFramePr>
+              <a:graphicFrameLocks xmlns:a="http://schemas.openxmlformats.org/drawingml/2006/main" noChangeAspect="1"/>
+            </wp:cNvGraphicFramePr>
+            <a:graphic xmlns:a="http://schemas.openxmlformats.org/drawingml/2006/main">
+              <a:graphicData uri="http://schemas.openxmlformats.org/drawingml/2006/picture">
+                <pic:pic xmlns:pic="http://schemas.openxmlformats.org/drawingml/2006/picture">
+                  <pic:nvPicPr>
+                    <pic:cNvPr id="1153948198" name=""/>
+                    <pic:cNvPicPr/>
+                  </pic:nvPicPr>
+                  <pic:blipFill>
+                    <a:blip r:embed="rId9"/>
+                    <a:stretch>
+                      <a:fillRect/>
+                    </a:stretch>
+                  </pic:blipFill>
+                  <pic:spPr>
+                    <a:xfrm>
+                      <a:off x="0" y="0"/>
+                      <a:ext cx="5125165" cy="5953956"/>
+                    </a:xfrm>
+                    <a:prstGeom prst="rect">
+                      <a:avLst/>
+                    </a:prstGeom>
+                  </pic:spPr>
+                </pic:pic>
+              </a:graphicData>
+            </a:graphic>
+          </wp:inline>
+        </w:drawing>
+      </w:r>
+    </w:p>
+    <w:p>
+      <w:pPr>
+        <w:pStyle w:val="ListParagraph"/>
+        <w:numPr>
+          <w:ilvl w:val="0"/>
+          <w:numId w:val="10"/>
+        </w:numPr>
+        <w:spacing w:after="100" w:afterAutospacing="1" w:line="240" w:lineRule="auto"/>
+        <w:rPr>
+          <w:rFonts w:ascii="Arial" w:eastAsia="Times New Roman" w:hAnsi="Arial" w:cs="Arial"/>
+          <w:kern w:val="0"/>
+          <w:lang w:eastAsia="en-IN"/>
+          <w14:ligatures w14:val="none"/>
+        </w:rPr>
+      </w:pPr>
+      <w:r>
+        <w:rPr>
+          <w:rFonts w:ascii="Arial" w:eastAsia="Times New Roman" w:hAnsi="Arial" w:cs="Arial"/>
+          <w:kern w:val="0"/>
+          <w:lang w:eastAsia="en-IN"/>
+          <w14:ligatures w14:val="none"/>
+        </w:rPr>
+        <w:t>Click Create</w:t>
+      </w:r>
+    </w:p>
+    <w:p>
+      <w:pPr>
+        <w:pStyle w:val="ListParagraph"/>
+        <w:numPr>
+          <w:ilvl w:val="0"/>
+          <w:numId w:val="10"/>
+        </w:numPr>
+        <w:spacing w:after="100" w:afterAutospacing="1" w:line="240" w:lineRule="auto"/>
+        <w:rPr>
+          <w:rFonts w:ascii="Arial" w:eastAsia="Times New Roman" w:hAnsi="Arial" w:cs="Arial"/>
+          <w:kern w:val="0"/>
+          <w:lang w:eastAsia="en-IN"/>
+          <w14:ligatures w14:val="none"/>
+        </w:rPr>
+      </w:pPr>
+      <w:r>
+        <w:rPr>
+          <w:rFonts w:ascii="Arial" w:eastAsia="Times New Roman" w:hAnsi="Arial" w:cs="Arial"/>
+          <w:kern w:val="0"/>
+          <w:lang w:eastAsia="en-IN"/>
+          <w14:ligatures w14:val="none"/>
+        </w:rPr>
+        <w:t>In Source copy the code mentioned in trg_process_valid_trades.py and in requirements.txt mention the following</w:t>
+      </w:r>
+    </w:p>
+    <w:p>
+      <w:pPr>
+        <w:pStyle w:val="ListParagraph"/>
+        <w:spacing w:after="100" w:afterAutospacing="1" w:line="240" w:lineRule="auto"/>
+        <w:ind w:left="360"/>
+        <w:rPr>
+          <w:rFonts w:ascii="Arial" w:eastAsia="Times New Roman" w:hAnsi="Arial" w:cs="Arial"/>
+          <w:kern w:val="0"/>
+          <w:lang w:eastAsia="en-IN"/>
+          <w14:ligatures w14:val="none"/>
+        </w:rPr>
+      </w:pPr>
+    </w:p>
+    <w:p>
+      <w:pPr>
+        <w:pStyle w:val="ListParagraph"/>
+        <w:spacing w:after="100" w:afterAutospacing="1" w:line="240" w:lineRule="auto"/>
+        <w:ind w:left="360"/>
+        <w:rPr>
+          <w:rFonts w:ascii="Arial" w:eastAsia="Times New Roman" w:hAnsi="Arial" w:cs="Arial"/>
+          <w:kern w:val="0"/>
+          <w:lang w:eastAsia="en-IN"/>
+          <w14:ligatures w14:val="none"/>
+        </w:rPr>
+      </w:pPr>
+      <w:r>
+        <w:rPr>
+          <w:rFonts w:ascii="Arial" w:eastAsia="Times New Roman" w:hAnsi="Arial" w:cs="Arial"/>
+          <w:kern w:val="0"/>
+          <w:lang w:eastAsia="en-IN"/>
+          <w14:ligatures w14:val="none"/>
+        </w:rPr>
+        <w:t>functions-framework==3.*</w:t>
+      </w:r>
+    </w:p>
+    <w:p>
+      <w:pPr>
+        <w:pStyle w:val="ListParagraph"/>
+        <w:spacing w:after="100" w:afterAutospacing="1" w:line="240" w:lineRule="auto"/>
+        <w:ind w:left="360"/>
+        <w:rPr>
+          <w:rFonts w:ascii="Arial" w:eastAsia="Times New Roman" w:hAnsi="Arial" w:cs="Arial"/>
+          <w:kern w:val="0"/>
+          <w:lang w:eastAsia="en-IN"/>
+          <w14:ligatures w14:val="none"/>
+        </w:rPr>
+      </w:pPr>
+      <w:r>
+        <w:rPr>
+          <w:rFonts w:ascii="Arial" w:eastAsia="Times New Roman" w:hAnsi="Arial" w:cs="Arial"/>
+          <w:kern w:val="0"/>
+          <w:lang w:eastAsia="en-IN"/>
+          <w14:ligatures w14:val="none"/>
+        </w:rPr>
+        <w:t>google-cloud-bigquery&gt;=3.0.0</w:t>
+      </w:r>
+    </w:p>
+    <w:p>
+      <w:pPr>
+        <w:pStyle w:val="ListParagraph"/>
+        <w:spacing w:after="100" w:afterAutospacing="1" w:line="240" w:lineRule="auto"/>
+        <w:ind w:left="360"/>
+        <w:rPr>
+          <w:rFonts w:ascii="Arial" w:eastAsia="Times New Roman" w:hAnsi="Arial" w:cs="Arial"/>
+          <w:kern w:val="0"/>
+          <w:lang w:eastAsia="en-IN"/>
+          <w14:ligatures w14:val="none"/>
+        </w:rPr>
+      </w:pPr>
+      <w:r>
+        <w:rPr>
+          <w:rFonts w:ascii="Arial" w:eastAsia="Times New Roman" w:hAnsi="Arial" w:cs="Arial"/>
+          <w:kern w:val="0"/>
+          <w:lang w:eastAsia="en-IN"/>
+          <w14:ligatures w14:val="none"/>
+        </w:rPr>
+        <w:t>google-cloud-storage&gt;=2.0.0</w:t>
+      </w:r>
+    </w:p>
+    <w:p>
+      <w:pPr>
+        <w:pStyle w:val="ListParagraph"/>
+        <w:spacing w:after="100" w:afterAutospacing="1" w:line="240" w:lineRule="auto"/>
+        <w:ind w:left="360"/>
+        <w:rPr>
+          <w:rFonts w:ascii="Arial" w:eastAsia="Times New Roman" w:hAnsi="Arial" w:cs="Arial"/>
+          <w:kern w:val="0"/>
+          <w:lang w:eastAsia="en-IN"/>
+          <w14:ligatures w14:val="none"/>
+        </w:rPr>
+      </w:pPr>
+      <w:r>
+        <w:rPr>
+          <w:rFonts w:ascii="Arial" w:eastAsia="Times New Roman" w:hAnsi="Arial" w:cs="Arial"/>
+          <w:kern w:val="0"/>
+          <w:lang w:eastAsia="en-IN"/>
+          <w14:ligatures w14:val="none"/>
+        </w:rPr>
+        <w:t>cloudevents&gt;=1.10.0</w:t>
+      </w:r>
+    </w:p>
+    <w:p>
+      <w:pPr>
+        <w:pStyle w:val="ListParagraph"/>
+        <w:spacing w:after="100" w:afterAutospacing="1" w:line="240" w:lineRule="auto"/>
+        <w:ind w:left="360"/>
+        <w:rPr>
+          <w:rFonts w:ascii="Arial" w:eastAsia="Times New Roman" w:hAnsi="Arial" w:cs="Arial"/>
+          <w:kern w:val="0"/>
+          <w:lang w:eastAsia="en-IN"/>
+          <w14:ligatures w14:val="none"/>
+        </w:rPr>
+      </w:pPr>
+      <w:r>
+        <w:rPr>
+          <w:rFonts w:ascii="Arial" w:eastAsia="Times New Roman" w:hAnsi="Arial" w:cs="Arial"/>
+          <w:kern w:val="0"/>
+          <w:lang w:eastAsia="en-IN"/>
+          <w14:ligatures w14:val="none"/>
+        </w:rPr>
+        <w:lastRenderedPageBreak/>
+        <w:drawing>
+          <wp:inline distT="0" distB="0" distL="0" distR="0" wp14:anchorId="653DD0DE" wp14:editId="37FC8C9F">
+            <wp:extent cx="5731510" cy="2242185"/>
+            <wp:effectExtent l="0" t="0" r="2540" b="5715"/>
+            <wp:docPr id="951159139" name="Picture 1"/>
+            <wp:cNvGraphicFramePr>
+              <a:graphicFrameLocks xmlns:a="http://schemas.openxmlformats.org/drawingml/2006/main" noChangeAspect="1"/>
+            </wp:cNvGraphicFramePr>
+            <a:graphic xmlns:a="http://schemas.openxmlformats.org/drawingml/2006/main">
+              <a:graphicData uri="http://schemas.openxmlformats.org/drawingml/2006/picture">
+                <pic:pic xmlns:pic="http://schemas.openxmlformats.org/drawingml/2006/picture">
+                  <pic:nvPicPr>
+                    <pic:cNvPr id="951159139" name=""/>
+                    <pic:cNvPicPr/>
+                  </pic:nvPicPr>
+                  <pic:blipFill>
+                    <a:blip r:embed="rId10"/>
+                    <a:stretch>
+                      <a:fillRect/>
+                    </a:stretch>
+                  </pic:blipFill>
+                  <pic:spPr>
+                    <a:xfrm>
+                      <a:off x="0" y="0"/>
+                      <a:ext cx="5731510" cy="2242185"/>
+                    </a:xfrm>
+                    <a:prstGeom prst="rect">
+                      <a:avLst/>
+                    </a:prstGeom>
+                  </pic:spPr>
+                </pic:pic>
+              </a:graphicData>
+            </a:graphic>
+          </wp:inline>
+        </w:drawing>
+      </w:r>
+    </w:p>
+    <w:p>
+      <w:pPr>
+        <w:pStyle w:val="ListParagraph"/>
+        <w:spacing w:after="100" w:afterAutospacing="1" w:line="240" w:lineRule="auto"/>
+        <w:ind w:left="360"/>
+        <w:rPr>
+          <w:rFonts w:ascii="Arial" w:eastAsia="Times New Roman" w:hAnsi="Arial" w:cs="Arial"/>
+          <w:kern w:val="0"/>
+          <w:lang w:eastAsia="en-IN"/>
+          <w14:ligatures w14:val="none"/>
+        </w:rPr>
+      </w:pPr>
+    </w:p>
+    <w:p>
+      <w:pPr>
+        <w:pStyle w:val="ListParagraph"/>
+        <w:spacing w:after="100" w:afterAutospacing="1" w:line="240" w:lineRule="auto"/>
+        <w:ind w:left="360"/>
+        <w:rPr>
+          <w:rFonts w:ascii="Arial" w:eastAsia="Times New Roman" w:hAnsi="Arial" w:cs="Arial"/>
+          <w:kern w:val="0"/>
+          <w:lang w:eastAsia="en-IN"/>
+          <w14:ligatures w14:val="none"/>
+        </w:rPr>
+      </w:pPr>
+    </w:p>
+    <w:p>
+      <w:pPr>
+        <w:pStyle w:val="ListParagraph"/>
+        <w:numPr>
+          <w:ilvl w:val="0"/>
+          <w:numId w:val="10"/>
+        </w:numPr>
+        <w:spacing w:after="100" w:afterAutospacing="1" w:line="240" w:lineRule="auto"/>
+        <w:rPr>
+          <w:rFonts w:ascii="Arial" w:eastAsia="Times New Roman" w:hAnsi="Arial" w:cs="Arial"/>
+          <w:kern w:val="0"/>
+          <w:lang w:eastAsia="en-IN"/>
+          <w14:ligatures w14:val="none"/>
+        </w:rPr>
+      </w:pPr>
+      <w:r>
+        <w:rPr>
+          <w:rFonts w:ascii="Arial" w:eastAsia="Times New Roman" w:hAnsi="Arial" w:cs="Arial"/>
+          <w:kern w:val="0"/>
+          <w:lang w:eastAsia="en-IN"/>
+          <w14:ligatures w14:val="none"/>
+        </w:rPr>
+        <w:t>Click Save and Deploy</w:t>
+      </w:r>
+    </w:p>
+    <w:p>
+      <w:pPr>
+        <w:pStyle w:val="ListParagraph"/>
+        <w:spacing w:after="100" w:afterAutospacing="1" w:line="240" w:lineRule="auto"/>
+        <w:ind w:left="360"/>
+        <w:rPr>
+          <w:rFonts w:ascii="Arial" w:eastAsia="Times New Roman" w:hAnsi="Arial" w:cs="Arial"/>
+          <w:kern w:val="0"/>
+          <w:lang w:eastAsia="en-IN"/>
+          <w14:ligatures w14:val="none"/>
+        </w:rPr>
+      </w:pPr>
+    </w:p>
+    <w:p>
+      <w:pPr>
+        <w:pStyle w:val="ListParagraph"/>
+        <w:numPr>
+          <w:ilvl w:val="0"/>
+          <w:numId w:val="10"/>
+        </w:numPr>
+        <w:spacing w:after="100" w:afterAutospacing="1" w:line="240" w:lineRule="auto"/>
+        <w:rPr>
+          <w:rFonts w:ascii="Arial" w:eastAsia="Times New Roman" w:hAnsi="Arial" w:cs="Arial"/>
+          <w:kern w:val="0"/>
+          <w:lang w:eastAsia="en-IN"/>
+          <w14:ligatures w14:val="none"/>
+        </w:rPr>
+      </w:pPr>
+      <w:r>
+        <w:rPr>
+          <w:rFonts w:ascii="Arial" w:eastAsia="Times New Roman" w:hAnsi="Arial" w:cs="Arial"/>
+          <w:kern w:val="0"/>
+          <w:lang w:eastAsia="en-IN"/>
+          <w14:ligatures w14:val="none"/>
+        </w:rPr>
+        <w:t>Open process-valid-service and create following variables:</w:t>
+      </w:r>
+    </w:p>
+    <w:p>
+      <w:pPr>
+        <w:pStyle w:val="ListParagraph"/>
+        <w:spacing w:after="100" w:afterAutospacing="1" w:line="240" w:lineRule="auto"/>
+        <w:ind w:left="360"/>
+        <w:rPr>
+          <w:rFonts w:ascii="Arial" w:eastAsia="Times New Roman" w:hAnsi="Arial" w:cs="Arial"/>
+          <w:kern w:val="0"/>
+          <w:lang w:eastAsia="en-IN"/>
+          <w14:ligatures w14:val="none"/>
+        </w:rPr>
+      </w:pPr>
+    </w:p>
+    <w:p>
+      <w:pPr>
+        <w:pStyle w:val="ListParagraph"/>
+        <w:spacing w:after="100" w:afterAutospacing="1" w:line="240" w:lineRule="auto"/>
+        <w:ind w:left="360"/>
+        <w:rPr>
+          <w:rFonts w:ascii="Arial" w:eastAsia="Times New Roman" w:hAnsi="Arial" w:cs="Arial"/>
+          <w:kern w:val="0"/>
+          <w:lang w:eastAsia="en-IN"/>
+          <w14:ligatures w14:val="none"/>
+        </w:rPr>
+      </w:pPr>
+    </w:p>
+    <w:p>
+      <w:pPr>
+        <w:pStyle w:val="ListParagraph"/>
+        <w:spacing w:after="100" w:afterAutospacing="1" w:line="240" w:lineRule="auto"/>
+        <w:ind w:left="360"/>
+        <w:rPr>
+          <w:rFonts w:ascii="Arial" w:eastAsia="Times New Roman" w:hAnsi="Arial" w:cs="Arial"/>
+          <w:kern w:val="0"/>
+          <w:lang w:eastAsia="en-IN"/>
+          <w14:ligatures w14:val="none"/>
+        </w:rPr>
+      </w:pPr>
+      <w:r>
+        <w:rPr>
+          <w:rFonts w:ascii="Arial" w:eastAsia="Times New Roman" w:hAnsi="Arial" w:cs="Arial"/>
+          <w:kern w:val="0"/>
+          <w:lang w:eastAsia="en-IN"/>
+          <w14:ligatures w14:val="none"/>
+        </w:rPr>
+        <w:drawing>
+          <wp:inline distT="0" distB="0" distL="0" distR="0" wp14:anchorId="72E1126B" wp14:editId="35BD3D7E">
+            <wp:extent cx="5731510" cy="2882265"/>
+            <wp:effectExtent l="0" t="0" r="2540" b="0"/>
+            <wp:docPr id="536858418" name="Picture 1"/>
+            <wp:cNvGraphicFramePr>
+              <a:graphicFrameLocks xmlns:a="http://schemas.openxmlformats.org/drawingml/2006/main" noChangeAspect="1"/>
+            </wp:cNvGraphicFramePr>
+            <a:graphic xmlns:a="http://schemas.openxmlformats.org/drawingml/2006/main">
+              <a:graphicData uri="http://schemas.openxmlformats.org/drawingml/2006/picture">
+                <pic:pic xmlns:pic="http://schemas.openxmlformats.org/drawingml/2006/picture">
+                  <pic:nvPicPr>
+                    <pic:cNvPr id="536858418" name=""/>
+                    <pic:cNvPicPr/>
+                  </pic:nvPicPr>
+                  <pic:blipFill>
+                    <a:blip r:embed="rId11"/>
+                    <a:stretch>
+                      <a:fillRect/>
+                    </a:stretch>
+                  </pic:blipFill>
+                  <pic:spPr>
+                    <a:xfrm>
+                      <a:off x="0" y="0"/>
+                      <a:ext cx="5731510" cy="2882265"/>
+                    </a:xfrm>
+                    <a:prstGeom prst="rect">
+                      <a:avLst/>
+                    </a:prstGeom>
+                  </pic:spPr>
+                </pic:pic>
+              </a:graphicData>
+            </a:graphic>
+          </wp:inline>
+        </w:drawing>
+      </w:r>
+    </w:p>
+    <w:p>
+      <w:pPr>
+        <w:pStyle w:val="ListParagraph"/>
+        <w:spacing w:after="100" w:afterAutospacing="1" w:line="240" w:lineRule="auto"/>
+        <w:ind w:left="360"/>
+        <w:rPr>
+          <w:rFonts w:ascii="Arial" w:eastAsia="Times New Roman" w:hAnsi="Arial" w:cs="Arial"/>
+          <w:kern w:val="0"/>
+          <w:lang w:eastAsia="en-IN"/>
+          <w14:ligatures w14:val="none"/>
+        </w:rPr>
+      </w:pPr>
+    </w:p>
+    <w:p>
+      <w:pPr>
+        <w:pStyle w:val="ListParagraph"/>
+        <w:numPr>
+          <w:ilvl w:val="0"/>
+          <w:numId w:val="10"/>
+        </w:numPr>
+        <w:spacing w:after="100" w:afterAutospacing="1" w:line="240" w:lineRule="auto"/>
+        <w:rPr>
+          <w:rFonts w:ascii="Arial" w:eastAsia="Times New Roman" w:hAnsi="Arial" w:cs="Arial"/>
+          <w:kern w:val="0"/>
+          <w:lang w:eastAsia="en-IN"/>
+          <w14:ligatures w14:val="none"/>
+        </w:rPr>
+      </w:pPr>
+      <w:r>
+        <w:rPr>
+          <w:rFonts w:ascii="Arial" w:eastAsia="Times New Roman" w:hAnsi="Arial" w:cs="Arial"/>
+          <w:kern w:val="0"/>
+          <w:lang w:eastAsia="en-IN"/>
+          <w14:ligatures w14:val="none"/>
+        </w:rPr>
+        <w:t>Perform the same steps for processing of rejected trades.</w:t>
+      </w:r>
+    </w:p>
+    <w:p>
+      <w:pPr>
+        <w:spacing w:after="100" w:afterAutospacing="1" w:line="240" w:lineRule="auto"/>
+        <w:rPr>
+          <w:rFonts w:ascii="Arial" w:eastAsia="Times New Roman" w:hAnsi="Arial" w:cs="Arial"/>
+          <w:b/>
+          <w:bCs/>
+          <w:kern w:val="0"/>
+          <w:lang w:eastAsia="en-IN"/>
+          <w14:ligatures w14:val="none"/>
+        </w:rPr>
+      </w:pPr>
+      <w:r>
+        <w:rPr>
+          <w:rFonts w:ascii="Arial" w:eastAsia="Times New Roman" w:hAnsi="Arial" w:cs="Arial"/>
+          <w:b/>
+          <w:bCs/>
+          <w:kern w:val="0"/>
+          <w:lang w:eastAsia="en-IN"/>
+          <w14:ligatures w14:val="none"/>
+        </w:rPr>
+        <w:t>Create function process-rejected-trade</w:t>
+      </w:r>
+    </w:p>
+    <w:p>
+      <w:pPr>
+        <w:pStyle w:val="ListParagraph"/>
+        <w:numPr>
+          <w:ilvl w:val="0"/>
+          <w:numId w:val="10"/>
+        </w:numPr>
+        <w:spacing w:after="100" w:afterAutospacing="1" w:line="240" w:lineRule="auto"/>
+        <w:rPr>
+          <w:rFonts w:ascii="Arial" w:eastAsia="Times New Roman" w:hAnsi="Arial" w:cs="Arial"/>
+          <w:kern w:val="0"/>
+          <w:lang w:eastAsia="en-IN"/>
+          <w14:ligatures w14:val="none"/>
+        </w:rPr>
+      </w:pPr>
+      <w:r>
+        <w:rPr>
+          <w:rFonts w:ascii="Arial" w:eastAsia="Times New Roman" w:hAnsi="Arial" w:cs="Arial"/>
+          <w:kern w:val="0"/>
+          <w:lang w:eastAsia="en-IN"/>
+          <w14:ligatures w14:val="none"/>
+        </w:rPr>
+        <w:t xml:space="preserve">Login into the Google Cloud Console and select Cloud Run </w:t>
+      </w:r>
+      <w:r>
+        <w:rPr>
+          <w:lang w:eastAsia="en-IN"/>
+        </w:rPr>
+        <w:sym w:font="Wingdings" w:char="F0E0"/>
+      </w:r>
+      <w:r>
+        <w:rPr>
+          <w:rFonts w:ascii="Arial" w:eastAsia="Times New Roman" w:hAnsi="Arial" w:cs="Arial"/>
+          <w:kern w:val="0"/>
+          <w:lang w:eastAsia="en-IN"/>
+          <w14:ligatures w14:val="none"/>
+        </w:rPr>
+        <w:t xml:space="preserve"> Services</w:t>
+      </w:r>
+    </w:p>
+    <w:p>
+      <w:pPr>
+        <w:pStyle w:val="ListParagraph"/>
+        <w:numPr>
+          <w:ilvl w:val="0"/>
+          <w:numId w:val="10"/>
+        </w:numPr>
+        <w:spacing w:after="100" w:afterAutospacing="1" w:line="240" w:lineRule="auto"/>
+        <w:rPr>
+          <w:rFonts w:ascii="Arial" w:eastAsia="Times New Roman" w:hAnsi="Arial" w:cs="Arial"/>
+          <w:kern w:val="0"/>
+          <w:lang w:eastAsia="en-IN"/>
+          <w14:ligatures w14:val="none"/>
+        </w:rPr>
+      </w:pPr>
+      <w:r>
+        <w:rPr>
+          <w:rFonts w:ascii="Arial" w:eastAsia="Times New Roman" w:hAnsi="Arial" w:cs="Arial"/>
+          <w:kern w:val="0"/>
+          <w:lang w:eastAsia="en-IN"/>
+          <w14:ligatures w14:val="none"/>
+        </w:rPr>
+        <w:t xml:space="preserve">Create services – </w:t>
+      </w:r>
+      <w:r>
+        <w:rPr>
+          <w:rFonts w:ascii="Arial" w:eastAsia="Times New Roman" w:hAnsi="Arial" w:cs="Arial"/>
+          <w:b/>
+          <w:bCs/>
+          <w:kern w:val="0"/>
+          <w:lang w:eastAsia="en-IN"/>
+          <w14:ligatures w14:val="none"/>
+        </w:rPr>
+        <w:t>process-rejected-trades</w:t>
+      </w:r>
+    </w:p>
+    <w:p>
+      <w:pPr>
+        <w:spacing w:after="100" w:afterAutospacing="1" w:line="240" w:lineRule="auto"/>
+        <w:rPr>
+          <w:rFonts w:ascii="Arial" w:eastAsia="Times New Roman" w:hAnsi="Arial" w:cs="Arial"/>
+          <w:kern w:val="0"/>
+          <w:lang w:eastAsia="en-IN"/>
+          <w14:ligatures w14:val="none"/>
+        </w:rPr>
+      </w:pPr>
+    </w:p>
+    <w:p>
+      <w:pPr>
+        <w:spacing w:after="100" w:afterAutospacing="1" w:line="240" w:lineRule="auto"/>
+        <w:rPr>
+          <w:rFonts w:ascii="Arial" w:eastAsia="Times New Roman" w:hAnsi="Arial" w:cs="Arial"/>
+          <w:kern w:val="0"/>
+          <w:lang w:eastAsia="en-IN"/>
+          <w14:ligatures w14:val="none"/>
+        </w:rPr>
+      </w:pPr>
+    </w:p>
+    <w:p>
+      <w:pPr>
+        <w:spacing w:after="100" w:afterAutospacing="1" w:line="240" w:lineRule="auto"/>
+        <w:rPr>
+          <w:rFonts w:ascii="Arial" w:eastAsia="Times New Roman" w:hAnsi="Arial" w:cs="Arial"/>
+          <w:kern w:val="0"/>
+          <w:lang w:eastAsia="en-IN"/>
+          <w14:ligatures w14:val="none"/>
+        </w:rPr>
+      </w:pPr>
+      <w:r>
+        <w:rPr>
+          <w:rFonts w:ascii="Arial" w:eastAsia="Times New Roman" w:hAnsi="Arial" w:cs="Arial"/>
+          <w:kern w:val="0"/>
+          <w:lang w:eastAsia="en-IN"/>
+          <w14:ligatures w14:val="none"/>
+        </w:rPr>
+        <w:lastRenderedPageBreak/>
+        <w:drawing>
+          <wp:inline distT="0" distB="0" distL="0" distR="0" wp14:anchorId="5D4FA02E" wp14:editId="2B6B31F3">
+            <wp:extent cx="5731510" cy="2503170"/>
+            <wp:effectExtent l="0" t="0" r="2540" b="0"/>
+            <wp:docPr id="106825762" name="Picture 1"/>
+            <wp:cNvGraphicFramePr>
+              <a:graphicFrameLocks xmlns:a="http://schemas.openxmlformats.org/drawingml/2006/main" noChangeAspect="1"/>
+            </wp:cNvGraphicFramePr>
+            <a:graphic xmlns:a="http://schemas.openxmlformats.org/drawingml/2006/main">
+              <a:graphicData uri="http://schemas.openxmlformats.org/drawingml/2006/picture">
+                <pic:pic xmlns:pic="http://schemas.openxmlformats.org/drawingml/2006/picture">
+                  <pic:nvPicPr>
+                    <pic:cNvPr id="106825762" name=""/>
+                    <pic:cNvPicPr/>
+                  </pic:nvPicPr>
+                  <pic:blipFill>
+                    <a:blip r:embed="rId12"/>
+                    <a:stretch>
+                      <a:fillRect/>
+                    </a:stretch>
+                  </pic:blipFill>
+                  <pic:spPr>
+                    <a:xfrm>
+                      <a:off x="0" y="0"/>
+                      <a:ext cx="5731510" cy="2503170"/>
+                    </a:xfrm>
+                    <a:prstGeom prst="rect">
+                      <a:avLst/>
+                    </a:prstGeom>
+                  </pic:spPr>
+                </pic:pic>
+              </a:graphicData>
+            </a:graphic>
+          </wp:inline>
+        </w:drawing>
+      </w:r>
+    </w:p>
+    <w:p>
+      <w:pPr>
+        <w:pStyle w:val="ListParagraph"/>
+        <w:numPr>
+          <w:ilvl w:val="0"/>
+          <w:numId w:val="10"/>
+        </w:numPr>
+        <w:spacing w:after="100" w:afterAutospacing="1" w:line="240" w:lineRule="auto"/>
+        <w:rPr>
+          <w:rFonts w:ascii="Arial" w:eastAsia="Times New Roman" w:hAnsi="Arial" w:cs="Arial"/>
+          <w:kern w:val="0"/>
+          <w:lang w:eastAsia="en-IN"/>
+          <w14:ligatures w14:val="none"/>
+        </w:rPr>
+      </w:pPr>
+      <w:r>
+        <w:rPr>
+          <w:rFonts w:ascii="Arial" w:eastAsia="Times New Roman" w:hAnsi="Arial" w:cs="Arial"/>
+          <w:kern w:val="0"/>
+          <w:lang w:eastAsia="en-IN"/>
+          <w14:ligatures w14:val="none"/>
+        </w:rPr>
+        <w:t>Select Runtime: Python 3.14</w:t>
+      </w:r>
+    </w:p>
+    <w:p>
+      <w:pPr>
+        <w:pStyle w:val="ListParagraph"/>
+        <w:numPr>
+          <w:ilvl w:val="0"/>
+          <w:numId w:val="10"/>
+        </w:numPr>
+        <w:spacing w:after="100" w:afterAutospacing="1" w:line="240" w:lineRule="auto"/>
+        <w:rPr>
+          <w:rFonts w:ascii="Arial" w:eastAsia="Times New Roman" w:hAnsi="Arial" w:cs="Arial"/>
+          <w:kern w:val="0"/>
+          <w:lang w:eastAsia="en-IN"/>
+          <w14:ligatures w14:val="none"/>
+        </w:rPr>
+      </w:pPr>
+      <w:r>
+        <w:rPr>
+          <w:rFonts w:ascii="Arial" w:eastAsia="Times New Roman" w:hAnsi="Arial" w:cs="Arial"/>
+          <w:kern w:val="0"/>
+          <w:lang w:eastAsia="en-IN"/>
+          <w14:ligatures w14:val="none"/>
+        </w:rPr>
+        <w:t>Select Create Trigger and select Cloud Storage Trigger</w:t>
+      </w:r>
+    </w:p>
+    <w:p>
+      <w:pPr>
+        <w:pStyle w:val="ListParagraph"/>
+        <w:spacing w:after="100" w:afterAutospacing="1" w:line="240" w:lineRule="auto"/>
+        <w:ind w:left="360"/>
+        <w:rPr>
+          <w:rFonts w:ascii="Arial" w:eastAsia="Times New Roman" w:hAnsi="Arial" w:cs="Arial"/>
+          <w:kern w:val="0"/>
+          <w:lang w:eastAsia="en-IN"/>
+          <w14:ligatures w14:val="none"/>
+        </w:rPr>
+      </w:pPr>
+    </w:p>
+    <w:p>
+      <w:pPr>
+        <w:pStyle w:val="ListParagraph"/>
+        <w:spacing w:after="100" w:afterAutospacing="1" w:line="240" w:lineRule="auto"/>
+        <w:ind w:left="360"/>
+        <w:rPr>
+          <w:rFonts w:ascii="Arial" w:eastAsia="Times New Roman" w:hAnsi="Arial" w:cs="Arial"/>
+          <w:kern w:val="0"/>
+          <w:lang w:eastAsia="en-IN"/>
+          <w14:ligatures w14:val="none"/>
+        </w:rPr>
+      </w:pPr>
+      <w:r>
+        <w:rPr>
+          <w:rFonts w:ascii="Arial" w:eastAsia="Times New Roman" w:hAnsi="Arial" w:cs="Arial"/>
+          <w:kern w:val="0"/>
+          <w:lang w:eastAsia="en-IN"/>
+          <w14:ligatures w14:val="none"/>
+        </w:rPr>
+        <w:drawing>
+          <wp:inline distT="0" distB="0" distL="0" distR="0" wp14:anchorId="07CC4F06" wp14:editId="774F5038">
+            <wp:extent cx="5731510" cy="2298700"/>
+            <wp:effectExtent l="0" t="0" r="2540" b="6350"/>
+            <wp:docPr id="453861109" name="Picture 1"/>
+            <wp:cNvGraphicFramePr>
+              <a:graphicFrameLocks xmlns:a="http://schemas.openxmlformats.org/drawingml/2006/main" noChangeAspect="1"/>
+            </wp:cNvGraphicFramePr>
+            <a:graphic xmlns:a="http://schemas.openxmlformats.org/drawingml/2006/main">
+              <a:graphicData uri="http://schemas.openxmlformats.org/drawingml/2006/picture">
+                <pic:pic xmlns:pic="http://schemas.openxmlformats.org/drawingml/2006/picture">
+                  <pic:nvPicPr>
+                    <pic:cNvPr id="453861109" name=""/>
+                    <pic:cNvPicPr/>
+                  </pic:nvPicPr>
+                  <pic:blipFill>
+                    <a:blip r:embed="rId13"/>
+                    <a:stretch>
+                      <a:fillRect/>
+                    </a:stretch>
+                  </pic:blipFill>
+                  <pic:spPr>
+                    <a:xfrm>
+                      <a:off x="0" y="0"/>
+                      <a:ext cx="5731510" cy="2298700"/>
+                    </a:xfrm>
+                    <a:prstGeom prst="rect">
+                      <a:avLst/>
+                    </a:prstGeom>
+                  </pic:spPr>
+                </pic:pic>
+              </a:graphicData>
+            </a:graphic>
+          </wp:inline>
+        </w:drawing>
+      </w:r>
+    </w:p>
+    <w:p>
+      <w:pPr>
+        <w:pStyle w:val="ListParagraph"/>
+        <w:numPr>
+          <w:ilvl w:val="0"/>
+          <w:numId w:val="10"/>
+        </w:numPr>
+        <w:spacing w:after="100" w:afterAutospacing="1" w:line="240" w:lineRule="auto"/>
+        <w:rPr>
+          <w:rFonts w:ascii="Arial" w:eastAsia="Times New Roman" w:hAnsi="Arial" w:cs="Arial"/>
+          <w:kern w:val="0"/>
+          <w:lang w:eastAsia="en-IN"/>
+          <w14:ligatures w14:val="none"/>
+        </w:rPr>
+      </w:pPr>
+      <w:r>
+        <w:rPr>
+          <w:rFonts w:ascii="Arial" w:eastAsia="Times New Roman" w:hAnsi="Arial" w:cs="Arial"/>
+          <w:kern w:val="0"/>
+          <w:lang w:eastAsia="en-IN"/>
+          <w14:ligatures w14:val="none"/>
+        </w:rPr>
+        <w:t>On the following screen enter the following values and click save trigger.</w:t>
+      </w:r>
+    </w:p>
+    <w:p>
+      <w:pPr>
+        <w:spacing w:after="100" w:afterAutospacing="1" w:line="240" w:lineRule="auto"/>
+        <w:rPr>
+          <w:rFonts w:ascii="Arial" w:eastAsia="Times New Roman" w:hAnsi="Arial" w:cs="Arial"/>
+          <w:kern w:val="0"/>
+          <w:lang w:eastAsia="en-IN"/>
+          <w14:ligatures w14:val="none"/>
+        </w:rPr>
+      </w:pPr>
+      <w:r>
+        <w:rPr>
+          <w:rFonts w:ascii="Arial" w:eastAsia="Times New Roman" w:hAnsi="Arial" w:cs="Arial"/>
+          <w:kern w:val="0"/>
+          <w:lang w:eastAsia="en-IN"/>
+          <w14:ligatures w14:val="none"/>
+        </w:rPr>
+        <w:lastRenderedPageBreak/>
+        <w:drawing>
+          <wp:inline distT="0" distB="0" distL="0" distR="0" wp14:anchorId="4F55B365" wp14:editId="25D0040F">
+            <wp:extent cx="5239481" cy="5934903"/>
+            <wp:effectExtent l="0" t="0" r="0" b="8890"/>
+            <wp:docPr id="921394150" name="Picture 1"/>
+            <wp:cNvGraphicFramePr>
+              <a:graphicFrameLocks xmlns:a="http://schemas.openxmlformats.org/drawingml/2006/main" noChangeAspect="1"/>
+            </wp:cNvGraphicFramePr>
+            <a:graphic xmlns:a="http://schemas.openxmlformats.org/drawingml/2006/main">
+              <a:graphicData uri="http://schemas.openxmlformats.org/drawingml/2006/picture">
+                <pic:pic xmlns:pic="http://schemas.openxmlformats.org/drawingml/2006/picture">
+                  <pic:nvPicPr>
+                    <pic:cNvPr id="921394150" name=""/>
+                    <pic:cNvPicPr/>
+                  </pic:nvPicPr>
+                  <pic:blipFill>
+                    <a:blip r:embed="rId14"/>
+                    <a:stretch>
+                      <a:fillRect/>
+                    </a:stretch>
+                  </pic:blipFill>
+                  <pic:spPr>
+                    <a:xfrm>
+                      <a:off x="0" y="0"/>
+                      <a:ext cx="5239481" cy="5934903"/>
+                    </a:xfrm>
+                    <a:prstGeom prst="rect">
+                      <a:avLst/>
+                    </a:prstGeom>
+                  </pic:spPr>
+                </pic:pic>
+              </a:graphicData>
+            </a:graphic>
+          </wp:inline>
+        </w:drawing>
+      </w:r>
+    </w:p>
+    <w:p>
+      <w:pPr>
+        <w:pStyle w:val="ListParagraph"/>
+        <w:numPr>
+          <w:ilvl w:val="0"/>
+          <w:numId w:val="10"/>
+        </w:numPr>
+        <w:spacing w:after="100" w:afterAutospacing="1" w:line="240" w:lineRule="auto"/>
+        <w:rPr>
+          <w:rFonts w:ascii="Arial" w:eastAsia="Times New Roman" w:hAnsi="Arial" w:cs="Arial"/>
+          <w:kern w:val="0"/>
+          <w:lang w:eastAsia="en-IN"/>
+          <w14:ligatures w14:val="none"/>
+        </w:rPr>
+      </w:pPr>
+      <w:r>
+        <w:rPr>
+          <w:rFonts w:ascii="Arial" w:eastAsia="Times New Roman" w:hAnsi="Arial" w:cs="Arial"/>
+          <w:kern w:val="0"/>
+          <w:lang w:eastAsia="en-IN"/>
+          <w14:ligatures w14:val="none"/>
+        </w:rPr>
+        <w:t>Click Create</w:t>
+      </w:r>
+    </w:p>
+    <w:p>
+      <w:pPr>
+        <w:pStyle w:val="ListParagraph"/>
+        <w:numPr>
+          <w:ilvl w:val="0"/>
+          <w:numId w:val="10"/>
+        </w:numPr>
+        <w:spacing w:after="100" w:afterAutospacing="1" w:line="240" w:lineRule="auto"/>
+        <w:rPr>
+          <w:rFonts w:ascii="Arial" w:eastAsia="Times New Roman" w:hAnsi="Arial" w:cs="Arial"/>
+          <w:kern w:val="0"/>
+          <w:lang w:eastAsia="en-IN"/>
+          <w14:ligatures w14:val="none"/>
+        </w:rPr>
+      </w:pPr>
+      <w:r>
+        <w:rPr>
+          <w:rFonts w:ascii="Arial" w:eastAsia="Times New Roman" w:hAnsi="Arial" w:cs="Arial"/>
+          <w:kern w:val="0"/>
+          <w:lang w:eastAsia="en-IN"/>
+          <w14:ligatures w14:val="none"/>
+        </w:rPr>
+        <w:t>In Source copy the code mentioned in trg_process_</w:t>
+      </w:r>
+      <w:r>
+        <w:rPr>
+          <w:rFonts w:ascii="Arial" w:eastAsia="Times New Roman" w:hAnsi="Arial" w:cs="Arial"/>
+          <w:kern w:val="0"/>
+          <w:lang w:eastAsia="en-IN"/>
+          <w14:ligatures w14:val="none"/>
+        </w:rPr>
+        <w:t>rejected</w:t>
+      </w:r>
+      <w:r>
+        <w:rPr>
+          <w:rFonts w:ascii="Arial" w:eastAsia="Times New Roman" w:hAnsi="Arial" w:cs="Arial"/>
+          <w:kern w:val="0"/>
+          <w:lang w:eastAsia="en-IN"/>
+          <w14:ligatures w14:val="none"/>
+        </w:rPr>
+        <w:t>_trades.py and in requirements.txt mention the following</w:t>
+      </w:r>
+    </w:p>
+    <w:p>
+      <w:pPr>
+        <w:pStyle w:val="ListParagraph"/>
+        <w:spacing w:after="100" w:afterAutospacing="1" w:line="240" w:lineRule="auto"/>
+        <w:ind w:left="360"/>
+        <w:rPr>
+          <w:rFonts w:ascii="Arial" w:eastAsia="Times New Roman" w:hAnsi="Arial" w:cs="Arial"/>
+          <w:kern w:val="0"/>
+          <w:lang w:eastAsia="en-IN"/>
+          <w14:ligatures w14:val="none"/>
+        </w:rPr>
+      </w:pPr>
+    </w:p>
+    <w:p>
+      <w:pPr>
+        <w:pStyle w:val="ListParagraph"/>
+        <w:spacing w:after="100" w:afterAutospacing="1" w:line="240" w:lineRule="auto"/>
+        <w:ind w:left="360"/>
+        <w:rPr>
+          <w:rFonts w:ascii="Arial" w:eastAsia="Times New Roman" w:hAnsi="Arial" w:cs="Arial"/>
+          <w:kern w:val="0"/>
+          <w:lang w:eastAsia="en-IN"/>
+          <w14:ligatures w14:val="none"/>
+        </w:rPr>
+      </w:pPr>
+      <w:r>
+        <w:rPr>
+          <w:rFonts w:ascii="Arial" w:eastAsia="Times New Roman" w:hAnsi="Arial" w:cs="Arial"/>
+          <w:kern w:val="0"/>
+          <w:lang w:eastAsia="en-IN"/>
+          <w14:ligatures w14:val="none"/>
+        </w:rPr>
+        <w:t>functions-framework==3.*</w:t>
+      </w:r>
+    </w:p>
+    <w:p>
+      <w:pPr>
+        <w:pStyle w:val="ListParagraph"/>
+        <w:spacing w:after="100" w:afterAutospacing="1" w:line="240" w:lineRule="auto"/>
+        <w:ind w:left="360"/>
+        <w:rPr>
+          <w:rFonts w:ascii="Arial" w:eastAsia="Times New Roman" w:hAnsi="Arial" w:cs="Arial"/>
+          <w:kern w:val="0"/>
+          <w:lang w:eastAsia="en-IN"/>
+          <w14:ligatures w14:val="none"/>
+        </w:rPr>
+      </w:pPr>
+      <w:r>
+        <w:rPr>
+          <w:rFonts w:ascii="Arial" w:eastAsia="Times New Roman" w:hAnsi="Arial" w:cs="Arial"/>
+          <w:kern w:val="0"/>
+          <w:lang w:eastAsia="en-IN"/>
+          <w14:ligatures w14:val="none"/>
+        </w:rPr>
+        <w:t>google-cloud-bigquery&gt;=3.0.0</w:t>
+      </w:r>
+    </w:p>
+    <w:p>
+      <w:pPr>
+        <w:pStyle w:val="ListParagraph"/>
+        <w:spacing w:after="100" w:afterAutospacing="1" w:line="240" w:lineRule="auto"/>
+        <w:ind w:left="360"/>
+        <w:rPr>
+          <w:rFonts w:ascii="Arial" w:eastAsia="Times New Roman" w:hAnsi="Arial" w:cs="Arial"/>
+          <w:kern w:val="0"/>
+          <w:lang w:eastAsia="en-IN"/>
+          <w14:ligatures w14:val="none"/>
+        </w:rPr>
+      </w:pPr>
+      <w:r>
+        <w:rPr>
+          <w:rFonts w:ascii="Arial" w:eastAsia="Times New Roman" w:hAnsi="Arial" w:cs="Arial"/>
+          <w:kern w:val="0"/>
+          <w:lang w:eastAsia="en-IN"/>
+          <w14:ligatures w14:val="none"/>
+        </w:rPr>
+        <w:t>google-cloud-storage&gt;=2.0.0</w:t>
+      </w:r>
+    </w:p>
+    <w:p>
+      <w:pPr>
+        <w:pStyle w:val="ListParagraph"/>
+        <w:spacing w:after="100" w:afterAutospacing="1" w:line="240" w:lineRule="auto"/>
+        <w:ind w:left="360"/>
+        <w:rPr>
+          <w:rFonts w:ascii="Arial" w:eastAsia="Times New Roman" w:hAnsi="Arial" w:cs="Arial"/>
+          <w:kern w:val="0"/>
+          <w:lang w:eastAsia="en-IN"/>
+          <w14:ligatures w14:val="none"/>
+        </w:rPr>
+      </w:pPr>
+      <w:r>
+        <w:rPr>
+          <w:rFonts w:ascii="Arial" w:eastAsia="Times New Roman" w:hAnsi="Arial" w:cs="Arial"/>
+          <w:kern w:val="0"/>
+          <w:lang w:eastAsia="en-IN"/>
+          <w14:ligatures w14:val="none"/>
+        </w:rPr>
+        <w:t>cloudevents&gt;=1.10.0</w:t>
+      </w:r>
+    </w:p>
+    <w:p>
+      <w:pPr>
+        <w:pStyle w:val="ListParagraph"/>
+        <w:spacing w:after="100" w:afterAutospacing="1" w:line="240" w:lineRule="auto"/>
+        <w:ind w:left="360"/>
+        <w:rPr>
+          <w:rFonts w:ascii="Arial" w:eastAsia="Times New Roman" w:hAnsi="Arial" w:cs="Arial"/>
+          <w:kern w:val="0"/>
+          <w:lang w:eastAsia="en-IN"/>
+          <w14:ligatures w14:val="none"/>
+        </w:rPr>
+      </w:pPr>
+      <w:r>
+        <w:rPr>
+          <w:rFonts w:ascii="Arial" w:eastAsia="Times New Roman" w:hAnsi="Arial" w:cs="Arial"/>
+          <w:kern w:val="0"/>
+          <w:lang w:eastAsia="en-IN"/>
+          <w14:ligatures w14:val="none"/>
+        </w:rPr>
+        <w:lastRenderedPageBreak/>
+        <w:drawing>
+          <wp:inline distT="0" distB="0" distL="0" distR="0" wp14:anchorId="66DA058E" wp14:editId="145F7269">
+            <wp:extent cx="5731510" cy="2218055"/>
+            <wp:effectExtent l="0" t="0" r="2540" b="0"/>
+            <wp:docPr id="950626638" name="Picture 1"/>
+            <wp:cNvGraphicFramePr>
+              <a:graphicFrameLocks xmlns:a="http://schemas.openxmlformats.org/drawingml/2006/main" noChangeAspect="1"/>
+            </wp:cNvGraphicFramePr>
+            <a:graphic xmlns:a="http://schemas.openxmlformats.org/drawingml/2006/main">
+              <a:graphicData uri="http://schemas.openxmlformats.org/drawingml/2006/picture">
+                <pic:pic xmlns:pic="http://schemas.openxmlformats.org/drawingml/2006/picture">
+                  <pic:nvPicPr>
+                    <pic:cNvPr id="950626638" name=""/>
+                    <pic:cNvPicPr/>
+                  </pic:nvPicPr>
+                  <pic:blipFill>
+                    <a:blip r:embed="rId15"/>
+                    <a:stretch>
+                      <a:fillRect/>
+                    </a:stretch>
+                  </pic:blipFill>
+                  <pic:spPr>
+                    <a:xfrm>
+                      <a:off x="0" y="0"/>
+                      <a:ext cx="5731510" cy="2218055"/>
+                    </a:xfrm>
+                    <a:prstGeom prst="rect">
+                      <a:avLst/>
+                    </a:prstGeom>
+                  </pic:spPr>
+                </pic:pic>
+              </a:graphicData>
+            </a:graphic>
+          </wp:inline>
+        </w:drawing>
+      </w:r>
+    </w:p>
+    <w:p>
+      <w:pPr>
+        <w:pStyle w:val="ListParagraph"/>
+        <w:spacing w:after="100" w:afterAutospacing="1" w:line="240" w:lineRule="auto"/>
+        <w:ind w:left="360"/>
+        <w:rPr>
+          <w:rFonts w:ascii="Arial" w:eastAsia="Times New Roman" w:hAnsi="Arial" w:cs="Arial"/>
+          <w:kern w:val="0"/>
+          <w:lang w:eastAsia="en-IN"/>
+          <w14:ligatures w14:val="none"/>
+        </w:rPr>
+      </w:pPr>
+    </w:p>
+    <w:p>
+      <w:pPr>
+        <w:pStyle w:val="ListParagraph"/>
+        <w:spacing w:after="100" w:afterAutospacing="1" w:line="240" w:lineRule="auto"/>
+        <w:ind w:left="360"/>
+        <w:rPr>
+          <w:rFonts w:ascii="Arial" w:eastAsia="Times New Roman" w:hAnsi="Arial" w:cs="Arial"/>
+          <w:kern w:val="0"/>
+          <w:lang w:eastAsia="en-IN"/>
+          <w14:ligatures w14:val="none"/>
+        </w:rPr>
+      </w:pPr>
+    </w:p>
+    <w:p>
+      <w:pPr>
+        <w:pStyle w:val="ListParagraph"/>
+        <w:numPr>
+          <w:ilvl w:val="0"/>
+          <w:numId w:val="10"/>
+        </w:numPr>
+        <w:spacing w:after="100" w:afterAutospacing="1" w:line="240" w:lineRule="auto"/>
+        <w:rPr>
+          <w:rFonts w:ascii="Arial" w:eastAsia="Times New Roman" w:hAnsi="Arial" w:cs="Arial"/>
+          <w:kern w:val="0"/>
+          <w:lang w:eastAsia="en-IN"/>
+          <w14:ligatures w14:val="none"/>
+        </w:rPr>
+      </w:pPr>
+      <w:r>
+        <w:rPr>
+          <w:rFonts w:ascii="Arial" w:eastAsia="Times New Roman" w:hAnsi="Arial" w:cs="Arial"/>
+          <w:kern w:val="0"/>
+          <w:lang w:eastAsia="en-IN"/>
+          <w14:ligatures w14:val="none"/>
+        </w:rPr>
+        <w:t xml:space="preserve">Click Save and </w:t>
+      </w:r>
+      <w:r>
+        <w:rPr>
+          <w:rFonts w:ascii="Arial" w:eastAsia="Times New Roman" w:hAnsi="Arial" w:cs="Arial"/>
+          <w:kern w:val="0"/>
+          <w:lang w:eastAsia="en-IN"/>
+          <w14:ligatures w14:val="none"/>
+        </w:rPr>
+        <w:t>red</w:t>
+      </w:r>
+      <w:r>
+        <w:rPr>
+          <w:rFonts w:ascii="Arial" w:eastAsia="Times New Roman" w:hAnsi="Arial" w:cs="Arial"/>
+          <w:kern w:val="0"/>
+          <w:lang w:eastAsia="en-IN"/>
+          <w14:ligatures w14:val="none"/>
+        </w:rPr>
+        <w:t>eploy</w:t>
+      </w:r>
+    </w:p>
+    <w:p>
+      <w:pPr>
+        <w:pStyle w:val="ListParagraph"/>
+        <w:spacing w:after="100" w:afterAutospacing="1" w:line="240" w:lineRule="auto"/>
+        <w:ind w:left="360"/>
+        <w:rPr>
+          <w:rFonts w:ascii="Arial" w:eastAsia="Times New Roman" w:hAnsi="Arial" w:cs="Arial"/>
+          <w:kern w:val="0"/>
+          <w:lang w:eastAsia="en-IN"/>
+          <w14:ligatures w14:val="none"/>
+        </w:rPr>
+      </w:pPr>
+    </w:p>
+    <w:p>
+      <w:pPr>
+        <w:pStyle w:val="ListParagraph"/>
+        <w:numPr>
+          <w:ilvl w:val="0"/>
+          <w:numId w:val="10"/>
+        </w:numPr>
+        <w:spacing w:after="100" w:afterAutospacing="1" w:line="240" w:lineRule="auto"/>
+        <w:rPr>
+          <w:rFonts w:ascii="Arial" w:eastAsia="Times New Roman" w:hAnsi="Arial" w:cs="Arial"/>
+          <w:kern w:val="0"/>
+          <w:lang w:eastAsia="en-IN"/>
+          <w14:ligatures w14:val="none"/>
+        </w:rPr>
+      </w:pPr>
+      <w:r>
+        <w:rPr>
+          <w:rFonts w:ascii="Arial" w:eastAsia="Times New Roman" w:hAnsi="Arial" w:cs="Arial"/>
+          <w:kern w:val="0"/>
+          <w:lang w:eastAsia="en-IN"/>
+          <w14:ligatures w14:val="none"/>
+        </w:rPr>
+        <w:t>Open process-</w:t>
+      </w:r>
+      <w:r>
+        <w:rPr>
+          <w:rFonts w:ascii="Arial" w:eastAsia="Times New Roman" w:hAnsi="Arial" w:cs="Arial"/>
+          <w:kern w:val="0"/>
+          <w:lang w:eastAsia="en-IN"/>
+          <w14:ligatures w14:val="none"/>
+        </w:rPr>
+        <w:t xml:space="preserve">rejected-trade </w:t>
+      </w:r>
+      <w:r>
+        <w:rPr>
+          <w:rFonts w:ascii="Arial" w:eastAsia="Times New Roman" w:hAnsi="Arial" w:cs="Arial"/>
+          <w:kern w:val="0"/>
+          <w:lang w:eastAsia="en-IN"/>
+          <w14:ligatures w14:val="none"/>
+        </w:rPr>
+        <w:t>service and create following variables:</w:t>
+      </w:r>
+    </w:p>
+    <w:p>
+      <w:pPr>
+        <w:pStyle w:val="ListParagraph"/>
+        <w:spacing w:after="100" w:afterAutospacing="1" w:line="240" w:lineRule="auto"/>
+        <w:ind w:left="360"/>
+        <w:rPr>
+          <w:rFonts w:ascii="Arial" w:eastAsia="Times New Roman" w:hAnsi="Arial" w:cs="Arial"/>
+          <w:kern w:val="0"/>
+          <w:lang w:eastAsia="en-IN"/>
+          <w14:ligatures w14:val="none"/>
+        </w:rPr>
+      </w:pPr>
+      <w:r>
+        <w:rPr>
+          <w:rFonts w:ascii="Arial" w:eastAsia="Times New Roman" w:hAnsi="Arial" w:cs="Arial"/>
+          <w:kern w:val="0"/>
+          <w:lang w:eastAsia="en-IN"/>
+          <w14:ligatures w14:val="none"/>
+        </w:rPr>
+        <w:drawing>
+          <wp:inline distT="0" distB="0" distL="0" distR="0" wp14:anchorId="1D9C4066" wp14:editId="217211C7">
+            <wp:extent cx="5731510" cy="2348865"/>
+            <wp:effectExtent l="0" t="0" r="2540" b="0"/>
+            <wp:docPr id="773893319" name="Picture 1"/>
+            <wp:cNvGraphicFramePr>
+              <a:graphicFrameLocks xmlns:a="http://schemas.openxmlformats.org/drawingml/2006/main" noChangeAspect="1"/>
+            </wp:cNvGraphicFramePr>
+            <a:graphic xmlns:a="http://schemas.openxmlformats.org/drawingml/2006/main">
+              <a:graphicData uri="http://schemas.openxmlformats.org/drawingml/2006/picture">
+                <pic:pic xmlns:pic="http://schemas.openxmlformats.org/drawingml/2006/picture">
+                  <pic:nvPicPr>
+                    <pic:cNvPr id="773893319" name=""/>
+                    <pic:cNvPicPr/>
+                  </pic:nvPicPr>
+                  <pic:blipFill>
+                    <a:blip r:embed="rId16"/>
+                    <a:stretch>
+                      <a:fillRect/>
+                    </a:stretch>
+                  </pic:blipFill>
+                  <pic:spPr>
+                    <a:xfrm>
+                      <a:off x="0" y="0"/>
+                      <a:ext cx="5731510" cy="2348865"/>
+                    </a:xfrm>
+                    <a:prstGeom prst="rect">
+                      <a:avLst/>
+                    </a:prstGeom>
+                  </pic:spPr>
+                </pic:pic>
+              </a:graphicData>
+            </a:graphic>
+          </wp:inline>
+        </w:drawing>
+      </w:r>
+    </w:p>
+    <w:p>
+      <w:pPr>
+        <w:spacing w:after="100" w:afterAutospacing="1" w:line="240" w:lineRule="auto"/>
+        <w:rPr>
+          <w:rFonts w:ascii="Arial" w:eastAsia="Times New Roman" w:hAnsi="Arial" w:cs="Arial"/>
+          <w:kern w:val="0"/>
+          <w:lang w:eastAsia="en-IN"/>
+          <w14:ligatures w14:val="none"/>
+        </w:rPr>
+      </w:pPr>
+    </w:p>
+    <w:p>
+      <w:pPr>
+        <w:spacing w:after="100" w:afterAutospacing="1" w:line="240" w:lineRule="auto"/>
+        <w:rPr>
+          <w:rFonts w:ascii="Arial" w:eastAsia="Times New Roman" w:hAnsi="Arial" w:cs="Arial"/>
+          <w:kern w:val="0"/>
+          <w:lang w:eastAsia="en-IN"/>
+          <w14:ligatures w14:val="none"/>
+        </w:rPr>
+      </w:pPr>
+    </w:p>
+    <w:p>
+      <w:pPr>
+        <w:spacing w:after="0" w:line="240" w:lineRule="auto"/>
+        <w:rPr>
+          <w:rFonts w:ascii="Arial" w:eastAsia="Times New Roman" w:hAnsi="Arial" w:cs="Arial"/>
+          <w:kern w:val="0"/>
+          <w:lang w:eastAsia="en-IN"/>
+          <w14:ligatures w14:val="none"/>
+        </w:rPr>
+      </w:pPr>
+      <w:r>
+        <w:rPr>
+          <w:rFonts w:ascii="Times New Roman" w:eastAsia="Times New Roman" w:hAnsi="Times New Roman" w:cs="Times New Roman"/>
+          <w:kern w:val="0"/>
+          <w:lang w:eastAsia="en-IN"/>
+          <w14:ligatures w14:val="none"/>
+        </w:rPr>
+        <w:pict w14:anchorId="5964E336">
+          <v:rect id="_x0000_i1029" style="width:0;height:1.5pt" o:hralign="center" o:hrstd="t" o:hr="t" fillcolor="#a0a0a0" stroked="f"/>
+        </w:pict>
+      </w:r>
+    </w:p>
+    <w:p>
+      <w:pPr>
+        <w:spacing w:after="100" w:afterAutospacing="1" w:line="240" w:lineRule="auto"/>
+        <w:outlineLvl w:val="2"/>
+        <w:rPr>
+          <w:rFonts w:ascii="Arial" w:eastAsia="Times New Roman" w:hAnsi="Arial" w:cs="Arial"/>
+          <w:b/>
+          <w:bCs/>
+          <w:kern w:val="0"/>
+          <w:sz w:val="27"/>
+          <w:szCs w:val="27"/>
+          <w:lang w:eastAsia="en-IN"/>
+          <w14:ligatures w14:val="none"/>
+        </w:rPr>
+      </w:pPr>
+      <w:r>
+        <w:rPr>
+          <w:rFonts w:ascii="Arial" w:eastAsia="Times New Roman" w:hAnsi="Arial" w:cs="Arial"/>
+          <w:b/>
+          <w:bCs/>
+          <w:kern w:val="0"/>
+          <w:sz w:val="27"/>
+          <w:szCs w:val="27"/>
+          <w:lang w:eastAsia="en-IN"/>
+          <w14:ligatures w14:val="none"/>
+        </w:rPr>
+        <w:t>Phase 5: Launch the Pipeline</w:t>
+      </w:r>
+    </w:p>
+    <w:p>
+      <w:pPr>
+        <w:spacing w:after="100" w:afterAutospacing="1" w:line="240" w:lineRule="auto"/>
+        <w:outlineLvl w:val="3"/>
+        <w:rPr>
+          <w:rFonts w:ascii="Arial" w:eastAsia="Times New Roman" w:hAnsi="Arial" w:cs="Arial"/>
+          <w:b/>
+          <w:bCs/>
+          <w:kern w:val="0"/>
+          <w:lang w:eastAsia="en-IN"/>
+          <w14:ligatures w14:val="none"/>
+        </w:rPr>
+      </w:pPr>
+      <w:r>
+        <w:rPr>
+          <w:rFonts w:ascii="Arial" w:eastAsia="Times New Roman" w:hAnsi="Arial" w:cs="Arial"/>
+          <w:b/>
+          <w:bCs/>
+          <w:kern w:val="0"/>
+          <w:lang w:eastAsia="en-IN"/>
+          <w14:ligatures w14:val="none"/>
+        </w:rPr>
         <w:t>Option A: Quick Start (Run Dataflow Manually)</w:t>
       </w:r>
     </w:p>
@@ -5705,7 +6480,6 @@
           <w:lang w:eastAsia="en-IN"/>
           <w14:ligatures w14:val="none"/>
         </w:rPr>
-        <w:lastRenderedPageBreak/>
         <w:t>If you want to test immediately without waiting 20 minutes for Cloud Composer to provision:</w:t>
       </w:r>
     </w:p>
@@ -5785,29 +6559,16 @@
           <w14:ligatures w14:val="none"/>
         </w:rPr>
       </w:pPr>
-      <w:proofErr w:type="spellStart"/>
-      <w:r>
-        <w:rPr>
-          <w:rFonts w:ascii="Arial" w:eastAsia="Times New Roman" w:hAnsi="Arial" w:cs="Arial"/>
-          <w:kern w:val="0"/>
-          <w:sz w:val="20"/>
-          <w:szCs w:val="20"/>
-          <w:lang w:eastAsia="en-IN"/>
-          <w14:ligatures w14:val="none"/>
-        </w:rPr>
-        <w:t>gsutil</w:t>
-      </w:r>
-      <w:proofErr w:type="spellEnd"/>
-      <w:r>
-        <w:rPr>
-          <w:rFonts w:ascii="Arial" w:eastAsia="Times New Roman" w:hAnsi="Arial" w:cs="Arial"/>
-          <w:kern w:val="0"/>
-          <w:sz w:val="20"/>
-          <w:szCs w:val="20"/>
-          <w:lang w:eastAsia="en-IN"/>
-          <w14:ligatures w14:val="none"/>
-        </w:rPr>
-        <w:t xml:space="preserve"> cp trade_processor_pipeline.py gs://$BUCKET_CODE/scripts/</w:t>
+      <w:r>
+        <w:rPr>
+          <w:rFonts w:ascii="Arial" w:eastAsia="Times New Roman" w:hAnsi="Arial" w:cs="Arial"/>
+          <w:kern w:val="0"/>
+          <w:sz w:val="20"/>
+          <w:szCs w:val="20"/>
+          <w:lang w:eastAsia="en-IN"/>
+          <w14:ligatures w14:val="none"/>
+        </w:rPr>
+        <w:t>gsutil cp trade_processor_pipeline.py gs://$BUCKET_CODE/scripts/</w:t>
       </w:r>
     </w:p>
     <w:p>
@@ -5852,6 +6613,7 @@
           <w:lang w:eastAsia="en-IN"/>
           <w14:ligatures w14:val="none"/>
         </w:rPr>
+        <w:lastRenderedPageBreak/>
         <w:t>Bash</w:t>
       </w:r>
     </w:p>
@@ -5938,31 +6700,7 @@
           <w:lang w:eastAsia="en-IN"/>
           <w14:ligatures w14:val="none"/>
         </w:rPr>
-        <w:t xml:space="preserve">  --runner=</w:t>
-      </w:r>
-      <w:proofErr w:type="spellStart"/>
-      <w:r>
-        <w:rPr>
-          <w:rFonts w:ascii="Arial" w:eastAsia="Times New Roman" w:hAnsi="Arial" w:cs="Arial"/>
-          <w:kern w:val="0"/>
-          <w:sz w:val="20"/>
-          <w:szCs w:val="20"/>
-          <w:lang w:eastAsia="en-IN"/>
-          <w14:ligatures w14:val="none"/>
-        </w:rPr>
-        <w:t>DataflowRunner</w:t>
-      </w:r>
-      <w:proofErr w:type="spellEnd"/>
-      <w:r>
-        <w:rPr>
-          <w:rFonts w:ascii="Arial" w:eastAsia="Times New Roman" w:hAnsi="Arial" w:cs="Arial"/>
-          <w:kern w:val="0"/>
-          <w:sz w:val="20"/>
-          <w:szCs w:val="20"/>
-          <w:lang w:eastAsia="en-IN"/>
-          <w14:ligatures w14:val="none"/>
-        </w:rPr>
-        <w:t xml:space="preserve"> \</w:t>
+        <w:t xml:space="preserve">  --runner=DataflowRunner \</w:t>
       </w:r>
     </w:p>
     <w:p>
@@ -6091,31 +6829,7 @@
           <w:lang w:eastAsia="en-IN"/>
           <w14:ligatures w14:val="none"/>
         </w:rPr>
-        <w:t xml:space="preserve">  --</w:t>
-      </w:r>
-      <w:proofErr w:type="spellStart"/>
-      <w:r>
-        <w:rPr>
-          <w:rFonts w:ascii="Arial" w:eastAsia="Times New Roman" w:hAnsi="Arial" w:cs="Arial"/>
-          <w:kern w:val="0"/>
-          <w:sz w:val="20"/>
-          <w:szCs w:val="20"/>
-          <w:lang w:eastAsia="en-IN"/>
-          <w14:ligatures w14:val="none"/>
-        </w:rPr>
-        <w:t>temp_location</w:t>
-      </w:r>
-      <w:proofErr w:type="spellEnd"/>
-      <w:r>
-        <w:rPr>
-          <w:rFonts w:ascii="Arial" w:eastAsia="Times New Roman" w:hAnsi="Arial" w:cs="Arial"/>
-          <w:kern w:val="0"/>
-          <w:sz w:val="20"/>
-          <w:szCs w:val="20"/>
-          <w:lang w:eastAsia="en-IN"/>
-          <w14:ligatures w14:val="none"/>
-        </w:rPr>
-        <w:t>=gs://$BUCKET_CODE/temp \</w:t>
+        <w:t xml:space="preserve">  --temp_location=gs://$BUCKET_CODE/temp \</w:t>
       </w:r>
     </w:p>
     <w:p>
@@ -6158,31 +6872,7 @@
           <w:lang w:eastAsia="en-IN"/>
           <w14:ligatures w14:val="none"/>
         </w:rPr>
-        <w:t xml:space="preserve">  --</w:t>
-      </w:r>
-      <w:proofErr w:type="spellStart"/>
-      <w:r>
-        <w:rPr>
-          <w:rFonts w:ascii="Arial" w:eastAsia="Times New Roman" w:hAnsi="Arial" w:cs="Arial"/>
-          <w:kern w:val="0"/>
-          <w:sz w:val="20"/>
-          <w:szCs w:val="20"/>
-          <w:lang w:eastAsia="en-IN"/>
-          <w14:ligatures w14:val="none"/>
-        </w:rPr>
-        <w:t>staging_location</w:t>
-      </w:r>
-      <w:proofErr w:type="spellEnd"/>
-      <w:r>
-        <w:rPr>
-          <w:rFonts w:ascii="Arial" w:eastAsia="Times New Roman" w:hAnsi="Arial" w:cs="Arial"/>
-          <w:kern w:val="0"/>
-          <w:sz w:val="20"/>
-          <w:szCs w:val="20"/>
-          <w:lang w:eastAsia="en-IN"/>
-          <w14:ligatures w14:val="none"/>
-        </w:rPr>
-        <w:t>=gs://$BUCKET_CODE/staging \</w:t>
+        <w:t xml:space="preserve">  --staging_location=gs://$BUCKET_CODE/staging \</w:t>
       </w:r>
     </w:p>
     <w:p>
@@ -6268,31 +6958,7 @@
           <w:lang w:eastAsia="en-IN"/>
           <w14:ligatures w14:val="none"/>
         </w:rPr>
-        <w:t xml:space="preserve">  --</w:t>
-      </w:r>
-      <w:proofErr w:type="spellStart"/>
-      <w:r>
-        <w:rPr>
-          <w:rFonts w:ascii="Arial" w:eastAsia="Times New Roman" w:hAnsi="Arial" w:cs="Arial"/>
-          <w:kern w:val="0"/>
-          <w:sz w:val="20"/>
-          <w:szCs w:val="20"/>
-          <w:lang w:eastAsia="en-IN"/>
-          <w14:ligatures w14:val="none"/>
-        </w:rPr>
-        <w:t>job_name</w:t>
-      </w:r>
-      <w:proofErr w:type="spellEnd"/>
-      <w:r>
-        <w:rPr>
-          <w:rFonts w:ascii="Arial" w:eastAsia="Times New Roman" w:hAnsi="Arial" w:cs="Arial"/>
-          <w:kern w:val="0"/>
-          <w:sz w:val="20"/>
-          <w:szCs w:val="20"/>
-          <w:lang w:eastAsia="en-IN"/>
-          <w14:ligatures w14:val="none"/>
-        </w:rPr>
-        <w:t>=trade-pipeline-manual</w:t>
+        <w:t xml:space="preserve">  --job_name=trade-pipeline-manual</w:t>
       </w:r>
     </w:p>
     <w:p>
@@ -6430,29 +7096,16 @@
           <w14:ligatures w14:val="none"/>
         </w:rPr>
       </w:pPr>
-      <w:proofErr w:type="spellStart"/>
-      <w:r>
-        <w:rPr>
-          <w:rFonts w:ascii="Arial" w:eastAsia="Times New Roman" w:hAnsi="Arial" w:cs="Arial"/>
-          <w:kern w:val="0"/>
-          <w:sz w:val="20"/>
-          <w:szCs w:val="20"/>
-          <w:lang w:eastAsia="en-IN"/>
-          <w14:ligatures w14:val="none"/>
-        </w:rPr>
-        <w:t>gcloud</w:t>
-      </w:r>
-      <w:proofErr w:type="spellEnd"/>
-      <w:r>
-        <w:rPr>
-          <w:rFonts w:ascii="Arial" w:eastAsia="Times New Roman" w:hAnsi="Arial" w:cs="Arial"/>
-          <w:kern w:val="0"/>
-          <w:sz w:val="20"/>
-          <w:szCs w:val="20"/>
-          <w:lang w:eastAsia="en-IN"/>
-          <w14:ligatures w14:val="none"/>
-        </w:rPr>
-        <w:t xml:space="preserve"> composer environments create trade-ops-env \</w:t>
+      <w:r>
+        <w:rPr>
+          <w:rFonts w:ascii="Arial" w:eastAsia="Times New Roman" w:hAnsi="Arial" w:cs="Arial"/>
+          <w:kern w:val="0"/>
+          <w:sz w:val="20"/>
+          <w:szCs w:val="20"/>
+          <w:lang w:eastAsia="en-IN"/>
+          <w14:ligatures w14:val="none"/>
+        </w:rPr>
+        <w:t>gcloud composer environments create trade-ops-env \</w:t>
       </w:r>
     </w:p>
     <w:p>
@@ -6606,27 +7259,7 @@
           <w:lang w:eastAsia="en-IN"/>
           <w14:ligatures w14:val="none"/>
         </w:rPr>
-        <w:t xml:space="preserve">Update trade_processing_orchestration.py to use your specific Service Account and Bucket names using </w:t>
-      </w:r>
-      <w:proofErr w:type="spellStart"/>
-      <w:r>
-        <w:rPr>
-          <w:rFonts w:ascii="Arial" w:eastAsia="Times New Roman" w:hAnsi="Arial" w:cs="Arial"/>
-          <w:kern w:val="0"/>
-          <w:lang w:eastAsia="en-IN"/>
-          <w14:ligatures w14:val="none"/>
-        </w:rPr>
-        <w:t>sed</w:t>
-      </w:r>
-      <w:proofErr w:type="spellEnd"/>
-      <w:r>
-        <w:rPr>
-          <w:rFonts w:ascii="Arial" w:eastAsia="Times New Roman" w:hAnsi="Arial" w:cs="Arial"/>
-          <w:kern w:val="0"/>
-          <w:lang w:eastAsia="en-IN"/>
-          <w14:ligatures w14:val="none"/>
-        </w:rPr>
-        <w:t xml:space="preserve"> (replace text):</w:t>
+        <w:t>Update trade_processing_orchestration.py to use your specific Service Account and Bucket names using sed (replace text):</w:t>
       </w:r>
     </w:p>
     <w:p>
@@ -6724,53 +7357,16 @@
           <w14:ligatures w14:val="none"/>
         </w:rPr>
       </w:pPr>
-      <w:proofErr w:type="spellStart"/>
-      <w:r>
-        <w:rPr>
-          <w:rFonts w:ascii="Arial" w:eastAsia="Times New Roman" w:hAnsi="Arial" w:cs="Arial"/>
-          <w:kern w:val="0"/>
-          <w:sz w:val="20"/>
-          <w:szCs w:val="20"/>
-          <w:lang w:eastAsia="en-IN"/>
-          <w14:ligatures w14:val="none"/>
-        </w:rPr>
-        <w:t>sed</w:t>
-      </w:r>
-      <w:proofErr w:type="spellEnd"/>
-      <w:r>
-        <w:rPr>
-          <w:rFonts w:ascii="Arial" w:eastAsia="Times New Roman" w:hAnsi="Arial" w:cs="Arial"/>
-          <w:kern w:val="0"/>
-          <w:sz w:val="20"/>
-          <w:szCs w:val="20"/>
-          <w:lang w:eastAsia="en-IN"/>
-          <w14:ligatures w14:val="none"/>
-        </w:rPr>
-        <w:t xml:space="preserve"> -</w:t>
-      </w:r>
-      <w:proofErr w:type="spellStart"/>
-      <w:r>
-        <w:rPr>
-          <w:rFonts w:ascii="Arial" w:eastAsia="Times New Roman" w:hAnsi="Arial" w:cs="Arial"/>
-          <w:kern w:val="0"/>
-          <w:sz w:val="20"/>
-          <w:szCs w:val="20"/>
-          <w:lang w:eastAsia="en-IN"/>
-          <w14:ligatures w14:val="none"/>
-        </w:rPr>
-        <w:t>i</w:t>
-      </w:r>
-      <w:proofErr w:type="spellEnd"/>
-      <w:r>
-        <w:rPr>
-          <w:rFonts w:ascii="Arial" w:eastAsia="Times New Roman" w:hAnsi="Arial" w:cs="Arial"/>
-          <w:kern w:val="0"/>
-          <w:sz w:val="20"/>
-          <w:szCs w:val="20"/>
-          <w:lang w:eastAsia="en-IN"/>
-          <w14:ligatures w14:val="none"/>
-        </w:rPr>
-        <w:t xml:space="preserve"> "s/dataflow-worker-sa@trade-analytics-481714.iam.gserviceaccount.com/$SERVICE_ACCOUNT@$PROJECT_ID.iam.gserviceaccount.com/g" trade_processing_orchestration.py</w:t>
+      <w:r>
+        <w:rPr>
+          <w:rFonts w:ascii="Arial" w:eastAsia="Times New Roman" w:hAnsi="Arial" w:cs="Arial"/>
+          <w:kern w:val="0"/>
+          <w:sz w:val="20"/>
+          <w:szCs w:val="20"/>
+          <w:lang w:eastAsia="en-IN"/>
+          <w14:ligatures w14:val="none"/>
+        </w:rPr>
+        <w:t>sed -i "s/dataflow-worker-sa@trade-analytics-481714.iam.gserviceaccount.com/$SERVICE_ACCOUNT@$PROJECT_ID.iam.gserviceaccount.com/g" trade_processing_orchestration.py</w:t>
       </w:r>
     </w:p>
     <w:p>
@@ -6879,77 +7475,16 @@
           <w14:ligatures w14:val="none"/>
         </w:rPr>
       </w:pPr>
-      <w:proofErr w:type="spellStart"/>
-      <w:r>
-        <w:rPr>
-          <w:rFonts w:ascii="Arial" w:eastAsia="Times New Roman" w:hAnsi="Arial" w:cs="Arial"/>
-          <w:kern w:val="0"/>
-          <w:sz w:val="20"/>
-          <w:szCs w:val="20"/>
-          <w:lang w:eastAsia="en-IN"/>
-          <w14:ligatures w14:val="none"/>
-        </w:rPr>
-        <w:t>sed</w:t>
-      </w:r>
-      <w:proofErr w:type="spellEnd"/>
-      <w:r>
-        <w:rPr>
-          <w:rFonts w:ascii="Arial" w:eastAsia="Times New Roman" w:hAnsi="Arial" w:cs="Arial"/>
-          <w:kern w:val="0"/>
-          <w:sz w:val="20"/>
-          <w:szCs w:val="20"/>
-          <w:lang w:eastAsia="en-IN"/>
-          <w14:ligatures w14:val="none"/>
-        </w:rPr>
-        <w:t xml:space="preserve"> -</w:t>
-      </w:r>
-      <w:proofErr w:type="spellStart"/>
-      <w:r>
-        <w:rPr>
-          <w:rFonts w:ascii="Arial" w:eastAsia="Times New Roman" w:hAnsi="Arial" w:cs="Arial"/>
-          <w:kern w:val="0"/>
-          <w:sz w:val="20"/>
-          <w:szCs w:val="20"/>
-          <w:lang w:eastAsia="en-IN"/>
-          <w14:ligatures w14:val="none"/>
-        </w:rPr>
-        <w:t>i</w:t>
-      </w:r>
-      <w:proofErr w:type="spellEnd"/>
-      <w:r>
-        <w:rPr>
-          <w:rFonts w:ascii="Arial" w:eastAsia="Times New Roman" w:hAnsi="Arial" w:cs="Arial"/>
-          <w:kern w:val="0"/>
-          <w:sz w:val="20"/>
-          <w:szCs w:val="20"/>
-          <w:lang w:eastAsia="en-IN"/>
-          <w14:ligatures w14:val="none"/>
-        </w:rPr>
-        <w:t xml:space="preserve"> "s/</w:t>
-      </w:r>
-      <w:proofErr w:type="spellStart"/>
-      <w:r>
-        <w:rPr>
-          <w:rFonts w:ascii="Arial" w:eastAsia="Times New Roman" w:hAnsi="Arial" w:cs="Arial"/>
-          <w:kern w:val="0"/>
-          <w:sz w:val="20"/>
-          <w:szCs w:val="20"/>
-          <w:lang w:eastAsia="en-IN"/>
-          <w14:ligatures w14:val="none"/>
-        </w:rPr>
-        <w:t>dag_tradeanalytics</w:t>
-      </w:r>
-      <w:proofErr w:type="spellEnd"/>
-      <w:r>
-        <w:rPr>
-          <w:rFonts w:ascii="Arial" w:eastAsia="Times New Roman" w:hAnsi="Arial" w:cs="Arial"/>
-          <w:kern w:val="0"/>
-          <w:sz w:val="20"/>
-          <w:szCs w:val="20"/>
-          <w:lang w:eastAsia="en-IN"/>
-          <w14:ligatures w14:val="none"/>
-        </w:rPr>
-        <w:t>/$BUCKET_CODE/g" trade_processing_orchestration.py</w:t>
+      <w:r>
+        <w:rPr>
+          <w:rFonts w:ascii="Arial" w:eastAsia="Times New Roman" w:hAnsi="Arial" w:cs="Arial"/>
+          <w:kern w:val="0"/>
+          <w:sz w:val="20"/>
+          <w:szCs w:val="20"/>
+          <w:lang w:eastAsia="en-IN"/>
+          <w14:ligatures w14:val="none"/>
+        </w:rPr>
+        <w:t>sed -i "s/dag_tradeanalytics/$BUCKET_CODE/g" trade_processing_orchestration.py</w:t>
       </w:r>
     </w:p>
     <w:p>
@@ -7082,31 +7617,7 @@
           <w:lang w:eastAsia="en-IN"/>
           <w14:ligatures w14:val="none"/>
         </w:rPr>
-        <w:t>DAGS_BUCKET=$(</w:t>
-      </w:r>
-      <w:proofErr w:type="spellStart"/>
-      <w:r>
-        <w:rPr>
-          <w:rFonts w:ascii="Arial" w:eastAsia="Times New Roman" w:hAnsi="Arial" w:cs="Arial"/>
-          <w:kern w:val="0"/>
-          <w:sz w:val="20"/>
-          <w:szCs w:val="20"/>
-          <w:lang w:eastAsia="en-IN"/>
-          <w14:ligatures w14:val="none"/>
-        </w:rPr>
-        <w:t>gcloud</w:t>
-      </w:r>
-      <w:proofErr w:type="spellEnd"/>
-      <w:r>
-        <w:rPr>
-          <w:rFonts w:ascii="Arial" w:eastAsia="Times New Roman" w:hAnsi="Arial" w:cs="Arial"/>
-          <w:kern w:val="0"/>
-          <w:sz w:val="20"/>
-          <w:szCs w:val="20"/>
-          <w:lang w:eastAsia="en-IN"/>
-          <w14:ligatures w14:val="none"/>
-        </w:rPr>
-        <w:t xml:space="preserve"> composer environments describe trade-ops-env \</w:t>
+        <w:t>DAGS_BUCKET=$(gcloud composer environments describe trade-ops-env \</w:t>
       </w:r>
     </w:p>
     <w:p>
@@ -7192,34 +7703,7 @@
           <w:lang w:eastAsia="en-IN"/>
           <w14:ligatures w14:val="none"/>
         </w:rPr>
-        <w:lastRenderedPageBreak/>
-        <w:t xml:space="preserve">    --format="value(</w:t>
-      </w:r>
-      <w:proofErr w:type="spellStart"/>
-      <w:proofErr w:type="gramStart"/>
-      <w:r>
-        <w:rPr>
-          <w:rFonts w:ascii="Arial" w:eastAsia="Times New Roman" w:hAnsi="Arial" w:cs="Arial"/>
-          <w:kern w:val="0"/>
-          <w:sz w:val="20"/>
-          <w:szCs w:val="20"/>
-          <w:lang w:eastAsia="en-IN"/>
-          <w14:ligatures w14:val="none"/>
-        </w:rPr>
-        <w:t>config.dagGcsPrefix</w:t>
-      </w:r>
-      <w:proofErr w:type="spellEnd"/>
-      <w:proofErr w:type="gramEnd"/>
-      <w:r>
-        <w:rPr>
-          <w:rFonts w:ascii="Arial" w:eastAsia="Times New Roman" w:hAnsi="Arial" w:cs="Arial"/>
-          <w:kern w:val="0"/>
-          <w:sz w:val="20"/>
-          <w:szCs w:val="20"/>
-          <w:lang w:eastAsia="en-IN"/>
-          <w14:ligatures w14:val="none"/>
-        </w:rPr>
-        <w:t>)")</w:t>
+        <w:t xml:space="preserve">    --format="value(config.dagGcsPrefix)")</w:t>
       </w:r>
     </w:p>
     <w:p>
@@ -7328,29 +7812,16 @@
           <w14:ligatures w14:val="none"/>
         </w:rPr>
       </w:pPr>
-      <w:proofErr w:type="spellStart"/>
-      <w:r>
-        <w:rPr>
-          <w:rFonts w:ascii="Arial" w:eastAsia="Times New Roman" w:hAnsi="Arial" w:cs="Arial"/>
-          <w:kern w:val="0"/>
-          <w:sz w:val="20"/>
-          <w:szCs w:val="20"/>
-          <w:lang w:eastAsia="en-IN"/>
-          <w14:ligatures w14:val="none"/>
-        </w:rPr>
-        <w:t>gsutil</w:t>
-      </w:r>
-      <w:proofErr w:type="spellEnd"/>
-      <w:r>
-        <w:rPr>
-          <w:rFonts w:ascii="Arial" w:eastAsia="Times New Roman" w:hAnsi="Arial" w:cs="Arial"/>
-          <w:kern w:val="0"/>
-          <w:sz w:val="20"/>
-          <w:szCs w:val="20"/>
-          <w:lang w:eastAsia="en-IN"/>
-          <w14:ligatures w14:val="none"/>
-        </w:rPr>
-        <w:t xml:space="preserve"> cp trade_processing_orchestration.py $DAGS_BUCKET</w:t>
+      <w:r>
+        <w:rPr>
+          <w:rFonts w:ascii="Arial" w:eastAsia="Times New Roman" w:hAnsi="Arial" w:cs="Arial"/>
+          <w:kern w:val="0"/>
+          <w:sz w:val="20"/>
+          <w:szCs w:val="20"/>
+          <w:lang w:eastAsia="en-IN"/>
+          <w14:ligatures w14:val="none"/>
+        </w:rPr>
+        <w:t>gsutil cp trade_processing_orchestration.py $DAGS_BUCKET</w:t>
       </w:r>
     </w:p>
     <w:p>
@@ -7371,7 +7842,7 @@
           <w14:ligatures w14:val="none"/>
         </w:rPr>
         <w:pict w14:anchorId="0E6D6C5B">
-          <v:rect id="_x0000_i1048" style="width:0;height:1.5pt" o:hralign="center" o:hrstd="t" o:hr="t" fillcolor="#a0a0a0" stroked="f"/>
+          <v:rect id="_x0000_i1030" style="width:0;height:1.5pt" o:hralign="center" o:hrstd="t" o:hr="t" fillcolor="#a0a0a0" stroked="f"/>
         </w:pict>
       </w:r>
     </w:p>
@@ -7467,6 +7938,7 @@
           <w:lang w:eastAsia="en-IN"/>
           <w14:ligatures w14:val="none"/>
         </w:rPr>
+        <w:lastRenderedPageBreak/>
         <w:t>Bash</w:t>
       </w:r>
     </w:p>
@@ -7607,27 +8079,7 @@
           <w:lang w:eastAsia="en-IN"/>
           <w14:ligatures w14:val="none"/>
         </w:rPr>
-        <w:t>Once Dataflow processes the messages (</w:t>
-      </w:r>
-      <w:proofErr w:type="spellStart"/>
-      <w:r>
-        <w:rPr>
-          <w:rFonts w:ascii="Arial" w:eastAsia="Times New Roman" w:hAnsi="Arial" w:cs="Arial"/>
-          <w:kern w:val="0"/>
-          <w:lang w:eastAsia="en-IN"/>
-          <w14:ligatures w14:val="none"/>
-        </w:rPr>
-        <w:t>approx</w:t>
-      </w:r>
-      <w:proofErr w:type="spellEnd"/>
-      <w:r>
-        <w:rPr>
-          <w:rFonts w:ascii="Arial" w:eastAsia="Times New Roman" w:hAnsi="Arial" w:cs="Arial"/>
-          <w:kern w:val="0"/>
-          <w:lang w:eastAsia="en-IN"/>
-          <w14:ligatures w14:val="none"/>
-        </w:rPr>
-        <w:t xml:space="preserve"> 1 minute after warm-up), it writes files to the Bucket.</w:t>
+        <w:t>Once Dataflow processes the messages (approx 1 minute after warm-up), it writes files to the Bucket.</w:t>
       </w:r>
     </w:p>
     <w:p>
@@ -7675,27 +8127,7 @@
           <w:lang w:eastAsia="en-IN"/>
           <w14:ligatures w14:val="none"/>
         </w:rPr>
-        <w:t xml:space="preserve">Check </w:t>
-      </w:r>
-      <w:proofErr w:type="spellStart"/>
-      <w:r>
-        <w:rPr>
-          <w:rFonts w:ascii="Arial" w:eastAsia="Times New Roman" w:hAnsi="Arial" w:cs="Arial"/>
-          <w:kern w:val="0"/>
-          <w:lang w:eastAsia="en-IN"/>
-          <w14:ligatures w14:val="none"/>
-        </w:rPr>
-        <w:t>BigQuery</w:t>
-      </w:r>
-      <w:proofErr w:type="spellEnd"/>
-      <w:r>
-        <w:rPr>
-          <w:rFonts w:ascii="Arial" w:eastAsia="Times New Roman" w:hAnsi="Arial" w:cs="Arial"/>
-          <w:kern w:val="0"/>
-          <w:lang w:eastAsia="en-IN"/>
-          <w14:ligatures w14:val="none"/>
-        </w:rPr>
-        <w:t>:</w:t>
+        <w:t>Check BigQuery:</w:t>
       </w:r>
     </w:p>
     <w:p>
@@ -7771,53 +8203,16 @@
           <w14:ligatures w14:val="none"/>
         </w:rPr>
       </w:pPr>
-      <w:proofErr w:type="spellStart"/>
-      <w:r>
-        <w:rPr>
-          <w:rFonts w:ascii="Arial" w:eastAsia="Times New Roman" w:hAnsi="Arial" w:cs="Arial"/>
-          <w:kern w:val="0"/>
-          <w:sz w:val="20"/>
-          <w:szCs w:val="20"/>
-          <w:lang w:eastAsia="en-IN"/>
-          <w14:ligatures w14:val="none"/>
-        </w:rPr>
-        <w:t>bq</w:t>
-      </w:r>
-      <w:proofErr w:type="spellEnd"/>
-      <w:r>
-        <w:rPr>
-          <w:rFonts w:ascii="Arial" w:eastAsia="Times New Roman" w:hAnsi="Arial" w:cs="Arial"/>
-          <w:kern w:val="0"/>
-          <w:sz w:val="20"/>
-          <w:szCs w:val="20"/>
-          <w:lang w:eastAsia="en-IN"/>
-          <w14:ligatures w14:val="none"/>
-        </w:rPr>
-        <w:t xml:space="preserve"> query --</w:t>
-      </w:r>
-      <w:proofErr w:type="spellStart"/>
-      <w:r>
-        <w:rPr>
-          <w:rFonts w:ascii="Arial" w:eastAsia="Times New Roman" w:hAnsi="Arial" w:cs="Arial"/>
-          <w:kern w:val="0"/>
-          <w:sz w:val="20"/>
-          <w:szCs w:val="20"/>
-          <w:lang w:eastAsia="en-IN"/>
-          <w14:ligatures w14:val="none"/>
-        </w:rPr>
-        <w:t>use_legacy_sql</w:t>
-      </w:r>
-      <w:proofErr w:type="spellEnd"/>
-      <w:r>
-        <w:rPr>
-          <w:rFonts w:ascii="Arial" w:eastAsia="Times New Roman" w:hAnsi="Arial" w:cs="Arial"/>
-          <w:kern w:val="0"/>
-          <w:sz w:val="20"/>
-          <w:szCs w:val="20"/>
-          <w:lang w:eastAsia="en-IN"/>
-          <w14:ligatures w14:val="none"/>
-        </w:rPr>
-        <w:t>=false 'SELECT * FROM `</w:t>
+      <w:r>
+        <w:rPr>
+          <w:rFonts w:ascii="Arial" w:eastAsia="Times New Roman" w:hAnsi="Arial" w:cs="Arial"/>
+          <w:kern w:val="0"/>
+          <w:sz w:val="20"/>
+          <w:szCs w:val="20"/>
+          <w:lang w:eastAsia="en-IN"/>
+          <w14:ligatures w14:val="none"/>
+        </w:rPr>
+        <w:t>bq query --use_legacy_sql=false 'SELECT * FROM `</w:t>
       </w:r>
       <w:r>
         <w:rPr>
@@ -7839,43 +8234,7 @@
           <w:lang w:eastAsia="en-IN"/>
           <w14:ligatures w14:val="none"/>
         </w:rPr>
-        <w:t>trade-analytics-</w:t>
-      </w:r>
-      <w:proofErr w:type="spellStart"/>
-      <w:r>
-        <w:rPr>
-          <w:rFonts w:ascii="Arial" w:eastAsia="Times New Roman" w:hAnsi="Arial" w:cs="Arial"/>
-          <w:kern w:val="0"/>
-          <w:sz w:val="20"/>
-          <w:szCs w:val="20"/>
-          <w:lang w:eastAsia="en-IN"/>
-          <w14:ligatures w14:val="none"/>
-        </w:rPr>
-        <w:t>bq</w:t>
-      </w:r>
-      <w:proofErr w:type="spellEnd"/>
-      <w:r>
-        <w:rPr>
-          <w:rFonts w:ascii="Arial" w:eastAsia="Times New Roman" w:hAnsi="Arial" w:cs="Arial"/>
-          <w:kern w:val="0"/>
-          <w:sz w:val="20"/>
-          <w:szCs w:val="20"/>
-          <w:lang w:eastAsia="en-IN"/>
-          <w14:ligatures w14:val="none"/>
-        </w:rPr>
-        <w:t>-</w:t>
-      </w:r>
-      <w:proofErr w:type="spellStart"/>
-      <w:r>
-        <w:rPr>
-          <w:rFonts w:ascii="Arial" w:eastAsia="Times New Roman" w:hAnsi="Arial" w:cs="Arial"/>
-          <w:kern w:val="0"/>
-          <w:sz w:val="20"/>
-          <w:szCs w:val="20"/>
-          <w:lang w:eastAsia="en-IN"/>
-          <w14:ligatures w14:val="none"/>
-        </w:rPr>
-        <w:t>project.</w:t>
+        <w:t>trade-analytics-bq-project.</w:t>
       </w:r>
       <w:r>
         <w:rPr>
@@ -7908,7 +8267,6 @@
         </w:rPr>
         <w:t>trade_</w:t>
       </w:r>
-      <w:proofErr w:type="gramStart"/>
       <w:r>
         <w:rPr>
           <w:rFonts w:ascii="Arial" w:eastAsia="Times New Roman" w:hAnsi="Arial" w:cs="Arial"/>
@@ -7929,21 +8287,8 @@
           <w:lang w:eastAsia="en-IN"/>
           <w14:ligatures w14:val="none"/>
         </w:rPr>
-        <w:t>.valid</w:t>
-      </w:r>
-      <w:proofErr w:type="gramEnd"/>
-      <w:r>
-        <w:rPr>
-          <w:rFonts w:ascii="Arial" w:eastAsia="Times New Roman" w:hAnsi="Arial" w:cs="Arial"/>
-          <w:kern w:val="0"/>
-          <w:sz w:val="20"/>
-          <w:szCs w:val="20"/>
-          <w:lang w:eastAsia="en-IN"/>
-          <w14:ligatures w14:val="none"/>
-        </w:rPr>
-        <w:t>_trades</w:t>
-      </w:r>
-      <w:proofErr w:type="spellEnd"/>
+        <w:t>.valid_trades</w:t>
+      </w:r>
       <w:r>
         <w:rPr>
           <w:rFonts w:ascii="Arial" w:eastAsia="Times New Roman" w:hAnsi="Arial" w:cs="Arial"/>
@@ -8029,53 +8374,16 @@
           <w14:ligatures w14:val="none"/>
         </w:rPr>
       </w:pPr>
-      <w:proofErr w:type="spellStart"/>
-      <w:r>
-        <w:rPr>
-          <w:rFonts w:ascii="Arial" w:eastAsia="Times New Roman" w:hAnsi="Arial" w:cs="Arial"/>
-          <w:kern w:val="0"/>
-          <w:sz w:val="20"/>
-          <w:szCs w:val="20"/>
-          <w:lang w:eastAsia="en-IN"/>
-          <w14:ligatures w14:val="none"/>
-        </w:rPr>
-        <w:t>bq</w:t>
-      </w:r>
-      <w:proofErr w:type="spellEnd"/>
-      <w:r>
-        <w:rPr>
-          <w:rFonts w:ascii="Arial" w:eastAsia="Times New Roman" w:hAnsi="Arial" w:cs="Arial"/>
-          <w:kern w:val="0"/>
-          <w:sz w:val="20"/>
-          <w:szCs w:val="20"/>
-          <w:lang w:eastAsia="en-IN"/>
-          <w14:ligatures w14:val="none"/>
-        </w:rPr>
-        <w:t xml:space="preserve"> query --</w:t>
-      </w:r>
-      <w:proofErr w:type="spellStart"/>
-      <w:r>
-        <w:rPr>
-          <w:rFonts w:ascii="Arial" w:eastAsia="Times New Roman" w:hAnsi="Arial" w:cs="Arial"/>
-          <w:kern w:val="0"/>
-          <w:sz w:val="20"/>
-          <w:szCs w:val="20"/>
-          <w:lang w:eastAsia="en-IN"/>
-          <w14:ligatures w14:val="none"/>
-        </w:rPr>
-        <w:t>use_legacy_sql</w:t>
-      </w:r>
-      <w:proofErr w:type="spellEnd"/>
-      <w:r>
-        <w:rPr>
-          <w:rFonts w:ascii="Arial" w:eastAsia="Times New Roman" w:hAnsi="Arial" w:cs="Arial"/>
-          <w:kern w:val="0"/>
-          <w:sz w:val="20"/>
-          <w:szCs w:val="20"/>
-          <w:lang w:eastAsia="en-IN"/>
-          <w14:ligatures w14:val="none"/>
-        </w:rPr>
-        <w:t>=false 'SELECT * FROM `</w:t>
+      <w:r>
+        <w:rPr>
+          <w:rFonts w:ascii="Arial" w:eastAsia="Times New Roman" w:hAnsi="Arial" w:cs="Arial"/>
+          <w:kern w:val="0"/>
+          <w:sz w:val="20"/>
+          <w:szCs w:val="20"/>
+          <w:lang w:eastAsia="en-IN"/>
+          <w14:ligatures w14:val="none"/>
+        </w:rPr>
+        <w:t>bq query --use_legacy_sql=false 'SELECT * FROM `</w:t>
       </w:r>
       <w:r>
         <w:rPr>
@@ -8097,43 +8405,7 @@
           <w:lang w:eastAsia="en-IN"/>
           <w14:ligatures w14:val="none"/>
         </w:rPr>
-        <w:t>trade-analytics-</w:t>
-      </w:r>
-      <w:proofErr w:type="spellStart"/>
-      <w:r>
-        <w:rPr>
-          <w:rFonts w:ascii="Arial" w:eastAsia="Times New Roman" w:hAnsi="Arial" w:cs="Arial"/>
-          <w:kern w:val="0"/>
-          <w:sz w:val="20"/>
-          <w:szCs w:val="20"/>
-          <w:lang w:eastAsia="en-IN"/>
-          <w14:ligatures w14:val="none"/>
-        </w:rPr>
-        <w:t>bq</w:t>
-      </w:r>
-      <w:proofErr w:type="spellEnd"/>
-      <w:r>
-        <w:rPr>
-          <w:rFonts w:ascii="Arial" w:eastAsia="Times New Roman" w:hAnsi="Arial" w:cs="Arial"/>
-          <w:kern w:val="0"/>
-          <w:sz w:val="20"/>
-          <w:szCs w:val="20"/>
-          <w:lang w:eastAsia="en-IN"/>
-          <w14:ligatures w14:val="none"/>
-        </w:rPr>
-        <w:t>-</w:t>
-      </w:r>
-      <w:proofErr w:type="spellStart"/>
-      <w:r>
-        <w:rPr>
-          <w:rFonts w:ascii="Arial" w:eastAsia="Times New Roman" w:hAnsi="Arial" w:cs="Arial"/>
-          <w:kern w:val="0"/>
-          <w:sz w:val="20"/>
-          <w:szCs w:val="20"/>
-          <w:lang w:eastAsia="en-IN"/>
-          <w14:ligatures w14:val="none"/>
-        </w:rPr>
-        <w:t>project.</w:t>
+        <w:t>trade-analytics-bq-project.</w:t>
       </w:r>
       <w:r>
         <w:rPr>
@@ -8166,7 +8438,6 @@
         </w:rPr>
         <w:t>trade_</w:t>
       </w:r>
-      <w:proofErr w:type="gramStart"/>
       <w:r>
         <w:rPr>
           <w:rFonts w:ascii="Arial" w:eastAsia="Times New Roman" w:hAnsi="Arial" w:cs="Arial"/>
@@ -8187,31 +8458,7 @@
           <w:lang w:eastAsia="en-IN"/>
           <w14:ligatures w14:val="none"/>
         </w:rPr>
-        <w:t>.rejected</w:t>
-      </w:r>
-      <w:proofErr w:type="gramEnd"/>
-      <w:r>
-        <w:rPr>
-          <w:rFonts w:ascii="Arial" w:eastAsia="Times New Roman" w:hAnsi="Arial" w:cs="Arial"/>
-          <w:kern w:val="0"/>
-          <w:sz w:val="20"/>
-          <w:szCs w:val="20"/>
-          <w:lang w:eastAsia="en-IN"/>
-          <w14:ligatures w14:val="none"/>
-        </w:rPr>
-        <w:t>_trades</w:t>
-      </w:r>
-      <w:proofErr w:type="spellEnd"/>
-      <w:r>
-        <w:rPr>
-          <w:rFonts w:ascii="Arial" w:eastAsia="Times New Roman" w:hAnsi="Arial" w:cs="Arial"/>
-          <w:kern w:val="0"/>
-          <w:sz w:val="20"/>
-          <w:szCs w:val="20"/>
-          <w:lang w:eastAsia="en-IN"/>
-          <w14:ligatures w14:val="none"/>
-        </w:rPr>
-        <w:t>` LIMIT 10'</w:t>
+        <w:t>.rejected_trades` LIMIT 10'</w:t>
       </w:r>
     </w:p>
     <w:p>
@@ -8830,19 +9077,8 @@
                 <w:lang w:eastAsia="en-IN"/>
                 <w14:ligatures w14:val="none"/>
               </w:rPr>
-              <w:t xml:space="preserve">Loads valid files to </w:t>
+              <w:t>Loads valid files to BigQuery</w:t>
             </w:r>
-            <w:proofErr w:type="spellStart"/>
-            <w:r>
-              <w:rPr>
-                <w:rFonts w:ascii="Arial" w:eastAsia="Times New Roman" w:hAnsi="Arial" w:cs="Arial"/>
-                <w:kern w:val="0"/>
-                <w:lang w:eastAsia="en-IN"/>
-                <w14:ligatures w14:val="none"/>
-              </w:rPr>
-              <w:t>BigQuery</w:t>
-            </w:r>
-            <w:proofErr w:type="spellEnd"/>
           </w:p>
         </w:tc>
       </w:tr>
@@ -8949,19 +9185,8 @@
                 <w:lang w:eastAsia="en-IN"/>
                 <w14:ligatures w14:val="none"/>
               </w:rPr>
-              <w:t xml:space="preserve">Loads rejected files to </w:t>
+              <w:t>Loads rejected files to BigQuery</w:t>
             </w:r>
-            <w:proofErr w:type="spellStart"/>
-            <w:r>
-              <w:rPr>
-                <w:rFonts w:ascii="Arial" w:eastAsia="Times New Roman" w:hAnsi="Arial" w:cs="Arial"/>
-                <w:kern w:val="0"/>
-                <w:lang w:eastAsia="en-IN"/>
-                <w14:ligatures w14:val="none"/>
-              </w:rPr>
-              <w:t>BigQuery</w:t>
-            </w:r>
-            <w:proofErr w:type="spellEnd"/>
           </w:p>
         </w:tc>
       </w:tr>
@@ -8991,7 +9216,6 @@
                 <w14:ligatures w14:val="none"/>
               </w:rPr>
             </w:pPr>
-            <w:proofErr w:type="spellStart"/>
             <w:r>
               <w:rPr>
                 <w:rFonts w:ascii="Arial" w:eastAsia="Times New Roman" w:hAnsi="Arial" w:cs="Arial"/>
@@ -9003,7 +9227,6 @@
               </w:rPr>
               <w:t>BigQuery</w:t>
             </w:r>
-            <w:proofErr w:type="spellEnd"/>
           </w:p>
         </w:tc>
         <w:tc>
@@ -9028,7 +9251,6 @@
                 <w14:ligatures w14:val="none"/>
               </w:rPr>
             </w:pPr>
-            <w:proofErr w:type="spellStart"/>
             <w:r>
               <w:rPr>
                 <w:rFonts w:ascii="Arial" w:eastAsia="Times New Roman" w:hAnsi="Arial" w:cs="Arial"/>
@@ -9040,7 +9262,6 @@
               </w:rPr>
               <w:t>valid_trades</w:t>
             </w:r>
-            <w:proofErr w:type="spellEnd"/>
           </w:p>
         </w:tc>
         <w:tc>
@@ -9065,7 +9286,6 @@
                 <w14:ligatures w14:val="none"/>
               </w:rPr>
             </w:pPr>
-            <w:proofErr w:type="gramStart"/>
             <w:r>
               <w:rPr>
                 <w:rFonts w:ascii="Arial" w:eastAsia="Times New Roman" w:hAnsi="Arial" w:cs="Arial"/>
@@ -9073,17 +9293,7 @@
                 <w:lang w:eastAsia="en-IN"/>
                 <w14:ligatures w14:val="none"/>
               </w:rPr>
-              <w:t>Final destination</w:t>
-            </w:r>
-            <w:proofErr w:type="gramEnd"/>
-            <w:r>
-              <w:rPr>
-                <w:rFonts w:ascii="Arial" w:eastAsia="Times New Roman" w:hAnsi="Arial" w:cs="Arial"/>
-                <w:kern w:val="0"/>
-                <w:lang w:eastAsia="en-IN"/>
-                <w14:ligatures w14:val="none"/>
-              </w:rPr>
-              <w:t xml:space="preserve"> for analysis</w:t>
+              <w:t>Final destination for analysis</w:t>
             </w:r>
           </w:p>
         </w:tc>
@@ -9446,6 +9656,119 @@
     </w:lvl>
   </w:abstractNum>
   <w:abstractNum w:abstractNumId="3" w15:restartNumberingAfterBreak="0">
+    <w:nsid w:val="40A410B2"/>
+    <w:multiLevelType w:val="hybridMultilevel"/>
+    <w:tmpl w:val="4180523E"/>
+    <w:lvl w:ilvl="0" w:tplc="40090001">
+      <w:start w:val="1"/>
+      <w:numFmt w:val="bullet"/>
+      <w:lvlText w:val=""/>
+      <w:lvlJc w:val="left"/>
+      <w:pPr>
+        <w:ind w:left="360" w:hanging="360"/>
+      </w:pPr>
+      <w:rPr>
+        <w:rFonts w:ascii="Symbol" w:hAnsi="Symbol" w:hint="default"/>
+      </w:rPr>
+    </w:lvl>
+    <w:lvl w:ilvl="1" w:tplc="40090003" w:tentative="1">
+      <w:start w:val="1"/>
+      <w:numFmt w:val="bullet"/>
+      <w:lvlText w:val="o"/>
+      <w:lvlJc w:val="left"/>
+      <w:pPr>
+        <w:ind w:left="1080" w:hanging="360"/>
+      </w:pPr>
+      <w:rPr>
+        <w:rFonts w:ascii="Courier New" w:hAnsi="Courier New" w:cs="Courier New" w:hint="default"/>
+      </w:rPr>
+    </w:lvl>
+    <w:lvl w:ilvl="2" w:tplc="40090005" w:tentative="1">
+      <w:start w:val="1"/>
+      <w:numFmt w:val="bullet"/>
+      <w:lvlText w:val=""/>
+      <w:lvlJc w:val="left"/>
+      <w:pPr>
+        <w:ind w:left="1800" w:hanging="360"/>
+      </w:pPr>
+      <w:rPr>
+        <w:rFonts w:ascii="Wingdings" w:hAnsi="Wingdings" w:hint="default"/>
+      </w:rPr>
+    </w:lvl>
+    <w:lvl w:ilvl="3" w:tplc="40090001" w:tentative="1">
+      <w:start w:val="1"/>
+      <w:numFmt w:val="bullet"/>
+      <w:lvlText w:val=""/>
+      <w:lvlJc w:val="left"/>
+      <w:pPr>
+        <w:ind w:left="2520" w:hanging="360"/>
+      </w:pPr>
+      <w:rPr>
+        <w:rFonts w:ascii="Symbol" w:hAnsi="Symbol" w:hint="default"/>
+      </w:rPr>
+    </w:lvl>
+    <w:lvl w:ilvl="4" w:tplc="40090003" w:tentative="1">
+      <w:start w:val="1"/>
+      <w:numFmt w:val="bullet"/>
+      <w:lvlText w:val="o"/>
+      <w:lvlJc w:val="left"/>
+      <w:pPr>
+        <w:ind w:left="3240" w:hanging="360"/>
+      </w:pPr>
+      <w:rPr>
+        <w:rFonts w:ascii="Courier New" w:hAnsi="Courier New" w:cs="Courier New" w:hint="default"/>
+      </w:rPr>
+    </w:lvl>
+    <w:lvl w:ilvl="5" w:tplc="40090005" w:tentative="1">
+      <w:start w:val="1"/>
+      <w:numFmt w:val="bullet"/>
+      <w:lvlText w:val=""/>
+      <w:lvlJc w:val="left"/>
+      <w:pPr>
+        <w:ind w:left="3960" w:hanging="360"/>
+      </w:pPr>
+      <w:rPr>
+        <w:rFonts w:ascii="Wingdings" w:hAnsi="Wingdings" w:hint="default"/>
+      </w:rPr>
+    </w:lvl>
+    <w:lvl w:ilvl="6" w:tplc="40090001" w:tentative="1">
+      <w:start w:val="1"/>
+      <w:numFmt w:val="bullet"/>
+      <w:lvlText w:val=""/>
+      <w:lvlJc w:val="left"/>
+      <w:pPr>
+        <w:ind w:left="4680" w:hanging="360"/>
+      </w:pPr>
+      <w:rPr>
+        <w:rFonts w:ascii="Symbol" w:hAnsi="Symbol" w:hint="default"/>
+      </w:rPr>
+    </w:lvl>
+    <w:lvl w:ilvl="7" w:tplc="40090003" w:tentative="1">
+      <w:start w:val="1"/>
+      <w:numFmt w:val="bullet"/>
+      <w:lvlText w:val="o"/>
+      <w:lvlJc w:val="left"/>
+      <w:pPr>
+        <w:ind w:left="5400" w:hanging="360"/>
+      </w:pPr>
+      <w:rPr>
+        <w:rFonts w:ascii="Courier New" w:hAnsi="Courier New" w:cs="Courier New" w:hint="default"/>
+      </w:rPr>
+    </w:lvl>
+    <w:lvl w:ilvl="8" w:tplc="40090005" w:tentative="1">
+      <w:start w:val="1"/>
+      <w:numFmt w:val="bullet"/>
+      <w:lvlText w:val=""/>
+      <w:lvlJc w:val="left"/>
+      <w:pPr>
+        <w:ind w:left="6120" w:hanging="360"/>
+      </w:pPr>
+      <w:rPr>
+        <w:rFonts w:ascii="Wingdings" w:hAnsi="Wingdings" w:hint="default"/>
+      </w:rPr>
+    </w:lvl>
+  </w:abstractNum>
+  <w:abstractNum w:abstractNumId="4" w15:restartNumberingAfterBreak="0">
     <w:nsid w:val="446C37E0"/>
     <w:multiLevelType w:val="multilevel"/>
     <w:tmpl w:val="A380F0B8"/>
@@ -9558,7 +9881,7 @@
       </w:pPr>
     </w:lvl>
   </w:abstractNum>
-  <w:abstractNum w:abstractNumId="4" w15:restartNumberingAfterBreak="0">
+  <w:abstractNum w:abstractNumId="5" w15:restartNumberingAfterBreak="0">
     <w:nsid w:val="4AD1032F"/>
     <w:multiLevelType w:val="multilevel"/>
     <w:tmpl w:val="7ED2E434"/>
@@ -9671,7 +9994,7 @@
       </w:pPr>
     </w:lvl>
   </w:abstractNum>
-  <w:abstractNum w:abstractNumId="5" w15:restartNumberingAfterBreak="0">
+  <w:abstractNum w:abstractNumId="6" w15:restartNumberingAfterBreak="0">
     <w:nsid w:val="4AFB499E"/>
     <w:multiLevelType w:val="multilevel"/>
     <w:tmpl w:val="002A9F04"/>
@@ -9784,7 +10107,7 @@
       </w:pPr>
     </w:lvl>
   </w:abstractNum>
-  <w:abstractNum w:abstractNumId="6" w15:restartNumberingAfterBreak="0">
+  <w:abstractNum w:abstractNumId="7" w15:restartNumberingAfterBreak="0">
     <w:nsid w:val="61BF1DD1"/>
     <w:multiLevelType w:val="multilevel"/>
     <w:tmpl w:val="316A0D9A"/>
@@ -9897,7 +10220,7 @@
       </w:pPr>
     </w:lvl>
   </w:abstractNum>
-  <w:abstractNum w:abstractNumId="7" w15:restartNumberingAfterBreak="0">
+  <w:abstractNum w:abstractNumId="8" w15:restartNumberingAfterBreak="0">
     <w:nsid w:val="655C354B"/>
     <w:multiLevelType w:val="multilevel"/>
     <w:tmpl w:val="8BC4760A"/>
@@ -10010,7 +10333,7 @@
       </w:pPr>
     </w:lvl>
   </w:abstractNum>
-  <w:abstractNum w:abstractNumId="8" w15:restartNumberingAfterBreak="0">
+  <w:abstractNum w:abstractNumId="9" w15:restartNumberingAfterBreak="0">
     <w:nsid w:val="76975CB9"/>
     <w:multiLevelType w:val="multilevel"/>
     <w:tmpl w:val="F3C098D8"/>
@@ -10124,31 +10447,34 @@
     </w:lvl>
   </w:abstractNum>
   <w:num w:numId="1" w16cid:durableId="1933657321">
-    <w:abstractNumId w:val="5"/>
+    <w:abstractNumId w:val="6"/>
   </w:num>
   <w:num w:numId="2" w16cid:durableId="210533109">
-    <w:abstractNumId w:val="8"/>
+    <w:abstractNumId w:val="9"/>
   </w:num>
   <w:num w:numId="3" w16cid:durableId="182936387">
     <w:abstractNumId w:val="2"/>
   </w:num>
   <w:num w:numId="4" w16cid:durableId="533925695">
-    <w:abstractNumId w:val="4"/>
+    <w:abstractNumId w:val="5"/>
   </w:num>
   <w:num w:numId="5" w16cid:durableId="275795575">
-    <w:abstractNumId w:val="6"/>
+    <w:abstractNumId w:val="7"/>
   </w:num>
   <w:num w:numId="6" w16cid:durableId="1659923417">
-    <w:abstractNumId w:val="7"/>
+    <w:abstractNumId w:val="8"/>
   </w:num>
   <w:num w:numId="7" w16cid:durableId="1172376997">
-    <w:abstractNumId w:val="3"/>
+    <w:abstractNumId w:val="4"/>
   </w:num>
   <w:num w:numId="8" w16cid:durableId="707073014">
     <w:abstractNumId w:val="1"/>
   </w:num>
   <w:num w:numId="9" w16cid:durableId="298658134">
     <w:abstractNumId w:val="0"/>
+  </w:num>
+  <w:num w:numId="10" w16cid:durableId="1295406387">
+    <w:abstractNumId w:val="3"/>
   </w:num>
 </w:numbering>
 </file>
